--- a/docs/facilitator-guide.docx
+++ b/docs/facilitator-guide.docx
@@ -2648,6 +2648,184 @@
         <w:rPr>
           <w:b/>
         </w:rPr>
+        <w:t xml:space="preserve">AadCredentialDisallowedByAppManagementPolicy — enabling Entra Kerberos fails</w:t>
+      </w:r>
+      <w:r>
+        <w:t xml:space="preserve"> </w:t>
+      </w:r>
+      <w:r>
+        <w:t xml:space="preserve">Cause: enabling AADKERB adds a symmetric (password) key to the auto-created</w:t>
+      </w:r>
+      <w:r>
+        <w:t xml:space="preserve"> </w:t>
+      </w:r>
+      <w:r>
+        <w:t xml:space="preserve">storage app, but a tenant App Management Policy forbids password-credential</w:t>
+      </w:r>
+      <w:r>
+        <w:t xml:space="preserve"> </w:t>
+      </w:r>
+      <w:r>
+        <w:t xml:space="preserve">addition (or caps key lifetime &lt; 366 days). Very common in corporate/hardened</w:t>
+      </w:r>
+      <w:r>
+        <w:t xml:space="preserve"> </w:t>
+      </w:r>
+      <w:r>
+        <w:t xml:space="preserve">tenants — it’s why the lab asks for a dev tenant. Fix (Global Admin): grant an</w:t>
+      </w:r>
+      <w:r>
+        <w:t xml:space="preserve"> </w:t>
+      </w:r>
+      <w:r>
+        <w:t xml:space="preserve">exception for the</w:t>
+      </w:r>
+      <w:r>
+        <w:t xml:space="preserve"> </w:t>
+      </w:r>
+      <w:r>
+        <w:rPr>
+          <w:b/>
+        </w:rPr>
+        <w:t xml:space="preserve">Storage Resource Provider</w:t>
+      </w:r>
+      <w:r>
+        <w:t xml:space="preserve"> </w:t>
+      </w:r>
+      <w:r>
+        <w:t xml:space="preserve">(app ID</w:t>
+      </w:r>
+      <w:r>
+        <w:t xml:space="preserve"> </w:t>
+      </w:r>
+      <w:r>
+        <w:rPr>
+          <w:rStyle w:val="VerbatimChar"/>
+        </w:rPr>
+        <w:t xml:space="preserve">a6aa9161-5291-40bb-8c5c-923b567bee3b</w:t>
+      </w:r>
+      <w:r>
+        <w:t xml:space="preserve">) on the</w:t>
+      </w:r>
+      <w:r>
+        <w:t xml:space="preserve"> </w:t>
+      </w:r>
+      <w:r>
+        <w:t xml:space="preserve">“</w:t>
+      </w:r>
+      <w:r>
+        <w:t xml:space="preserve">Block password addition</w:t>
+      </w:r>
+      <w:r>
+        <w:t xml:space="preserve">”</w:t>
+      </w:r>
+      <w:r>
+        <w:t xml:space="preserve"> </w:t>
+      </w:r>
+      <w:r>
+        <w:t xml:space="preserve">and</w:t>
+      </w:r>
+      <w:r>
+        <w:t xml:space="preserve"> </w:t>
+      </w:r>
+      <w:r>
+        <w:t xml:space="preserve">“</w:t>
+      </w:r>
+      <w:r>
+        <w:t xml:space="preserve">Restrict max password lifetime</w:t>
+      </w:r>
+      <w:r>
+        <w:t xml:space="preserve">”</w:t>
+      </w:r>
+      <w:r>
+        <w:t xml:space="preserve"> </w:t>
+      </w:r>
+      <w:r>
+        <w:t xml:space="preserve">settings at</w:t>
+      </w:r>
+      <w:r>
+        <w:t xml:space="preserve"> </w:t>
+      </w:r>
+      <w:hyperlink r:id="rId33">
+        <w:r>
+          <w:rPr>
+            <w:rStyle w:val="Hyperlink"/>
+          </w:rPr>
+          <w:t xml:space="preserve">https://aka.ms/app-mgmt-policy-ux</w:t>
+        </w:r>
+      </w:hyperlink>
+      <w:r>
+        <w:t xml:space="preserve">,</w:t>
+      </w:r>
+      <w:r>
+        <w:t xml:space="preserve"> </w:t>
+      </w:r>
+      <w:r>
+        <w:t xml:space="preserve">then re-run</w:t>
+      </w:r>
+      <w:r>
+        <w:t xml:space="preserve"> </w:t>
+      </w:r>
+      <w:r>
+        <w:rPr>
+          <w:rStyle w:val="VerbatimChar"/>
+        </w:rPr>
+        <w:t xml:space="preserve">setup.ps1</w:t>
+      </w:r>
+      <w:r>
+        <w:t xml:space="preserve">. If policy can’t change, use a subscription whose tenant</w:t>
+      </w:r>
+      <w:r>
+        <w:t xml:space="preserve"> </w:t>
+      </w:r>
+      <w:r>
+        <w:t xml:space="preserve">has no such policy. Note the storage account is left in</w:t>
+      </w:r>
+      <w:r>
+        <w:t xml:space="preserve"> </w:t>
+      </w:r>
+      <w:r>
+        <w:rPr>
+          <w:rStyle w:val="VerbatimChar"/>
+        </w:rPr>
+        <w:t xml:space="preserve">None</w:t>
+      </w:r>
+      <w:r>
+        <w:t xml:space="preserve"> </w:t>
+      </w:r>
+      <w:r>
+        <w:t xml:space="preserve">state after a</w:t>
+      </w:r>
+      <w:r>
+        <w:t xml:space="preserve"> </w:t>
+      </w:r>
+      <w:r>
+        <w:t xml:space="preserve">failed attempt (AD DS already disabled) —</w:t>
+      </w:r>
+      <w:r>
+        <w:t xml:space="preserve"> </w:t>
+      </w:r>
+      <w:r>
+        <w:rPr>
+          <w:rStyle w:val="VerbatimChar"/>
+        </w:rPr>
+        <w:t xml:space="preserve">setup.ps1</w:t>
+      </w:r>
+      <w:r>
+        <w:t xml:space="preserve"> </w:t>
+      </w:r>
+      <w:r>
+        <w:t xml:space="preserve">is idempotent and resumes.</w:t>
+      </w:r>
+    </w:p>
+    <w:p>
+      <w:pPr>
+        <w:pStyle w:val="BodyText"/>
+      </w:pPr>
+      <w:r>
+        <w:rPr>
+          <w:b/>
+        </w:rPr>
         <w:t xml:space="preserve">MFA / Conditional Access (discussion only)</w:t>
       </w:r>
       <w:r>
@@ -2789,11 +2967,11 @@
       <w:pPr>
         <w:pStyle w:val="Heading1"/>
       </w:pPr>
-      <w:bookmarkStart w:id="33" w:name="troubleshooting-toolkit-both-sessions"/>
+      <w:bookmarkStart w:id="34" w:name="troubleshooting-toolkit-both-sessions"/>
       <w:r>
         <w:t xml:space="preserve">Troubleshooting toolkit (both sessions)</w:t>
       </w:r>
-      <w:bookmarkEnd w:id="33"/>
+      <w:bookmarkEnd w:id="34"/>
     </w:p>
     <w:p>
       <w:pPr>
@@ -2923,11 +3101,11 @@
       <w:pPr>
         <w:pStyle w:val="Heading1"/>
       </w:pPr>
-      <w:bookmarkStart w:id="34" w:name="references"/>
+      <w:bookmarkStart w:id="35" w:name="references"/>
       <w:r>
         <w:t xml:space="preserve">References</w:t>
       </w:r>
-      <w:bookmarkEnd w:id="34"/>
+      <w:bookmarkEnd w:id="35"/>
     </w:p>
     <w:p>
       <w:pPr>

--- a/docs/facilitator-guide.docx
+++ b/docs/facilitator-guide.docx
@@ -329,7 +329,7 @@
               <w:jc w:val="left"/>
             </w:pPr>
             <w:r>
-              <w:t xml:space="preserve">Welcome. Everyone runs</w:t>
+              <w:t xml:space="preserve">Welcome. Everyone starts</w:t>
             </w:r>
             <w:r>
               <w:t xml:space="preserve"> </w:t>
@@ -344,7 +344,7 @@
               <w:t xml:space="preserve"> </w:t>
             </w:r>
             <w:r>
-              <w:t xml:space="preserve">(verify no errors in step 1/7 before moving on).</w:t>
+              <w:t xml:space="preserve">in Cloud Shell (verify step 1/9 is running before moving on).</w:t>
             </w:r>
           </w:p>
         </w:tc>
@@ -368,7 +368,37 @@
               <w:jc w:val="left"/>
             </w:pPr>
             <w:r>
-              <w:t xml:space="preserve">Slides: Kerberos fundamentals → Azure Files auth matrix → three security layers → what the automation is doing right now. Poll deployment progress at ~0:20.</w:t>
+              <w:t xml:space="preserve">Slides. Two blocks:</w:t>
+            </w:r>
+            <w:r>
+              <w:t xml:space="preserve"> </w:t>
+            </w:r>
+            <w:r>
+              <w:rPr>
+                <w:b/>
+              </w:rPr>
+              <w:t xml:space="preserve">mechanism</w:t>
+            </w:r>
+            <w:r>
+              <w:t xml:space="preserve"> </w:t>
+            </w:r>
+            <w:r>
+              <w:t xml:space="preserve">(what the join creates → when tickets are issued → what decrypts what) and</w:t>
+            </w:r>
+            <w:r>
+              <w:t xml:space="preserve"> </w:t>
+            </w:r>
+            <w:r>
+              <w:rPr>
+                <w:b/>
+              </w:rPr>
+              <w:t xml:space="preserve">evidence</w:t>
+            </w:r>
+            <w:r>
+              <w:t xml:space="preserve"> </w:t>
+            </w:r>
+            <w:r>
+              <w:t xml:space="preserve">(where the truth lives → reading a failed exchange). Poll deployment progress at ~0:26.</w:t>
             </w:r>
           </w:p>
         </w:tc>
@@ -392,31 +422,7 @@
               <w:jc w:val="left"/>
             </w:pPr>
             <w:r>
-              <w:t xml:space="preserve">Lab 1 (healthy state): RDP to client as</w:t>
-            </w:r>
-            <w:r>
-              <w:t xml:space="preserve"> </w:t>
-            </w:r>
-            <w:r>
-              <w:rPr>
-                <w:rStyle w:val="VerbatimChar"/>
-              </w:rPr>
-              <w:t xml:space="preserve">CONTOSO\labuser1</w:t>
-            </w:r>
-            <w:r>
-              <w:t xml:space="preserve">,</w:t>
-            </w:r>
-            <w:r>
-              <w:t xml:space="preserve"> </w:t>
-            </w:r>
-            <w:r>
-              <w:rPr>
-                <w:rStyle w:val="VerbatimChar"/>
-              </w:rPr>
-              <w:t xml:space="preserve">klist purge</w:t>
-            </w:r>
-            <w:r>
-              <w:t xml:space="preserve">, mount, inspect the</w:t>
+              <w:t xml:space="preserve">Lab 1 (healthy state): mount, inspect the</w:t>
             </w:r>
             <w:r>
               <w:t xml:space="preserve"> </w:t>
@@ -431,7 +437,34 @@
               <w:t xml:space="preserve"> </w:t>
             </w:r>
             <w:r>
-              <w:t xml:space="preserve">ticket, create a file.</w:t>
+              <w:t xml:space="preserve">ticket, and</w:t>
+            </w:r>
+            <w:r>
+              <w:t xml:space="preserve"> </w:t>
+            </w:r>
+            <w:r>
+              <w:rPr>
+                <w:b/>
+              </w:rPr>
+              <w:t xml:space="preserve">capture a known-good trace</w:t>
+            </w:r>
+            <w:r>
+              <w:t xml:space="preserve"> </w:t>
+            </w:r>
+            <w:r>
+              <w:t xml:space="preserve">with</w:t>
+            </w:r>
+            <w:r>
+              <w:t xml:space="preserve"> </w:t>
+            </w:r>
+            <w:r>
+              <w:rPr>
+                <w:rStyle w:val="VerbatimChar"/>
+              </w:rPr>
+              <w:t xml:space="preserve">Get-KerberosEvidence.ps1</w:t>
+            </w:r>
+            <w:r>
+              <w:t xml:space="preserve">.</w:t>
             </w:r>
           </w:p>
         </w:tc>
@@ -455,7 +488,22 @@
               <w:jc w:val="left"/>
             </w:pPr>
             <w:r>
-              <w:t xml:space="preserve">Labs 2–4 (break/fix): presenter injects faults; attendees diagnose with the toolkit, then repair. Order: PasswordMismatch → SpnBroken → Block445. Keep EtypeMismatch and NoShareAccess as backups if time allows.</w:t>
+              <w:t xml:space="preserve">Labs 2–4 (break/fix): inject, reproduce, then diagnose</w:t>
+            </w:r>
+            <w:r>
+              <w:t xml:space="preserve"> </w:t>
+            </w:r>
+            <w:r>
+              <w:rPr>
+                <w:b/>
+              </w:rPr>
+              <w:t xml:space="preserve">from evidence</w:t>
+            </w:r>
+            <w:r>
+              <w:t xml:space="preserve"> </w:t>
+            </w:r>
+            <w:r>
+              <w:t xml:space="preserve">(trace + event 4769), repair. Order: PasswordMismatch → SpnBroken → Block445/NoShareAccess.</w:t>
             </w:r>
           </w:p>
         </w:tc>
@@ -479,7 +527,7 @@
               <w:jc w:val="left"/>
             </w:pPr>
             <w:r>
-              <w:t xml:space="preserve">Wrap-up: troubleshooting decision tree, Session 2 teaser.</w:t>
+              <w:t xml:space="preserve">Wrap-up: triage table, Session 2 teaser.</w:t>
             </w:r>
             <w:r>
               <w:t xml:space="preserve"> </w:t>
@@ -513,9 +561,9 @@
       <w:pPr>
         <w:pStyle w:val="Heading2"/>
       </w:pPr>
-      <w:bookmarkStart w:id="24" w:name="X336b509ec6c91d4dec7f9253b330d2ebbd99fc6"/>
-      <w:r>
-        <w:t xml:space="preserve">Talking points while deploying (10 concept slides ≈ 25 min)</w:t>
+      <w:bookmarkStart w:id="24" w:name="Xcd75b42ee58fd2fcaaa7ebb78eba121779e18e0"/>
+      <w:r>
+        <w:t xml:space="preserve">Talking points while deploying (13 concept slides ≈ 25 min)</w:t>
       </w:r>
       <w:bookmarkEnd w:id="24"/>
     </w:p>
@@ -524,7 +572,81 @@
         <w:pStyle w:val="FirstParagraph"/>
       </w:pPr>
       <w:r>
-        <w:t xml:space="preserve">The Kerberos</w:t>
+        <w:t xml:space="preserve">This audience knows Kerberos — don’t teach the protocol, teach</w:t>
+      </w:r>
+      <w:r>
+        <w:t xml:space="preserve"> </w:t>
+      </w:r>
+      <w:r>
+        <w:rPr>
+          <w:b/>
+        </w:rPr>
+        <w:t xml:space="preserve">where Azure</w:t>
+      </w:r>
+      <w:r>
+        <w:rPr>
+          <w:b/>
+        </w:rPr>
+        <w:t xml:space="preserve"> </w:t>
+      </w:r>
+      <w:r>
+        <w:rPr>
+          <w:b/>
+        </w:rPr>
+        <w:t xml:space="preserve">Files sits in it and how to prove where it broke</w:t>
+      </w:r>
+      <w:r>
+        <w:t xml:space="preserve">. Slide 4 sets up the four</w:t>
+      </w:r>
+      <w:r>
+        <w:t xml:space="preserve"> </w:t>
+      </w:r>
+      <w:r>
+        <w:t xml:space="preserve">stages (AS / TGS / SessionSetup / TreeConnect) and names event 4769 for the</w:t>
+      </w:r>
+      <w:r>
+        <w:t xml:space="preserve"> </w:t>
+      </w:r>
+      <w:r>
+        <w:t xml:space="preserve">first time.</w:t>
+      </w:r>
+    </w:p>
+    <w:p>
+      <w:pPr>
+        <w:pStyle w:val="BodyText"/>
+      </w:pPr>
+      <w:r>
+        <w:t xml:space="preserve">Give the most time to two clusters. First, the</w:t>
+      </w:r>
+      <w:r>
+        <w:t xml:space="preserve"> </w:t>
+      </w:r>
+      <w:r>
+        <w:rPr>
+          <w:b/>
+        </w:rPr>
+        <w:t xml:space="preserve">mechanism trio</w:t>
+      </w:r>
+      <w:r>
+        <w:t xml:space="preserve">: what a domain</w:t>
+      </w:r>
+      <w:r>
+        <w:t xml:space="preserve"> </w:t>
+      </w:r>
+      <w:r>
+        <w:t xml:space="preserve">join actually creates (AD account + password = kerb key + SPN), when tickets are</w:t>
+      </w:r>
+      <w:r>
+        <w:t xml:space="preserve"> </w:t>
+      </w:r>
+      <w:r>
+        <w:t xml:space="preserve">issued and where they’re cached, and — the payoff — what encrypts what, ending</w:t>
+      </w:r>
+      <w:r>
+        <w:t xml:space="preserve"> </w:t>
+      </w:r>
+      <w:r>
+        <w:t xml:space="preserve">with</w:t>
       </w:r>
       <w:r>
         <w:t xml:space="preserve"> </w:t>
@@ -533,7 +655,7 @@
         <w:t xml:space="preserve">“</w:t>
       </w:r>
       <w:r>
-        <w:t xml:space="preserve">kingdom</w:t>
+        <w:t xml:space="preserve">if neither kerb key opens the ticket, that’s 1396.</w:t>
       </w:r>
       <w:r>
         <w:t xml:space="preserve">”</w:t>
@@ -542,13 +664,37 @@
         <w:t xml:space="preserve"> </w:t>
       </w:r>
       <w:r>
-        <w:t xml:space="preserve">analogy (king = AS, queen = TGS, ticket = ST) lands</w:t>
-      </w:r>
-      <w:r>
-        <w:t xml:space="preserve"> </w:t>
-      </w:r>
-      <w:r>
-        <w:t xml:space="preserve">well before showing AS-REQ/TGS-REQ/AP-REQ. Emphasize what</w:t>
+        <w:t xml:space="preserve">Second, the</w:t>
+      </w:r>
+      <w:r>
+        <w:t xml:space="preserve"> </w:t>
+      </w:r>
+      <w:r>
+        <w:rPr>
+          <w:b/>
+        </w:rPr>
+        <w:t xml:space="preserve">evidence</w:t>
+      </w:r>
+      <w:r>
+        <w:rPr>
+          <w:b/>
+        </w:rPr>
+        <w:t xml:space="preserve"> </w:t>
+      </w:r>
+      <w:r>
+        <w:rPr>
+          <w:b/>
+        </w:rPr>
+        <w:t xml:space="preserve">pair</w:t>
+      </w:r>
+      <w:r>
+        <w:t xml:space="preserve">: the five sources and what each uniquely answers, then the KRB-ERROR →</w:t>
+      </w:r>
+      <w:r>
+        <w:t xml:space="preserve"> </w:t>
+      </w:r>
+      <w:r>
+        <w:t xml:space="preserve">stage mapping. The two rows that matter most there are</w:t>
       </w:r>
       <w:r>
         <w:t xml:space="preserve"> </w:t>
@@ -557,13 +703,7 @@
         <w:t xml:space="preserve">“</w:t>
       </w:r>
       <w:r>
-        <w:t xml:space="preserve">domain joining a</w:t>
-      </w:r>
-      <w:r>
-        <w:t xml:space="preserve"> </w:t>
-      </w:r>
-      <w:r>
-        <w:t xml:space="preserve">storage account</w:t>
+        <w:t xml:space="preserve">no 4769 at all</w:t>
       </w:r>
       <w:r>
         <w:t xml:space="preserve">”</w:t>
@@ -572,37 +712,13 @@
         <w:t xml:space="preserve"> </w:t>
       </w:r>
       <w:r>
-        <w:t xml:space="preserve">actually is: a computer account in AD whose password is the</w:t>
-      </w:r>
-      <w:r>
-        <w:t xml:space="preserve"> </w:t>
-      </w:r>
-      <w:r>
-        <w:t xml:space="preserve">storage account’s kerb1 key and whose SPN is</w:t>
-      </w:r>
-      <w:r>
-        <w:t xml:space="preserve"> </w:t>
-      </w:r>
-      <w:r>
-        <w:rPr>
-          <w:rStyle w:val="VerbatimChar"/>
-        </w:rPr>
-        <w:t xml:space="preserve">cifs/&lt;sa&gt;.file.core.windows.net</w:t>
-      </w:r>
-      <w:r>
-        <w:t xml:space="preserve">. Once attendees hold that mental model,</w:t>
-      </w:r>
-      <w:r>
-        <w:t xml:space="preserve"> </w:t>
-      </w:r>
-      <w:r>
-        <w:t xml:space="preserve">faults 1 and 2 become obvious rather than mysterious. Also stress the three</w:t>
-      </w:r>
-      <w:r>
-        <w:t xml:space="preserve"> </w:t>
-      </w:r>
-      <w:r>
-        <w:t xml:space="preserve">authorization layers (storage firewall → share-level RBAC → NTFS), because</w:t>
+        <w:t xml:space="preserve">(the</w:t>
+      </w:r>
+      <w:r>
+        <w:t xml:space="preserve"> </w:t>
+      </w:r>
+      <w:r>
+        <w:t xml:space="preserve">client never asked) and</w:t>
       </w:r>
       <w:r>
         <w:t xml:space="preserve"> </w:t>
@@ -611,7 +727,7 @@
         <w:t xml:space="preserve">“</w:t>
       </w:r>
       <w:r>
-        <w:t xml:space="preserve">Kerberos succeeded but access denied</w:t>
+        <w:t xml:space="preserve">4769 success + ACCESS_DENIED</w:t>
       </w:r>
       <w:r>
         <w:t xml:space="preserve">”</w:t>
@@ -620,43 +736,33 @@
         <w:t xml:space="preserve"> </w:t>
       </w:r>
       <w:r>
-        <w:t xml:space="preserve">confusion is the single most common</w:t>
-      </w:r>
-      <w:r>
-        <w:t xml:space="preserve"> </w:t>
-      </w:r>
-      <w:r>
-        <w:t xml:space="preserve">support pattern. Three slides deserve extra time: line-of-sight mechanics</w:t>
-      </w:r>
-      <w:r>
-        <w:t xml:space="preserve"> </w:t>
-      </w:r>
-      <w:r>
-        <w:t xml:space="preserve">(DNS → DC locator → ports — most attendees have never seen it broken down),</w:t>
-      </w:r>
-      <w:r>
-        <w:t xml:space="preserve"> </w:t>
-      </w:r>
-      <w:r>
-        <w:t xml:space="preserve">the 2026 RC4 retirement (live issue this year; the lab deploys AES-256 and</w:t>
-      </w:r>
-      <w:r>
-        <w:t xml:space="preserve"> </w:t>
-      </w:r>
-      <w:r>
-        <w:t xml:space="preserve">the slide explains the migration), and share-level permission options</w:t>
-      </w:r>
-      <w:r>
-        <w:t xml:space="preserve"> </w:t>
-      </w:r>
-      <w:r>
-        <w:t xml:space="preserve">(per-identity RBAC vs default share permission — sets up the NoShareAccess</w:t>
-      </w:r>
-      <w:r>
-        <w:t xml:space="preserve"> </w:t>
-      </w:r>
-      <w:r>
-        <w:t xml:space="preserve">fault).</w:t>
+        <w:t xml:space="preserve">(authorization, not</w:t>
+      </w:r>
+      <w:r>
+        <w:t xml:space="preserve"> </w:t>
+      </w:r>
+      <w:r>
+        <w:t xml:space="preserve">authentication).</w:t>
+      </w:r>
+    </w:p>
+    <w:p>
+      <w:pPr>
+        <w:pStyle w:val="BodyText"/>
+      </w:pPr>
+      <w:r>
+        <w:t xml:space="preserve">The remaining slides — identity sources, line of sight, RC4 retirement, the</w:t>
+      </w:r>
+      <w:r>
+        <w:t xml:space="preserve"> </w:t>
+      </w:r>
+      <w:r>
+        <w:t xml:space="preserve">three doors, the effective-access matrix — are 1 minute each. The RC4 slide</w:t>
+      </w:r>
+      <w:r>
+        <w:t xml:space="preserve"> </w:t>
+      </w:r>
+      <w:r>
+        <w:t xml:space="preserve">lands better if you tie it back to key derivation from the mechanism trio.</w:t>
       </w:r>
     </w:p>
     <w:p>
@@ -686,7 +792,28 @@
         <w:t xml:space="preserve">CONTOSO\labuser1</w:t>
       </w:r>
       <w:r>
-        <w:t xml:space="preserve">:</w:t>
+        <w:t xml:space="preserve">, mount and inspect —</w:t>
+      </w:r>
+      <w:r>
+        <w:t xml:space="preserve"> </w:t>
+      </w:r>
+      <w:r>
+        <w:t xml:space="preserve">then insist everyone runs the collector once on the</w:t>
+      </w:r>
+      <w:r>
+        <w:t xml:space="preserve"> </w:t>
+      </w:r>
+      <w:r>
+        <w:rPr>
+          <w:b/>
+        </w:rPr>
+        <w:t xml:space="preserve">working</w:t>
+      </w:r>
+      <w:r>
+        <w:t xml:space="preserve"> </w:t>
+      </w:r>
+      <w:r>
+        <w:t xml:space="preserve">mount:</w:t>
       </w:r>
     </w:p>
     <w:p>
@@ -697,34 +824,7 @@
         <w:rPr>
           <w:rStyle w:val="VerbatimChar"/>
         </w:rPr>
-        <w:t xml:space="preserve">klist purge</w:t>
-      </w:r>
-      <w:r>
-        <w:br/>
-      </w:r>
-      <w:r>
-        <w:rPr>
-          <w:rStyle w:val="VerbatimChar"/>
-        </w:rPr>
-        <w:t xml:space="preserve">klist get cifs/&lt;sa&gt;.file.core.windows.net</w:t>
-      </w:r>
-      <w:r>
-        <w:br/>
-      </w:r>
-      <w:r>
-        <w:rPr>
-          <w:rStyle w:val="VerbatimChar"/>
-        </w:rPr>
-        <w:t xml:space="preserve">net use Z: \\&lt;sa&gt;.file.core.windows.net\labshare</w:t>
-      </w:r>
-      <w:r>
-        <w:br/>
-      </w:r>
-      <w:r>
-        <w:rPr>
-          <w:rStyle w:val="VerbatimChar"/>
-        </w:rPr>
-        <w:t xml:space="preserve">klist        # show the cifs ticket, encryption type, validity</w:t>
+        <w:t xml:space="preserve">C:\LabTools\Get-KerberosEvidence.ps1 -StorageAccount &lt;sa&gt;</w:t>
       </w:r>
     </w:p>
     <w:p>
@@ -732,31 +832,90 @@
         <w:pStyle w:val="FirstParagraph"/>
       </w:pPr>
       <w:r>
-        <w:t xml:space="preserve">Labs 2–4: for each fault — inject, let attendees hit the error, diagnose</w:t>
-      </w:r>
-      <w:r>
-        <w:t xml:space="preserve"> </w:t>
-      </w:r>
-      <w:r>
-        <w:t xml:space="preserve">together (see catalog), repair, re-mount. Attendees can also self-serve</w:t>
-      </w:r>
-      <w:r>
-        <w:t xml:space="preserve"> </w:t>
-      </w:r>
-      <w:r>
-        <w:t xml:space="preserve">faults against their own environment with</w:t>
-      </w:r>
-      <w:r>
-        <w:t xml:space="preserve"> </w:t>
-      </w:r>
-      <w:r>
-        <w:rPr>
-          <w:rStyle w:val="VerbatimChar"/>
-        </w:rPr>
-        <w:t xml:space="preserve">Invoke-Fault.ps1</w:t>
-      </w:r>
-      <w:r>
-        <w:t xml:space="preserve">.</w:t>
+        <w:t xml:space="preserve">That capture is the reference every later diagnosis diffs against. Without it</w:t>
+      </w:r>
+      <w:r>
+        <w:t xml:space="preserve"> </w:t>
+      </w:r>
+      <w:r>
+        <w:t xml:space="preserve">the evidence labs lose their punch.</w:t>
+      </w:r>
+    </w:p>
+    <w:p>
+      <w:pPr>
+        <w:pStyle w:val="BodyText"/>
+      </w:pPr>
+      <w:r>
+        <w:t xml:space="preserve">Labs 2–4: inject → reproduce →</w:t>
+      </w:r>
+      <w:r>
+        <w:t xml:space="preserve"> </w:t>
+      </w:r>
+      <w:r>
+        <w:rPr>
+          <w:b/>
+        </w:rPr>
+        <w:t xml:space="preserve">capture</w:t>
+      </w:r>
+      <w:r>
+        <w:t xml:space="preserve"> </w:t>
+      </w:r>
+      <w:r>
+        <w:t xml:space="preserve">→ compare against known-good →</w:t>
+      </w:r>
+      <w:r>
+        <w:t xml:space="preserve"> </w:t>
+      </w:r>
+      <w:r>
+        <w:t xml:space="preserve">repair. In Lab 2, put the trace or the 4769 entry on screen: a successful ticket</w:t>
+      </w:r>
+      <w:r>
+        <w:t xml:space="preserve"> </w:t>
+      </w:r>
+      <w:r>
+        <w:t xml:space="preserve">issue alongside a failed SessionSetup is the single most convincing artifact in</w:t>
+      </w:r>
+      <w:r>
+        <w:t xml:space="preserve"> </w:t>
+      </w:r>
+      <w:r>
+        <w:t xml:space="preserve">the session. If time remains,</w:t>
+      </w:r>
+      <w:r>
+        <w:t xml:space="preserve"> </w:t>
+      </w:r>
+      <w:r>
+        <w:rPr>
+          <w:rStyle w:val="VerbatimChar"/>
+        </w:rPr>
+        <w:t xml:space="preserve">ClockSkew</w:t>
+      </w:r>
+      <w:r>
+        <w:t xml:space="preserve"> </w:t>
+      </w:r>
+      <w:r>
+        <w:t xml:space="preserve">and</w:t>
+      </w:r>
+      <w:r>
+        <w:t xml:space="preserve"> </w:t>
+      </w:r>
+      <w:r>
+        <w:rPr>
+          <w:rStyle w:val="VerbatimChar"/>
+        </w:rPr>
+        <w:t xml:space="preserve">DuplicateSpn</w:t>
+      </w:r>
+      <w:r>
+        <w:t xml:space="preserve"> </w:t>
+      </w:r>
+      <w:r>
+        <w:t xml:space="preserve">are the best</w:t>
+      </w:r>
+      <w:r>
+        <w:t xml:space="preserve"> </w:t>
+      </w:r>
+      <w:r>
+        <w:t xml:space="preserve">advanced faults — neither is identifiable without the evidence.</w:t>
       </w:r>
     </w:p>
     <w:p>
@@ -2965,13 +3124,387 @@
     </w:p>
     <w:p>
       <w:pPr>
+        <w:pStyle w:val="BodyText"/>
+      </w:pPr>
+      <w:r>
+        <w:rPr>
+          <w:b/>
+        </w:rPr>
+        <w:t xml:space="preserve">KRB_AP_ERR_SKEW — vague mount failure, everything looks configured</w:t>
+      </w:r>
+      <w:r>
+        <w:t xml:space="preserve"> </w:t>
+      </w:r>
+      <w:r>
+        <w:t xml:space="preserve">Cause: client/DC clock difference beyond Kerberos’ ~5 minute tolerance. The</w:t>
+      </w:r>
+      <w:r>
+        <w:t xml:space="preserve"> </w:t>
+      </w:r>
+      <w:r>
+        <w:t xml:space="preserve">mount error text is unhelpful; only the trace (or the Kerberos operational log)</w:t>
+      </w:r>
+      <w:r>
+        <w:t xml:space="preserve"> </w:t>
+      </w:r>
+      <w:r>
+        <w:t xml:space="preserve">names the skew. Diagnose:</w:t>
+      </w:r>
+      <w:r>
+        <w:t xml:space="preserve"> </w:t>
+      </w:r>
+      <w:r>
+        <w:rPr>
+          <w:rStyle w:val="VerbatimChar"/>
+        </w:rPr>
+        <w:t xml:space="preserve">w32tm /stripchart /computer:&lt;dc&gt; /samples:3</w:t>
+      </w:r>
+      <w:r>
+        <w:t xml:space="preserve">. Fix:</w:t>
+      </w:r>
+      <w:r>
+        <w:t xml:space="preserve"> </w:t>
+      </w:r>
+      <w:r>
+        <w:t xml:space="preserve">re-enable/restart w32time and</w:t>
+      </w:r>
+      <w:r>
+        <w:t xml:space="preserve"> </w:t>
+      </w:r>
+      <w:r>
+        <w:rPr>
+          <w:rStyle w:val="VerbatimChar"/>
+        </w:rPr>
+        <w:t xml:space="preserve">w32tm /resync /force</w:t>
+      </w:r>
+      <w:r>
+        <w:t xml:space="preserve">. Lab:</w:t>
+      </w:r>
+      <w:r>
+        <w:t xml:space="preserve"> </w:t>
+      </w:r>
+      <w:r>
+        <w:rPr>
+          <w:rStyle w:val="VerbatimChar"/>
+        </w:rPr>
+        <w:t xml:space="preserve">-Fault ClockSkew</w:t>
+      </w:r>
+      <w:r>
+        <w:t xml:space="preserve">.</w:t>
+      </w:r>
+    </w:p>
+    <w:p>
+      <w:pPr>
+        <w:pStyle w:val="BodyText"/>
+      </w:pPr>
+      <w:r>
+        <w:rPr>
+          <w:b/>
+        </w:rPr>
+        <w:t xml:space="preserve">Duplicate SPN — intermittent or nonsensical failures</w:t>
+      </w:r>
+      <w:r>
+        <w:t xml:space="preserve"> </w:t>
+      </w:r>
+      <w:r>
+        <w:t xml:space="preserve">Cause: the same</w:t>
+      </w:r>
+      <w:r>
+        <w:t xml:space="preserve"> </w:t>
+      </w:r>
+      <w:r>
+        <w:rPr>
+          <w:rStyle w:val="VerbatimChar"/>
+        </w:rPr>
+        <w:t xml:space="preserve">cifs/&lt;sa&gt;…</w:t>
+      </w:r>
+      <w:r>
+        <w:t xml:space="preserve"> </w:t>
+      </w:r>
+      <w:r>
+        <w:t xml:space="preserve">SPN registered on two AD objects; the KDC may</w:t>
+      </w:r>
+      <w:r>
+        <w:t xml:space="preserve"> </w:t>
+      </w:r>
+      <w:r>
+        <w:t xml:space="preserve">encrypt the ticket for the wrong account. Diagnose:</w:t>
+      </w:r>
+      <w:r>
+        <w:t xml:space="preserve"> </w:t>
+      </w:r>
+      <w:r>
+        <w:rPr>
+          <w:rStyle w:val="VerbatimChar"/>
+        </w:rPr>
+        <w:t xml:space="preserve">setspn -X</w:t>
+      </w:r>
+      <w:r>
+        <w:t xml:space="preserve"> </w:t>
+      </w:r>
+      <w:r>
+        <w:t xml:space="preserve">on the DC (or</w:t>
+      </w:r>
+      <w:r>
+        <w:t xml:space="preserve"> </w:t>
+      </w:r>
+      <w:r>
+        <w:rPr>
+          <w:rStyle w:val="VerbatimChar"/>
+        </w:rPr>
+        <w:t xml:space="preserve">setspn -Q</w:t>
+      </w:r>
+      <w:r>
+        <w:t xml:space="preserve"> </w:t>
+      </w:r>
+      <w:r>
+        <w:t xml:space="preserve">and count the owners). Fix: remove the SPN from the wrong object.</w:t>
+      </w:r>
+      <w:r>
+        <w:t xml:space="preserve"> </w:t>
+      </w:r>
+      <w:r>
+        <w:t xml:space="preserve">Lab:</w:t>
+      </w:r>
+      <w:r>
+        <w:t xml:space="preserve"> </w:t>
+      </w:r>
+      <w:r>
+        <w:rPr>
+          <w:rStyle w:val="VerbatimChar"/>
+        </w:rPr>
+        <w:t xml:space="preserve">-Fault DuplicateSpn</w:t>
+      </w:r>
+      <w:r>
+        <w:t xml:space="preserve">. This one is genuinely hard to spot from symptoms —</w:t>
+      </w:r>
+      <w:r>
+        <w:t xml:space="preserve"> </w:t>
+      </w:r>
+      <w:r>
+        <w:t xml:space="preserve">use it to make the evidence-first point.</w:t>
+      </w:r>
+    </w:p>
+    <w:p>
+      <w:pPr>
         <w:pStyle w:val="Heading1"/>
       </w:pPr>
-      <w:bookmarkStart w:id="34" w:name="troubleshooting-toolkit-both-sessions"/>
+      <w:bookmarkStart w:id="34" w:name="X3ea82d131a2958ba9cf294746650c81495a2113"/>
+      <w:r>
+        <w:t xml:space="preserve">Evidence-first diagnosis (the specialist habit)</w:t>
+      </w:r>
+      <w:bookmarkEnd w:id="34"/>
+    </w:p>
+    <w:p>
+      <w:pPr>
+        <w:pStyle w:val="FirstParagraph"/>
+      </w:pPr>
+      <w:r>
+        <w:t xml:space="preserve">Both lab VMs ship with</w:t>
+      </w:r>
+      <w:r>
+        <w:t xml:space="preserve"> </w:t>
+      </w:r>
+      <w:r>
+        <w:rPr>
+          <w:rStyle w:val="VerbatimChar"/>
+        </w:rPr>
+        <w:t xml:space="preserve">C:\LabTools\Get-KerberosEvidence.ps1</w:t>
+      </w:r>
+      <w:r>
+        <w:t xml:space="preserve">, which captures a</w:t>
+      </w:r>
+      <w:r>
+        <w:t xml:space="preserve"> </w:t>
+      </w:r>
+      <w:r>
+        <w:t xml:space="preserve">whole mount attempt: network trace (converted to</w:t>
+      </w:r>
+      <w:r>
+        <w:t xml:space="preserve"> </w:t>
+      </w:r>
+      <w:r>
+        <w:rPr>
+          <w:rStyle w:val="VerbatimChar"/>
+        </w:rPr>
+        <w:t xml:space="preserve">.pcapng</w:t>
+      </w:r>
+      <w:r>
+        <w:t xml:space="preserve"> </w:t>
+      </w:r>
+      <w:r>
+        <w:t xml:space="preserve">via etl2pcapng),</w:t>
+      </w:r>
+      <w:r>
+        <w:t xml:space="preserve"> </w:t>
+      </w:r>
+      <w:r>
+        <w:t xml:space="preserve">klist before/after, and the Kerberos + SMBClient operational logs. Kerberos</w:t>
+      </w:r>
+      <w:r>
+        <w:t xml:space="preserve"> </w:t>
+      </w:r>
+      <w:r>
+        <w:t xml:space="preserve">auditing (4768/4769) is enabled on the DC by the deployment.</w:t>
+      </w:r>
+    </w:p>
+    <w:p>
+      <w:pPr>
+        <w:pStyle w:val="BodyText"/>
+      </w:pPr>
+      <w:r>
+        <w:t xml:space="preserve">Teach the loop:</w:t>
+      </w:r>
+      <w:r>
+        <w:t xml:space="preserve"> </w:t>
+      </w:r>
+      <w:r>
+        <w:rPr>
+          <w:b/>
+        </w:rPr>
+        <w:t xml:space="preserve">capture a working mount first</w:t>
+      </w:r>
+      <w:r>
+        <w:t xml:space="preserve">, then every failure is a diff</w:t>
+      </w:r>
+      <w:r>
+        <w:t xml:space="preserve"> </w:t>
+      </w:r>
+      <w:r>
+        <w:t xml:space="preserve">against known-good. The three questions the evidence answers that an error</w:t>
+      </w:r>
+      <w:r>
+        <w:t xml:space="preserve"> </w:t>
+      </w:r>
+      <w:r>
+        <w:t xml:space="preserve">string can’t:</w:t>
+      </w:r>
+    </w:p>
+    <w:p>
+      <w:pPr>
+        <w:numPr>
+          <w:ilvl w:val="0"/>
+          <w:numId w:val="1001"/>
+        </w:numPr>
+        <w:pStyle w:val="Compact"/>
+      </w:pPr>
+      <w:r>
+        <w:rPr>
+          <w:b/>
+        </w:rPr>
+        <w:t xml:space="preserve">Did the KDC issue a ticket?</w:t>
+      </w:r>
+      <w:r>
+        <w:t xml:space="preserve"> </w:t>
+      </w:r>
+      <w:r>
+        <w:t xml:space="preserve">— event 4769 on the DC (and the TGS-REP in</w:t>
+      </w:r>
+      <w:r>
+        <w:t xml:space="preserve"> </w:t>
+      </w:r>
+      <w:r>
+        <w:t xml:space="preserve">the trace). Success here eliminates SPN, etype and DC problems in one step.</w:t>
+      </w:r>
+    </w:p>
+    <w:p>
+      <w:pPr>
+        <w:numPr>
+          <w:ilvl w:val="0"/>
+          <w:numId w:val="1001"/>
+        </w:numPr>
+        <w:pStyle w:val="Compact"/>
+      </w:pPr>
+      <w:r>
+        <w:rPr>
+          <w:b/>
+        </w:rPr>
+        <w:t xml:space="preserve">What did the client actually ask for?</w:t>
+      </w:r>
+      <w:r>
+        <w:t xml:space="preserve"> </w:t>
+      </w:r>
+      <w:r>
+        <w:t xml:space="preserve">— 4769’s Service Name shows the SPN</w:t>
+      </w:r>
+      <w:r>
+        <w:t xml:space="preserve"> </w:t>
+      </w:r>
+      <w:r>
+        <w:t xml:space="preserve">string as requested, which exposes CNAME/suffix and typo problems.</w:t>
+      </w:r>
+    </w:p>
+    <w:p>
+      <w:pPr>
+        <w:numPr>
+          <w:ilvl w:val="0"/>
+          <w:numId w:val="1001"/>
+        </w:numPr>
+        <w:pStyle w:val="Compact"/>
+      </w:pPr>
+      <w:r>
+        <w:rPr>
+          <w:b/>
+        </w:rPr>
+        <w:t xml:space="preserve">Where did it stop?</w:t>
+      </w:r>
+      <w:r>
+        <w:t xml:space="preserve"> </w:t>
+      </w:r>
+      <w:r>
+        <w:t xml:space="preserve">— TGS vs SessionSetup vs TreeConnect in the trace maps</w:t>
+      </w:r>
+      <w:r>
+        <w:t xml:space="preserve"> </w:t>
+      </w:r>
+      <w:r>
+        <w:t xml:space="preserve">directly to authentication vs service-key vs authorization.</w:t>
+      </w:r>
+    </w:p>
+    <w:p>
+      <w:pPr>
+        <w:pStyle w:val="FirstParagraph"/>
+      </w:pPr>
+      <w:r>
+        <w:t xml:space="preserve">The flagship demo is Lab 2: 4769 shows a</w:t>
+      </w:r>
+      <w:r>
+        <w:t xml:space="preserve"> </w:t>
+      </w:r>
+      <w:r>
+        <w:rPr>
+          <w:b/>
+        </w:rPr>
+        <w:t xml:space="preserve">successful</w:t>
+      </w:r>
+      <w:r>
+        <w:t xml:space="preserve"> </w:t>
+      </w:r>
+      <w:r>
+        <w:t xml:space="preserve">ticket issue while SMB</w:t>
+      </w:r>
+      <w:r>
+        <w:t xml:space="preserve"> </w:t>
+      </w:r>
+      <w:r>
+        <w:t xml:space="preserve">SessionSetup fails with KRB_AP_ERR_MODIFIED — proof that only the service’s key</w:t>
+      </w:r>
+      <w:r>
+        <w:t xml:space="preserve"> </w:t>
+      </w:r>
+      <w:r>
+        <w:t xml:space="preserve">is wrong. Show this on screen; it’s the moment the session earns its level.</w:t>
+      </w:r>
+    </w:p>
+    <w:p>
+      <w:pPr>
+        <w:pStyle w:val="Heading1"/>
+      </w:pPr>
+      <w:bookmarkStart w:id="35" w:name="troubleshooting-toolkit-both-sessions"/>
       <w:r>
         <w:t xml:space="preserve">Troubleshooting toolkit (both sessions)</w:t>
       </w:r>
-      <w:bookmarkEnd w:id="34"/>
+      <w:bookmarkEnd w:id="35"/>
     </w:p>
     <w:p>
       <w:pPr>
@@ -2981,6 +3514,51 @@
         <w:rPr>
           <w:rStyle w:val="VerbatimChar"/>
         </w:rPr>
+        <w:t xml:space="preserve">C:\LabTools\Get-KerberosEvidence.ps1 -StorageAccount &lt;sa&gt;   # one-shot evidence capture</w:t>
+      </w:r>
+      <w:r>
+        <w:br/>
+      </w:r>
+      <w:r>
+        <w:rPr>
+          <w:rStyle w:val="VerbatimChar"/>
+        </w:rPr>
+        <w:t xml:space="preserve">Get-WinEvent -FilterHashtable @{LogName='Security'; Id=4769} -MaxEvents 5   # KDC record (DC)</w:t>
+      </w:r>
+      <w:r>
+        <w:br/>
+      </w:r>
+      <w:r>
+        <w:rPr>
+          <w:rStyle w:val="VerbatimChar"/>
+        </w:rPr>
+        <w:t xml:space="preserve">setspn -X                             # duplicate SPNs (DC)</w:t>
+      </w:r>
+      <w:r>
+        <w:br/>
+      </w:r>
+      <w:r>
+        <w:rPr>
+          <w:rStyle w:val="VerbatimChar"/>
+        </w:rPr>
+        <w:t xml:space="preserve">w32tm /stripchart /computer:&lt;dc&gt;      # clock skew</w:t>
+      </w:r>
+      <w:r>
+        <w:br/>
+      </w:r>
+      <w:r>
+        <w:rPr>
+          <w:rStyle w:val="VerbatimChar"/>
+        </w:rPr>
+        <w:t xml:space="preserve">Wireshark filter:  kerberos || smb2</w:t>
+      </w:r>
+      <w:r>
+        <w:br/>
+      </w:r>
+      <w:r>
+        <w:rPr>
+          <w:rStyle w:val="VerbatimChar"/>
+        </w:rPr>
         <w:t xml:space="preserve">klist / klist purge / klist get cifs/&lt;sa&gt;.file.core.windows.net</w:t>
       </w:r>
       <w:r>
@@ -2990,6 +3568,15 @@
         <w:rPr>
           <w:rStyle w:val="VerbatimChar"/>
         </w:rPr>
+        <w:t xml:space="preserve">klist -li 0x3e7                       # the SYSTEM session's tickets</w:t>
+      </w:r>
+      <w:r>
+        <w:br/>
+      </w:r>
+      <w:r>
+        <w:rPr>
+          <w:rStyle w:val="VerbatimChar"/>
+        </w:rPr>
         <w:t xml:space="preserve">klist cloud_debug                     # Entra Kerberos: cloud TGT state</w:t>
       </w:r>
       <w:r>
@@ -3101,11 +3688,11 @@
       <w:pPr>
         <w:pStyle w:val="Heading1"/>
       </w:pPr>
-      <w:bookmarkStart w:id="35" w:name="references"/>
+      <w:bookmarkStart w:id="36" w:name="references"/>
       <w:r>
         <w:t xml:space="preserve">References</w:t>
       </w:r>
-      <w:bookmarkEnd w:id="35"/>
+      <w:bookmarkEnd w:id="36"/>
     </w:p>
     <w:p>
       <w:pPr>
@@ -3278,8 +3865,150 @@
       </w:pPr>
     </w:lvl>
   </w:abstractNum>
+  <w:abstractNum w:abstractNumId="99411">
+    <w:nsid w:val="ea454b4c"/>
+    <w:multiLevelType w:val="multilevel"/>
+    <w:lvl w:ilvl="0">
+      <w:start w:val="1"/>
+      <w:numFmt w:val="decimal"/>
+      <w:lvlText w:val="%1."/>
+      <w:lvlJc w:val="left"/>
+      <w:pPr>
+        <w:tabs>
+          <w:tab w:val="num" w:pos="0"/>
+        </w:tabs>
+        <w:ind w:left="480" w:hanging="480"/>
+      </w:pPr>
+    </w:lvl>
+    <w:lvl w:ilvl="1">
+      <w:start w:val="1"/>
+      <w:numFmt w:val="decimal"/>
+      <w:lvlText w:val="%2."/>
+      <w:lvlJc w:val="left"/>
+      <w:pPr>
+        <w:tabs>
+          <w:tab w:val="num" w:pos="720"/>
+        </w:tabs>
+        <w:ind w:left="1200" w:hanging="480"/>
+      </w:pPr>
+    </w:lvl>
+    <w:lvl w:ilvl="2">
+      <w:start w:val="1"/>
+      <w:numFmt w:val="decimal"/>
+      <w:lvlText w:val="%3."/>
+      <w:lvlJc w:val="left"/>
+      <w:pPr>
+        <w:tabs>
+          <w:tab w:val="num" w:pos="1440"/>
+        </w:tabs>
+        <w:ind w:left="1920" w:hanging="480"/>
+      </w:pPr>
+    </w:lvl>
+    <w:lvl w:ilvl="3">
+      <w:start w:val="1"/>
+      <w:numFmt w:val="decimal"/>
+      <w:lvlText w:val="%4."/>
+      <w:lvlJc w:val="left"/>
+      <w:pPr>
+        <w:tabs>
+          <w:tab w:val="num" w:pos="2160"/>
+        </w:tabs>
+        <w:ind w:left="2640" w:hanging="480"/>
+      </w:pPr>
+    </w:lvl>
+    <w:lvl w:ilvl="4">
+      <w:start w:val="1"/>
+      <w:numFmt w:val="decimal"/>
+      <w:lvlText w:val="%5."/>
+      <w:lvlJc w:val="left"/>
+      <w:pPr>
+        <w:tabs>
+          <w:tab w:val="num" w:pos="2880"/>
+        </w:tabs>
+        <w:ind w:left="3360" w:hanging="480"/>
+      </w:pPr>
+    </w:lvl>
+    <w:lvl w:ilvl="5">
+      <w:start w:val="1"/>
+      <w:numFmt w:val="decimal"/>
+      <w:lvlText w:val="%6."/>
+      <w:lvlJc w:val="left"/>
+      <w:pPr>
+        <w:tabs>
+          <w:tab w:val="num" w:pos="3600"/>
+        </w:tabs>
+        <w:ind w:left="4080" w:hanging="480"/>
+      </w:pPr>
+    </w:lvl>
+    <w:lvl w:ilvl="6">
+      <w:start w:val="1"/>
+      <w:numFmt w:val="decimal"/>
+      <w:lvlText w:val="%7."/>
+      <w:lvlJc w:val="left"/>
+      <w:pPr>
+        <w:tabs>
+          <w:tab w:val="num" w:pos="4320"/>
+        </w:tabs>
+        <w:ind w:left="4800" w:hanging="480"/>
+      </w:pPr>
+    </w:lvl>
+    <w:lvl w:ilvl="7">
+      <w:start w:val="1"/>
+      <w:numFmt w:val="decimal"/>
+      <w:lvlText w:val="%8."/>
+      <w:lvlJc w:val="left"/>
+      <w:pPr>
+        <w:tabs>
+          <w:tab w:val="num" w:pos="5040"/>
+        </w:tabs>
+        <w:ind w:left="5520" w:hanging="480"/>
+      </w:pPr>
+    </w:lvl>
+    <w:lvl w:ilvl="8">
+      <w:start w:val="1"/>
+      <w:numFmt w:val="decimal"/>
+      <w:lvlText w:val="%9."/>
+      <w:lvlJc w:val="left"/>
+      <w:pPr>
+        <w:tabs>
+          <w:tab w:val="num" w:pos="5760"/>
+        </w:tabs>
+        <w:ind w:left="6240" w:hanging="480"/>
+      </w:pPr>
+    </w:lvl>
+  </w:abstractNum>
   <w:num w:numId="1000">
     <w:abstractNumId w:val="990"/>
+  </w:num>
+  <w:num w:numId="1001">
+    <w:abstractNumId w:val="99411"/>
+    <w:lvlOverride w:ilvl="0">
+      <w:startOverride w:val="1"/>
+    </w:lvlOverride>
+    <w:lvlOverride w:ilvl="1">
+      <w:startOverride w:val="1"/>
+    </w:lvlOverride>
+    <w:lvlOverride w:ilvl="2">
+      <w:startOverride w:val="1"/>
+    </w:lvlOverride>
+    <w:lvlOverride w:ilvl="3">
+      <w:startOverride w:val="1"/>
+    </w:lvlOverride>
+    <w:lvlOverride w:ilvl="4">
+      <w:startOverride w:val="1"/>
+    </w:lvlOverride>
+    <w:lvlOverride w:ilvl="5">
+      <w:startOverride w:val="1"/>
+    </w:lvlOverride>
+    <w:lvlOverride w:ilvl="6">
+      <w:startOverride w:val="1"/>
+    </w:lvlOverride>
+    <w:lvlOverride w:ilvl="7">
+      <w:startOverride w:val="1"/>
+    </w:lvlOverride>
+    <w:lvlOverride w:ilvl="8">
+      <w:startOverride w:val="1"/>
+    </w:lvlOverride>
   </w:num>
 </w:numbering>
 </file>

--- a/docs/facilitator-guide.docx
+++ b/docs/facilitator-guide.docx
@@ -357,7 +357,7 @@
               <w:jc w:val="left"/>
             </w:pPr>
             <w:r>
-              <w:t xml:space="preserve">0:05–0:30</w:t>
+              <w:t xml:space="preserve">0:05–0:28</w:t>
             </w:r>
           </w:p>
         </w:tc>
@@ -368,37 +368,16 @@
               <w:jc w:val="left"/>
             </w:pPr>
             <w:r>
-              <w:t xml:space="preserve">Slides. Two blocks:</w:t>
-            </w:r>
-            <w:r>
-              <w:t xml:space="preserve"> </w:t>
-            </w:r>
-            <w:r>
               <w:rPr>
                 <w:b/>
               </w:rPr>
-              <w:t xml:space="preserve">mechanism</w:t>
+              <w:t xml:space="preserve">Foundations</w:t>
             </w:r>
             <w:r>
               <w:t xml:space="preserve"> </w:t>
             </w:r>
             <w:r>
-              <w:t xml:space="preserve">(what the join creates → when tickets are issued → what decrypts what) and</w:t>
-            </w:r>
-            <w:r>
-              <w:t xml:space="preserve"> </w:t>
-            </w:r>
-            <w:r>
-              <w:rPr>
-                <w:b/>
-              </w:rPr>
-              <w:t xml:space="preserve">evidence</w:t>
-            </w:r>
-            <w:r>
-              <w:t xml:space="preserve"> </w:t>
-            </w:r>
-            <w:r>
-              <w:t xml:space="preserve">(where the truth lives → reading a failed exchange). Poll deployment progress at ~0:26.</w:t>
+              <w:t xml:space="preserve">while it deploys: the four-stage exchange → the mechanism trio (join / tickets / encryption) → where the evidence lives → reading a failed exchange → identity sources, line of sight, what the automation built, the collector.</w:t>
             </w:r>
           </w:p>
         </w:tc>
@@ -411,7 +390,7 @@
               <w:jc w:val="left"/>
             </w:pPr>
             <w:r>
-              <w:t xml:space="preserve">0:30–0:40</w:t>
+              <w:t xml:space="preserve">0:30–0:38</w:t>
             </w:r>
           </w:p>
         </w:tc>
@@ -422,49 +401,16 @@
               <w:jc w:val="left"/>
             </w:pPr>
             <w:r>
-              <w:t xml:space="preserve">Lab 1 (healthy state): mount, inspect the</w:t>
-            </w:r>
-            <w:r>
-              <w:t xml:space="preserve"> </w:t>
-            </w:r>
-            <w:r>
-              <w:rPr>
-                <w:rStyle w:val="VerbatimChar"/>
-              </w:rPr>
-              <w:t xml:space="preserve">cifs/</w:t>
-            </w:r>
-            <w:r>
-              <w:t xml:space="preserve"> </w:t>
-            </w:r>
-            <w:r>
-              <w:t xml:space="preserve">ticket, and</w:t>
-            </w:r>
-            <w:r>
-              <w:t xml:space="preserve"> </w:t>
-            </w:r>
-            <w:r>
               <w:rPr>
                 <w:b/>
               </w:rPr>
-              <w:t xml:space="preserve">capture a known-good trace</w:t>
+              <w:t xml:space="preserve">Lab 1</w:t>
             </w:r>
             <w:r>
               <w:t xml:space="preserve"> </w:t>
             </w:r>
             <w:r>
-              <w:t xml:space="preserve">with</w:t>
-            </w:r>
-            <w:r>
-              <w:t xml:space="preserve"> </w:t>
-            </w:r>
-            <w:r>
-              <w:rPr>
-                <w:rStyle w:val="VerbatimChar"/>
-              </w:rPr>
-              <w:t xml:space="preserve">Get-KerberosEvidence.ps1</w:t>
-            </w:r>
-            <w:r>
-              <w:t xml:space="preserve">.</w:t>
+              <w:t xml:space="preserve">— the legacy environment. It mounts fine on RC4. Capture a known-good trace.</w:t>
             </w:r>
           </w:p>
         </w:tc>
@@ -477,7 +423,7 @@
               <w:jc w:val="left"/>
             </w:pPr>
             <w:r>
-              <w:t xml:space="preserve">0:40–0:55</w:t>
+              <w:t xml:space="preserve">0:38–0:40</w:t>
             </w:r>
           </w:p>
         </w:tc>
@@ -488,22 +434,16 @@
               <w:jc w:val="left"/>
             </w:pPr>
             <w:r>
-              <w:t xml:space="preserve">Labs 2–4 (break/fix): inject, reproduce, then diagnose</w:t>
+              <w:rPr>
+                <w:i/>
+              </w:rPr>
+              <w:t xml:space="preserve">Concept:</w:t>
             </w:r>
             <w:r>
               <w:t xml:space="preserve"> </w:t>
             </w:r>
             <w:r>
-              <w:rPr>
-                <w:b/>
-              </w:rPr>
-              <w:t xml:space="preserve">from evidence</w:t>
-            </w:r>
-            <w:r>
-              <w:t xml:space="preserve"> </w:t>
-            </w:r>
-            <w:r>
-              <w:t xml:space="preserve">(trace + event 4769), repair. Order: PasswordMismatch → SpnBroken → Block445/NoShareAccess.</w:t>
+              <w:t xml:space="preserve">RC4 retirement + the three-year-old defect (real Sev A).</w:t>
             </w:r>
           </w:p>
         </w:tc>
@@ -516,7 +456,7 @@
               <w:jc w:val="left"/>
             </w:pPr>
             <w:r>
-              <w:t xml:space="preserve">0:55–1:00</w:t>
+              <w:t xml:space="preserve">0:40–0:50</w:t>
             </w:r>
           </w:p>
         </w:tc>
@@ -527,31 +467,106 @@
               <w:jc w:val="left"/>
             </w:pPr>
             <w:r>
-              <w:t xml:space="preserve">Wrap-up: triage table, Session 2 teaser.</w:t>
-            </w:r>
-            <w:r>
-              <w:t xml:space="preserve"> </w:t>
-            </w:r>
-            <w:r>
               <w:rPr>
                 <w:b/>
               </w:rPr>
-              <w:t xml:space="preserve">Have everyone tear down</w:t>
+              <w:t xml:space="preserve">Lab 2 ★</w:t>
             </w:r>
             <w:r>
               <w:t xml:space="preserve"> </w:t>
             </w:r>
             <w:r>
-              <w:t xml:space="preserve">(</w:t>
-            </w:r>
+              <w:t xml:space="preserve">— the AES-256 migration: enforce → 1396 → diagnose from evidence → repair in the right order.</w:t>
+            </w:r>
+          </w:p>
+        </w:tc>
+      </w:tr>
+      <w:tr>
+        <w:tc>
+          <w:p>
+            <w:pPr>
+              <w:pStyle w:val="Compact"/>
+              <w:jc w:val="left"/>
+            </w:pPr>
+            <w:r>
+              <w:t xml:space="preserve">0:50–0:52</w:t>
+            </w:r>
+          </w:p>
+        </w:tc>
+        <w:tc>
+          <w:p>
+            <w:pPr>
+              <w:pStyle w:val="Compact"/>
+              <w:jc w:val="left"/>
+            </w:pPr>
             <w:r>
               <w:rPr>
-                <w:rStyle w:val="VerbatimChar"/>
+                <w:i/>
               </w:rPr>
-              <w:t xml:space="preserve">Remove-AzResourceGroup -Name azfiles-lab -Force</w:t>
-            </w:r>
-            <w:r>
-              <w:t xml:space="preserve">) to avoid idle VM costs over the gap between sessions.</w:t>
+              <w:t xml:space="preserve">Concept:</w:t>
+            </w:r>
+            <w:r>
+              <w:t xml:space="preserve"> </w:t>
+            </w:r>
+            <w:r>
+              <w:t xml:space="preserve">SMB cipher negotiation.</w:t>
+            </w:r>
+          </w:p>
+        </w:tc>
+      </w:tr>
+      <w:tr>
+        <w:tc>
+          <w:p>
+            <w:pPr>
+              <w:pStyle w:val="Compact"/>
+              <w:jc w:val="left"/>
+            </w:pPr>
+            <w:r>
+              <w:t xml:space="preserve">0:52–0:56</w:t>
+            </w:r>
+          </w:p>
+        </w:tc>
+        <w:tc>
+          <w:p>
+            <w:pPr>
+              <w:pStyle w:val="Compact"/>
+              <w:jc w:val="left"/>
+            </w:pPr>
+            <w:r>
+              <w:rPr>
+                <w:b/>
+              </w:rPr>
+              <w:t xml:space="preserve">Lab 3 ★</w:t>
+            </w:r>
+            <w:r>
+              <w:t xml:space="preserve"> </w:t>
+            </w:r>
+            <w:r>
+              <w:t xml:space="preserve">— access denied with a perfect ticket (cipher mismatch).</w:t>
+            </w:r>
+          </w:p>
+        </w:tc>
+      </w:tr>
+      <w:tr>
+        <w:tc>
+          <w:p>
+            <w:pPr>
+              <w:pStyle w:val="Compact"/>
+              <w:jc w:val="left"/>
+            </w:pPr>
+            <w:r>
+              <w:t xml:space="preserve">0:56–1:00</w:t>
+            </w:r>
+          </w:p>
+        </w:tc>
+        <w:tc>
+          <w:p>
+            <w:pPr>
+              <w:pStyle w:val="Compact"/>
+              <w:jc w:val="left"/>
+            </w:pPr>
+            <w:r>
+              <w:t xml:space="preserve">Wrap-up: triage table, tear-down, Session 2 prereqs.</w:t>
             </w:r>
           </w:p>
         </w:tc>
@@ -559,11 +574,46 @@
     </w:tbl>
     <w:p>
       <w:pPr>
+        <w:pStyle w:val="BodyText"/>
+      </w:pPr>
+      <w:r>
+        <w:t xml:space="preserve">Labs 4–7 in the workbook (blocked 445, share-level denial, plain 1396 key drift,</w:t>
+      </w:r>
+      <w:r>
+        <w:t xml:space="preserve"> </w:t>
+      </w:r>
+      <w:r>
+        <w:t xml:space="preserve">broken SPN) plus the advanced faults are</w:t>
+      </w:r>
+      <w:r>
+        <w:t xml:space="preserve"> </w:t>
+      </w:r>
+      <w:r>
+        <w:rPr>
+          <w:b/>
+        </w:rPr>
+        <w:t xml:space="preserve">self-service</w:t>
+      </w:r>
+      <w:r>
+        <w:t xml:space="preserve"> </w:t>
+      </w:r>
+      <w:r>
+        <w:t xml:space="preserve">— cover them only if</w:t>
+      </w:r>
+      <w:r>
+        <w:t xml:space="preserve"> </w:t>
+      </w:r>
+      <w:r>
+        <w:t xml:space="preserve">you are ahead of schedule.</w:t>
+      </w:r>
+    </w:p>
+    <w:p>
+      <w:pPr>
         <w:pStyle w:val="Heading2"/>
       </w:pPr>
-      <w:bookmarkStart w:id="24" w:name="Xcd75b42ee58fd2fcaaa7ebb78eba121779e18e0"/>
-      <w:r>
-        <w:t xml:space="preserve">Talking points while deploying (13 concept slides ≈ 25 min)</w:t>
+      <w:bookmarkStart w:id="24" w:name="X1da0ee71a46a4d8a1fde2fdc67b72d217fbc20e"/>
+      <w:r>
+        <w:t xml:space="preserve">Structure note — concepts sit next to their lab</w:t>
       </w:r>
       <w:bookmarkEnd w:id="24"/>
     </w:p>
@@ -572,197 +622,31 @@
         <w:pStyle w:val="FirstParagraph"/>
       </w:pPr>
       <w:r>
-        <w:t xml:space="preserve">This audience knows Kerberos — don’t teach the protocol, teach</w:t>
-      </w:r>
-      <w:r>
-        <w:t xml:space="preserve"> </w:t>
-      </w:r>
-      <w:r>
-        <w:rPr>
-          <w:b/>
-        </w:rPr>
-        <w:t xml:space="preserve">where Azure</w:t>
-      </w:r>
-      <w:r>
-        <w:rPr>
-          <w:b/>
-        </w:rPr>
-        <w:t xml:space="preserve"> </w:t>
-      </w:r>
-      <w:r>
-        <w:rPr>
-          <w:b/>
-        </w:rPr>
-        <w:t xml:space="preserve">Files sits in it and how to prove where it broke</w:t>
-      </w:r>
-      <w:r>
-        <w:t xml:space="preserve">. Slide 4 sets up the four</w:t>
-      </w:r>
-      <w:r>
-        <w:t xml:space="preserve"> </w:t>
-      </w:r>
-      <w:r>
-        <w:t xml:space="preserve">stages (AS / TGS / SessionSetup / TreeConnect) and names event 4769 for the</w:t>
-      </w:r>
-      <w:r>
-        <w:t xml:space="preserve"> </w:t>
-      </w:r>
-      <w:r>
-        <w:t xml:space="preserve">first time.</w:t>
-      </w:r>
-    </w:p>
-    <w:p>
-      <w:pPr>
-        <w:pStyle w:val="BodyText"/>
-      </w:pPr>
-      <w:r>
-        <w:t xml:space="preserve">Give the most time to two clusters. First, the</w:t>
-      </w:r>
-      <w:r>
-        <w:t xml:space="preserve"> </w:t>
-      </w:r>
-      <w:r>
-        <w:rPr>
-          <w:b/>
-        </w:rPr>
-        <w:t xml:space="preserve">mechanism trio</w:t>
-      </w:r>
-      <w:r>
-        <w:t xml:space="preserve">: what a domain</w:t>
-      </w:r>
-      <w:r>
-        <w:t xml:space="preserve"> </w:t>
-      </w:r>
-      <w:r>
-        <w:t xml:space="preserve">join actually creates (AD account + password = kerb key + SPN), when tickets are</w:t>
-      </w:r>
-      <w:r>
-        <w:t xml:space="preserve"> </w:t>
-      </w:r>
-      <w:r>
-        <w:t xml:space="preserve">issued and where they’re cached, and — the payoff — what encrypts what, ending</w:t>
-      </w:r>
-      <w:r>
-        <w:t xml:space="preserve"> </w:t>
-      </w:r>
-      <w:r>
-        <w:t xml:space="preserve">with</w:t>
-      </w:r>
-      <w:r>
-        <w:t xml:space="preserve"> </w:t>
-      </w:r>
-      <w:r>
-        <w:t xml:space="preserve">“</w:t>
-      </w:r>
-      <w:r>
-        <w:t xml:space="preserve">if neither kerb key opens the ticket, that’s 1396.</w:t>
-      </w:r>
-      <w:r>
-        <w:t xml:space="preserve">”</w:t>
-      </w:r>
-      <w:r>
-        <w:t xml:space="preserve"> </w:t>
-      </w:r>
-      <w:r>
-        <w:t xml:space="preserve">Second, the</w:t>
-      </w:r>
-      <w:r>
-        <w:t xml:space="preserve"> </w:t>
-      </w:r>
-      <w:r>
-        <w:rPr>
-          <w:b/>
-        </w:rPr>
-        <w:t xml:space="preserve">evidence</w:t>
-      </w:r>
-      <w:r>
-        <w:rPr>
-          <w:b/>
-        </w:rPr>
-        <w:t xml:space="preserve"> </w:t>
-      </w:r>
-      <w:r>
-        <w:rPr>
-          <w:b/>
-        </w:rPr>
-        <w:t xml:space="preserve">pair</w:t>
-      </w:r>
-      <w:r>
-        <w:t xml:space="preserve">: the five sources and what each uniquely answers, then the KRB-ERROR →</w:t>
-      </w:r>
-      <w:r>
-        <w:t xml:space="preserve"> </w:t>
-      </w:r>
-      <w:r>
-        <w:t xml:space="preserve">stage mapping. The two rows that matter most there are</w:t>
-      </w:r>
-      <w:r>
-        <w:t xml:space="preserve"> </w:t>
-      </w:r>
-      <w:r>
-        <w:t xml:space="preserve">“</w:t>
-      </w:r>
-      <w:r>
-        <w:t xml:space="preserve">no 4769 at all</w:t>
-      </w:r>
-      <w:r>
-        <w:t xml:space="preserve">”</w:t>
-      </w:r>
-      <w:r>
-        <w:t xml:space="preserve"> </w:t>
-      </w:r>
-      <w:r>
-        <w:t xml:space="preserve">(the</w:t>
-      </w:r>
-      <w:r>
-        <w:t xml:space="preserve"> </w:t>
-      </w:r>
-      <w:r>
-        <w:t xml:space="preserve">client never asked) and</w:t>
-      </w:r>
-      <w:r>
-        <w:t xml:space="preserve"> </w:t>
-      </w:r>
-      <w:r>
-        <w:t xml:space="preserve">“</w:t>
-      </w:r>
-      <w:r>
-        <w:t xml:space="preserve">4769 success + ACCESS_DENIED</w:t>
-      </w:r>
-      <w:r>
-        <w:t xml:space="preserve">”</w:t>
-      </w:r>
-      <w:r>
-        <w:t xml:space="preserve"> </w:t>
-      </w:r>
-      <w:r>
-        <w:t xml:space="preserve">(authorization, not</w:t>
-      </w:r>
-      <w:r>
-        <w:t xml:space="preserve"> </w:t>
-      </w:r>
-      <w:r>
-        <w:t xml:space="preserve">authentication).</w:t>
-      </w:r>
-    </w:p>
-    <w:p>
-      <w:pPr>
-        <w:pStyle w:val="BodyText"/>
-      </w:pPr>
-      <w:r>
-        <w:t xml:space="preserve">The remaining slides — identity sources, line of sight, RC4 retirement, the</w:t>
-      </w:r>
-      <w:r>
-        <w:t xml:space="preserve"> </w:t>
-      </w:r>
-      <w:r>
-        <w:t xml:space="preserve">three doors, the effective-access matrix — are 1 minute each. The RC4 slide</w:t>
-      </w:r>
-      <w:r>
-        <w:t xml:space="preserve"> </w:t>
-      </w:r>
-      <w:r>
-        <w:t xml:space="preserve">lands better if you tie it back to key derivation from the mechanism trio.</w:t>
+        <w:t xml:space="preserve">Foundations go up front because the deployment needs ~25 minutes of airtime.</w:t>
+      </w:r>
+      <w:r>
+        <w:t xml:space="preserve"> </w:t>
+      </w:r>
+      <w:r>
+        <w:t xml:space="preserve">Everything after that is paired: the concept slide immediately precedes the lab</w:t>
+      </w:r>
+      <w:r>
+        <w:t xml:space="preserve"> </w:t>
+      </w:r>
+      <w:r>
+        <w:t xml:space="preserve">that exercises it (RC4 → migration lab; cipher negotiation → cipher lab; three</w:t>
+      </w:r>
+      <w:r>
+        <w:t xml:space="preserve"> </w:t>
+      </w:r>
+      <w:r>
+        <w:t xml:space="preserve">doors + matrix → the authorization labs). Say this out loud at the agenda slide</w:t>
+      </w:r>
+      <w:r>
+        <w:t xml:space="preserve"> </w:t>
+      </w:r>
+      <w:r>
+        <w:t xml:space="preserve">so nobody wonders why RC4 shows up late.</w:t>
       </w:r>
     </w:p>
     <w:p>
@@ -2158,7 +2042,52 @@
         <w:rPr>
           <w:b/>
         </w:rPr>
-        <w:t xml:space="preserve">System error 5 with all permissions correct — SMB cipher mismatch</w:t>
+        <w:t xml:space="preserve">System error 5 /</w:t>
+      </w:r>
+      <w:r>
+        <w:rPr>
+          <w:b/>
+        </w:rPr>
+        <w:t xml:space="preserve"> </w:t>
+      </w:r>
+      <w:r>
+        <w:rPr>
+          <w:b/>
+        </w:rPr>
+        <w:t xml:space="preserve">“</w:t>
+      </w:r>
+      <w:r>
+        <w:rPr>
+          <w:b/>
+        </w:rPr>
+        <w:t xml:space="preserve">the user name or password is incorrect</w:t>
+      </w:r>
+      <w:r>
+        <w:rPr>
+          <w:b/>
+        </w:rPr>
+        <w:t xml:space="preserve">”</w:t>
+      </w:r>
+      <w:r>
+        <w:rPr>
+          <w:b/>
+        </w:rPr>
+        <w:t xml:space="preserve"> </w:t>
+      </w:r>
+      <w:r>
+        <w:rPr>
+          <w:b/>
+        </w:rPr>
+        <w:t xml:space="preserve">— SMB cipher mismatch</w:t>
+      </w:r>
+      <w:r>
+        <w:t xml:space="preserve"> </w:t>
+      </w:r>
+      <w:r>
+        <w:rPr>
+          <w:i/>
+        </w:rPr>
+        <w:t xml:space="preserve">(Lab 3, from a real support case that took days to resolve.)</w:t>
       </w:r>
       <w:r>
         <w:t xml:space="preserve"> </w:t>
@@ -2176,19 +2105,49 @@
         <w:t xml:space="preserve"> </w:t>
       </w:r>
       <w:r>
-        <w:t xml:space="preserve">account’s SMB security allows only (say) AES-256-GCM and the client offers a</w:t>
-      </w:r>
-      <w:r>
-        <w:t xml:space="preserve"> </w:t>
-      </w:r>
-      <w:r>
-        <w:t xml:space="preserve">different cipher first, the connection fails before auth. Diagnose: Portal →</w:t>
-      </w:r>
-      <w:r>
-        <w:t xml:space="preserve"> </w:t>
-      </w:r>
-      <w:r>
-        <w:t xml:space="preserve">Storage account → File service → Security (which ciphers are allowed) vs</w:t>
+        <w:t xml:space="preserve">account’s SMB security allows only AES-256-GCM and the client offers only</w:t>
+      </w:r>
+      <w:r>
+        <w:t xml:space="preserve"> </w:t>
+      </w:r>
+      <w:r>
+        <w:t xml:space="preserve">AES-128-GCM, there is no overlap and the session is refused — surfacing as an</w:t>
+      </w:r>
+      <w:r>
+        <w:t xml:space="preserve"> </w:t>
+      </w:r>
+      <w:r>
+        <w:t xml:space="preserve">access denial that</w:t>
+      </w:r>
+      <w:r>
+        <w:t xml:space="preserve"> </w:t>
+      </w:r>
+      <w:r>
+        <w:rPr>
+          <w:b/>
+        </w:rPr>
+        <w:t xml:space="preserve">accuses the identity</w:t>
+      </w:r>
+      <w:r>
+        <w:t xml:space="preserve">. In the real case, Kerberos was</w:t>
+      </w:r>
+      <w:r>
+        <w:t xml:space="preserve"> </w:t>
+      </w:r>
+      <w:r>
+        <w:t xml:space="preserve">verified healthy (tickets issued, both SPNs present) and the investigation still</w:t>
+      </w:r>
+      <w:r>
+        <w:t xml:space="preserve"> </w:t>
+      </w:r>
+      <w:r>
+        <w:t xml:space="preserve">went RBAC → NTFS → NTLMv2 before the traces pointed at cipher negotiation.</w:t>
+      </w:r>
+      <w:r>
+        <w:t xml:space="preserve"> </w:t>
+      </w:r>
+      <w:r>
+        <w:t xml:space="preserve">Diagnose: Portal → Storage account → File shares → Security (allowed ciphers) vs</w:t>
       </w:r>
       <w:r>
         <w:t xml:space="preserve"> </w:t>
@@ -2209,22 +2168,258 @@
         <w:t xml:space="preserve"> </w:t>
       </w:r>
       <w:r>
-        <w:rPr>
-          <w:rStyle w:val="VerbatimChar"/>
-        </w:rPr>
-        <w:t xml:space="preserve">Set-SmbClientConfiguration -EncryptionCiphers "AES_256_GCM,AES_128_GCM,AES_128_CCM"</w:t>
-      </w:r>
-      <w:r>
-        <w:t xml:space="preserve"> </w:t>
-      </w:r>
-      <w:r>
-        <w:t xml:space="preserve">— keep AES-128-CCM in the list, mounting with the storage key still needs it.</w:t>
+        <w:t xml:space="preserve">allow AES-128-GCM on the account, or set the client to offer AES-256-GCM first.</w:t>
       </w:r>
       <w:r>
         <w:t xml:space="preserve"> </w:t>
       </w:r>
       <w:r>
         <w:t xml:space="preserve">AES-256-GCM requires Win 11 / WS2022+.</w:t>
+      </w:r>
+    </w:p>
+    <w:p>
+      <w:pPr>
+        <w:pStyle w:val="BodyText"/>
+      </w:pPr>
+      <w:r>
+        <w:rPr>
+          <w:b/>
+        </w:rPr>
+        <w:t xml:space="preserve">Reading</w:t>
+      </w:r>
+      <w:r>
+        <w:rPr>
+          <w:b/>
+        </w:rPr>
+        <w:t xml:space="preserve"> </w:t>
+      </w:r>
+      <w:r>
+        <w:rPr>
+          <w:rStyle w:val="VerbatimChar"/>
+          <w:b/>
+        </w:rPr>
+        <w:t xml:space="preserve">Debug-AzStorageAccountAuth</w:t>
+      </w:r>
+      <w:r>
+        <w:rPr>
+          <w:b/>
+        </w:rPr>
+        <w:t xml:space="preserve"> </w:t>
+      </w:r>
+      <w:r>
+        <w:rPr>
+          <w:b/>
+        </w:rPr>
+        <w:t xml:space="preserve">output critically</w:t>
+      </w:r>
+      <w:r>
+        <w:t xml:space="preserve"> </w:t>
+      </w:r>
+      <w:r>
+        <w:t xml:space="preserve">The cmdlet reports RBAC/Entra checks as failures whenever the environment simply</w:t>
+      </w:r>
+      <w:r>
+        <w:t xml:space="preserve"> </w:t>
+      </w:r>
+      <w:r>
+        <w:t xml:space="preserve">doesn’t use them — e.g. a share relying on</w:t>
+      </w:r>
+      <w:r>
+        <w:t xml:space="preserve"> </w:t>
+      </w:r>
+      <w:r>
+        <w:rPr>
+          <w:b/>
+        </w:rPr>
+        <w:t xml:space="preserve">DefaultSharePermission</w:t>
+      </w:r>
+      <w:r>
+        <w:t xml:space="preserve"> </w:t>
+      </w:r>
+      <w:r>
+        <w:t xml:space="preserve">with no</w:t>
+      </w:r>
+      <w:r>
+        <w:t xml:space="preserve"> </w:t>
+      </w:r>
+      <w:r>
+        <w:t xml:space="preserve">Entra sync will fail</w:t>
+      </w:r>
+      <w:r>
+        <w:t xml:space="preserve"> </w:t>
+      </w:r>
+      <w:r>
+        <w:rPr>
+          <w:rStyle w:val="VerbatimChar"/>
+        </w:rPr>
+        <w:t xml:space="preserve">CheckSidHasAadUser</w:t>
+      </w:r>
+      <w:r>
+        <w:t xml:space="preserve"> </w:t>
+      </w:r>
+      <w:r>
+        <w:t xml:space="preserve">/</w:t>
+      </w:r>
+      <w:r>
+        <w:t xml:space="preserve"> </w:t>
+      </w:r>
+      <w:r>
+        <w:rPr>
+          <w:rStyle w:val="VerbatimChar"/>
+        </w:rPr>
+        <w:t xml:space="preserve">CheckUserRbacAssignment</w:t>
+      </w:r>
+      <w:r>
+        <w:t xml:space="preserve">, and that</w:t>
+      </w:r>
+      <w:r>
+        <w:t xml:space="preserve"> </w:t>
+      </w:r>
+      <w:r>
+        <w:t xml:space="preserve">is</w:t>
+      </w:r>
+      <w:r>
+        <w:t xml:space="preserve"> </w:t>
+      </w:r>
+      <w:r>
+        <w:rPr>
+          <w:i/>
+        </w:rPr>
+        <w:t xml:space="preserve">expected</w:t>
+      </w:r>
+      <w:r>
+        <w:t xml:space="preserve">, not a defect. Teach attendees to map each reported failure to</w:t>
+      </w:r>
+      <w:r>
+        <w:t xml:space="preserve"> </w:t>
+      </w:r>
+      <w:r>
+        <w:t xml:space="preserve">their design before acting on it; chasing an expected failure is a common way to</w:t>
+      </w:r>
+      <w:r>
+        <w:t xml:space="preserve"> </w:t>
+      </w:r>
+      <w:r>
+        <w:t xml:space="preserve">lose a day.</w:t>
+      </w:r>
+    </w:p>
+    <w:p>
+      <w:pPr>
+        <w:pStyle w:val="BodyText"/>
+      </w:pPr>
+      <w:r>
+        <w:rPr>
+          <w:b/>
+        </w:rPr>
+        <w:t xml:space="preserve">Custom domain names — three facts worth stating</w:t>
+      </w:r>
+      <w:r>
+        <w:t xml:space="preserve"> </w:t>
+      </w:r>
+      <w:r>
+        <w:t xml:space="preserve">Domain-joining a storage account does</w:t>
+      </w:r>
+      <w:r>
+        <w:t xml:space="preserve"> </w:t>
+      </w:r>
+      <w:r>
+        <w:rPr>
+          <w:b/>
+        </w:rPr>
+        <w:t xml:space="preserve">not</w:t>
+      </w:r>
+      <w:r>
+        <w:t xml:space="preserve"> </w:t>
+      </w:r>
+      <w:r>
+        <w:t xml:space="preserve">create any DNS record in on-prem</w:t>
+      </w:r>
+      <w:r>
+        <w:t xml:space="preserve"> </w:t>
+      </w:r>
+      <w:r>
+        <w:t xml:space="preserve">DNS; a CNAME (</w:t>
+      </w:r>
+      <w:r>
+        <w:rPr>
+          <w:rStyle w:val="VerbatimChar"/>
+        </w:rPr>
+        <w:t xml:space="preserve">&lt;sa&gt;.contoso.com → &lt;sa&gt;.file.core.windows.net</w:t>
+      </w:r>
+      <w:r>
+        <w:t xml:space="preserve">) must be created</w:t>
+      </w:r>
+      <w:r>
+        <w:t xml:space="preserve"> </w:t>
+      </w:r>
+      <w:r>
+        <w:t xml:space="preserve">manually. Using that custom FQDN also requires a</w:t>
+      </w:r>
+      <w:r>
+        <w:t xml:space="preserve"> </w:t>
+      </w:r>
+      <w:r>
+        <w:rPr>
+          <w:b/>
+        </w:rPr>
+        <w:t xml:space="preserve">second SPN</w:t>
+      </w:r>
+      <w:r>
+        <w:t xml:space="preserve"> </w:t>
+      </w:r>
+      <w:r>
+        <w:t xml:space="preserve">on the AD object</w:t>
+      </w:r>
+      <w:r>
+        <w:t xml:space="preserve"> </w:t>
+      </w:r>
+      <w:r>
+        <w:t xml:space="preserve">(</w:t>
+      </w:r>
+      <w:r>
+        <w:rPr>
+          <w:rStyle w:val="VerbatimChar"/>
+        </w:rPr>
+        <w:t xml:space="preserve">cifs/&lt;sa&gt;.contoso.com</w:t>
+      </w:r>
+      <w:r>
+        <w:t xml:space="preserve">). And cached credentials for either name will mask your</w:t>
+      </w:r>
+      <w:r>
+        <w:t xml:space="preserve"> </w:t>
+      </w:r>
+      <w:r>
+        <w:t xml:space="preserve">test results —</w:t>
+      </w:r>
+      <w:r>
+        <w:t xml:space="preserve"> </w:t>
+      </w:r>
+      <w:r>
+        <w:rPr>
+          <w:rStyle w:val="VerbatimChar"/>
+        </w:rPr>
+        <w:t xml:space="preserve">cmdkey /list</w:t>
+      </w:r>
+      <w:r>
+        <w:t xml:space="preserve"> </w:t>
+      </w:r>
+      <w:r>
+        <w:t xml:space="preserve">then</w:t>
+      </w:r>
+      <w:r>
+        <w:t xml:space="preserve"> </w:t>
+      </w:r>
+      <w:r>
+        <w:rPr>
+          <w:rStyle w:val="VerbatimChar"/>
+        </w:rPr>
+        <w:t xml:space="preserve">cmdkey /delete:&lt;name&gt;</w:t>
+      </w:r>
+      <w:r>
+        <w:t xml:space="preserve"> </w:t>
+      </w:r>
+      <w:r>
+        <w:t xml:space="preserve">before retesting.</w:t>
       </w:r>
     </w:p>
     <w:p>

--- a/docs/facilitator-guide.docx
+++ b/docs/facilitator-guide.docx
@@ -2,82 +2,6 @@
 <file path=word/document.xml><?xml version="1.0" encoding="utf-8"?>
 <w:document xmlns:w="http://schemas.openxmlformats.org/wordprocessingml/2006/main" xmlns:m="http://schemas.openxmlformats.org/officeDocument/2006/math" xmlns:r="http://schemas.openxmlformats.org/officeDocument/2006/relationships" xmlns:o="urn:schemas-microsoft-com:office:office" xmlns:v="urn:schemas-microsoft-com:vml" xmlns:w10="urn:schemas-microsoft-com:office:word" xmlns:a="http://schemas.openxmlformats.org/drawingml/2006/main" xmlns:pic="http://schemas.openxmlformats.org/drawingml/2006/picture" xmlns:wp="http://schemas.openxmlformats.org/drawingml/2006/wordprocessingDrawing">
   <w:body>
-    <w:p>
-      <w:pPr>
-        <w:pStyle w:val="Title"/>
-      </w:pPr>
-      <w:r>
-        <w:t xml:space="preserve">Azure</w:t>
-      </w:r>
-      <w:r>
-        <w:t xml:space="preserve"> </w:t>
-      </w:r>
-      <w:r>
-        <w:t xml:space="preserve">Files</w:t>
-      </w:r>
-      <w:r>
-        <w:t xml:space="preserve"> </w:t>
-      </w:r>
-      <w:r>
-        <w:t xml:space="preserve">Identity-Based</w:t>
-      </w:r>
-      <w:r>
-        <w:t xml:space="preserve"> </w:t>
-      </w:r>
-      <w:r>
-        <w:t xml:space="preserve">Authentication</w:t>
-      </w:r>
-      <w:r>
-        <w:t xml:space="preserve"> </w:t>
-      </w:r>
-      <w:r>
-        <w:t xml:space="preserve">—</w:t>
-      </w:r>
-      <w:r>
-        <w:t xml:space="preserve"> </w:t>
-      </w:r>
-      <w:r>
-        <w:t xml:space="preserve">Facilitator</w:t>
-      </w:r>
-      <w:r>
-        <w:t xml:space="preserve"> </w:t>
-      </w:r>
-      <w:r>
-        <w:t xml:space="preserve">Guide</w:t>
-      </w:r>
-    </w:p>
-    <w:p>
-      <w:pPr>
-        <w:pStyle w:val="Subtitle"/>
-      </w:pPr>
-      <w:r>
-        <w:t xml:space="preserve">Two</w:t>
-      </w:r>
-      <w:r>
-        <w:t xml:space="preserve"> </w:t>
-      </w:r>
-      <w:r>
-        <w:t xml:space="preserve">60-minute</w:t>
-      </w:r>
-      <w:r>
-        <w:t xml:space="preserve"> </w:t>
-      </w:r>
-      <w:r>
-        <w:t xml:space="preserve">hands-on</w:t>
-      </w:r>
-      <w:r>
-        <w:t xml:space="preserve"> </w:t>
-      </w:r>
-      <w:r>
-        <w:t xml:space="preserve">lab</w:t>
-      </w:r>
-      <w:r>
-        <w:t xml:space="preserve"> </w:t>
-      </w:r>
-      <w:r>
-        <w:t xml:space="preserve">sessions</w:t>
-      </w:r>
-    </w:p>
     <w:sdt>
       <w:sdtPr>
         <w:docPartObj>
@@ -97,7 +21,7 @@
         <w:p>
           <w:r>
             <w:fldChar w:fldCharType="begin" w:dirty="true"/>
-            <w:instrText xml:space="preserve">TOC \o "1-3" \h \z \u</w:instrText>
+            <w:instrText xml:space="preserve">TOC \o "1-2" \h \z \u</w:instrText>
             <w:fldChar w:fldCharType="separate"/>
             <w:fldChar w:fldCharType="end"/>
           </w:r>
@@ -105,14 +29,37 @@
       </w:sdtContent>
     </w:sdt>
     <w:p>
+      <w:r>
+        <w:pict>
+          <v:rect style="width:0;height:1.5pt" o:hralign="center" o:hrstd="t" o:hr="t"/>
+        </w:pict>
+      </w:r>
+    </w:p>
+    <w:p>
+      <w:pPr>
+        <w:pStyle w:val="Heading2"/>
+      </w:pPr>
+      <w:bookmarkStart w:id="20" w:name="X7d96041e084f5c89d29f707c3a759114c9ba99d"/>
+      <w:r>
+        <w:t xml:space="preserve">title: "Azure Files Identity-Based Authentication — Facilitator Guide"</w:t>
+      </w:r>
+      <w:r>
+        <w:t xml:space="preserve"> </w:t>
+      </w:r>
+      <w:r>
+        <w:t xml:space="preserve">subtitle: "Two 60-minute hands-on lab sessions"</w:t>
+      </w:r>
+      <w:bookmarkEnd w:id="20"/>
+    </w:p>
+    <w:p>
       <w:pPr>
         <w:pStyle w:val="Heading1"/>
       </w:pPr>
-      <w:bookmarkStart w:id="20" w:name="format"/>
+      <w:bookmarkStart w:id="21" w:name="format"/>
       <w:r>
         <w:t xml:space="preserve">Format</w:t>
       </w:r>
-      <w:bookmarkEnd w:id="20"/>
+      <w:bookmarkEnd w:id="21"/>
     </w:p>
     <w:p>
       <w:pPr>
@@ -197,11 +144,11 @@
       <w:pPr>
         <w:pStyle w:val="Heading1"/>
       </w:pPr>
-      <w:bookmarkStart w:id="21" w:name="X65779166f8a946121f41b6541d0f7198d11a883"/>
+      <w:bookmarkStart w:id="22" w:name="X65779166f8a946121f41b6541d0f7198d11a883"/>
       <w:r>
         <w:t xml:space="preserve">Attendee prerequisites (announce a week ahead)</w:t>
       </w:r>
-      <w:bookmarkEnd w:id="21"/>
+      <w:bookmarkEnd w:id="22"/>
     </w:p>
     <w:p>
       <w:pPr>
@@ -245,32 +192,29 @@
       <w:pPr>
         <w:pStyle w:val="Heading1"/>
       </w:pPr>
-      <w:bookmarkStart w:id="22" w:name="X4f116fd6c95e9096a42d73fa76c72a053b394d6"/>
+      <w:bookmarkStart w:id="23" w:name="X5dcc3543aa74dfbea5f1f06cad7143fcbb2cbcb"/>
       <w:r>
         <w:t xml:space="preserve">Session 1 — On-Premises AD DS Authentication</w:t>
       </w:r>
-      <w:bookmarkEnd w:id="22"/>
+      <w:bookmarkEnd w:id="23"/>
     </w:p>
     <w:p>
       <w:pPr>
         <w:pStyle w:val="Heading2"/>
       </w:pPr>
-      <w:bookmarkStart w:id="23" w:name="run-of-show"/>
+      <w:bookmarkStart w:id="24" w:name="run-of-show"/>
       <w:r>
         <w:t xml:space="preserve">Run of show</w:t>
       </w:r>
-      <w:bookmarkEnd w:id="23"/>
+      <w:bookmarkEnd w:id="24"/>
     </w:p>
     <w:tbl>
       <w:tblPr>
         <w:tblStyle w:val="Table"/>
-        <w:tblW w:type="pct" w:w="5000.0"/>
+        <w:tblW w:type="pct" w:w="0.0"/>
         <w:tblLook w:firstRow="1"/>
       </w:tblPr>
-      <w:tblGrid>
-        <w:gridCol w:w="3960"/>
-        <w:gridCol w:w="3960"/>
-      </w:tblGrid>
+      <w:tblGrid/>
       <w:tr>
         <w:trPr>
           <w:cnfStyle w:firstRow="1"/>
@@ -611,11 +555,11 @@
       <w:pPr>
         <w:pStyle w:val="Heading2"/>
       </w:pPr>
-      <w:bookmarkStart w:id="24" w:name="X1da0ee71a46a4d8a1fde2fdc67b72d217fbc20e"/>
+      <w:bookmarkStart w:id="25" w:name="Xec77fa591d6e9f3129ec4cc8a829d9328dbb9ab"/>
       <w:r>
         <w:t xml:space="preserve">Structure note — concepts sit next to their lab</w:t>
       </w:r>
-      <w:bookmarkEnd w:id="24"/>
+      <w:bookmarkEnd w:id="25"/>
     </w:p>
     <w:p>
       <w:pPr>
@@ -653,11 +597,11 @@
       <w:pPr>
         <w:pStyle w:val="Heading2"/>
       </w:pPr>
-      <w:bookmarkStart w:id="25" w:name="lab-flow-details"/>
+      <w:bookmarkStart w:id="26" w:name="lab-flow-details"/>
       <w:r>
         <w:t xml:space="preserve">Lab flow details</w:t>
       </w:r>
-      <w:bookmarkEnd w:id="25"/>
+      <w:bookmarkEnd w:id="26"/>
     </w:p>
     <w:p>
       <w:pPr>
@@ -806,11 +750,11 @@
       <w:pPr>
         <w:pStyle w:val="Heading1"/>
       </w:pPr>
-      <w:bookmarkStart w:id="26" w:name="Xaea4d3c2b16659df4b072f2a389051ab9e65e3d"/>
+      <w:bookmarkStart w:id="27" w:name="Xebd0197c87f0d949f5f944ec1d9559784fd82cc"/>
       <w:r>
         <w:t xml:space="preserve">Session 2 — Microsoft Entra Kerberos (Hybrid Identities)</w:t>
       </w:r>
-      <w:bookmarkEnd w:id="26"/>
+      <w:bookmarkEnd w:id="27"/>
     </w:p>
     <w:p>
       <w:pPr>
@@ -880,7 +824,7 @@
         <w:t xml:space="preserve"> </w:t>
       </w:r>
       <w:r>
-        <w:t xml:space="preserve">dev Entra tenant. Anyone who couldn’t redeploy should pair up. See</w:t>
+        <w:t xml:space="preserve">dev Entra tenant. Anyone who couldn't redeploy should pair up. See</w:t>
       </w:r>
       <w:r>
         <w:t xml:space="preserve"> </w:t>
@@ -899,22 +843,19 @@
       <w:pPr>
         <w:pStyle w:val="Heading2"/>
       </w:pPr>
-      <w:bookmarkStart w:id="27" w:name="run-of-show-1"/>
+      <w:bookmarkStart w:id="28" w:name="run-of-show-1"/>
       <w:r>
         <w:t xml:space="preserve">Run of show</w:t>
       </w:r>
-      <w:bookmarkEnd w:id="27"/>
+      <w:bookmarkEnd w:id="28"/>
     </w:p>
     <w:tbl>
       <w:tblPr>
         <w:tblStyle w:val="Table"/>
-        <w:tblW w:type="pct" w:w="5000.0"/>
+        <w:tblW w:type="pct" w:w="0.0"/>
         <w:tblLook w:firstRow="1"/>
       </w:tblPr>
-      <w:tblGrid>
-        <w:gridCol w:w="3960"/>
-        <w:gridCol w:w="3960"/>
-      </w:tblGrid>
+      <w:tblGrid/>
       <w:tr>
         <w:trPr>
           <w:cnfStyle w:firstRow="1"/>
@@ -973,7 +914,7 @@
               <w:jc w:val="left"/>
             </w:pPr>
             <w:r>
-              <w:t xml:space="preserve">Quick check that everyone’s Session 1 lab is redeployed and reachable, then run</w:t>
+              <w:t xml:space="preserve">Quick check that everyone's Session 1 lab is redeployed and reachable, then run</w:t>
             </w:r>
             <w:r>
               <w:t xml:space="preserve"> </w:t>
@@ -1142,11 +1083,11 @@
       <w:pPr>
         <w:pStyle w:val="Heading2"/>
       </w:pPr>
-      <w:bookmarkStart w:id="28" w:name="key-messages"/>
+      <w:bookmarkStart w:id="29" w:name="key-messages"/>
       <w:r>
         <w:t xml:space="preserve">Key messages</w:t>
       </w:r>
-      <w:bookmarkEnd w:id="28"/>
+      <w:bookmarkEnd w:id="29"/>
     </w:p>
     <w:p>
       <w:pPr>
@@ -1241,11 +1182,11 @@
       <w:pPr>
         <w:pStyle w:val="Heading2"/>
       </w:pPr>
-      <w:bookmarkStart w:id="29" w:name="timing-risks"/>
+      <w:bookmarkStart w:id="30" w:name="timing-risks"/>
       <w:r>
         <w:t xml:space="preserve">Timing risks</w:t>
       </w:r>
-      <w:bookmarkEnd w:id="29"/>
+      <w:bookmarkEnd w:id="30"/>
     </w:p>
     <w:p>
       <w:pPr>
@@ -1258,7 +1199,7 @@
         <w:t xml:space="preserve"> </w:t>
       </w:r>
       <w:r>
-        <w:t xml:space="preserve">of nondeterministic lag. If a participant’s device isn’t registered by 0:30,</w:t>
+        <w:t xml:space="preserve">of nondeterministic lag. If a participant's device isn't registered by 0:30,</w:t>
       </w:r>
       <w:r>
         <w:t xml:space="preserve"> </w:t>
@@ -1270,19 +1211,7 @@
         <w:t xml:space="preserve"> </w:t>
       </w:r>
       <w:r>
-        <w:t xml:space="preserve">“</w:t>
-      </w:r>
-      <w:r>
-        <w:t xml:space="preserve">Provision on demand</w:t>
-      </w:r>
-      <w:r>
-        <w:t xml:space="preserve">”</w:t>
-      </w:r>
-      <w:r>
-        <w:t xml:space="preserve"> </w:t>
-      </w:r>
-      <w:r>
-        <w:t xml:space="preserve">button in Cloud Sync is your fastest unblocker for user</w:t>
+        <w:t xml:space="preserve">"Provision on demand" button in Cloud Sync is your fastest unblocker for user</w:t>
       </w:r>
       <w:r>
         <w:t xml:space="preserve"> </w:t>
@@ -1295,21 +1224,21 @@
       <w:pPr>
         <w:pStyle w:val="Heading1"/>
       </w:pPr>
-      <w:bookmarkStart w:id="30" w:name="Xc2211e5794399c3ebcdf7c7eafa54909ae8223f"/>
+      <w:bookmarkStart w:id="31" w:name="X0911f97959821edf085755329b596ec595c70a8"/>
       <w:r>
         <w:t xml:space="preserve">Issue Catalog (symptom → cause → diagnosis → fix)</w:t>
       </w:r>
-      <w:bookmarkEnd w:id="30"/>
+      <w:bookmarkEnd w:id="31"/>
     </w:p>
     <w:p>
       <w:pPr>
         <w:pStyle w:val="Heading2"/>
       </w:pPr>
-      <w:bookmarkStart w:id="31" w:name="session-1-faults"/>
+      <w:bookmarkStart w:id="32" w:name="session-1-faults"/>
       <w:r>
         <w:t xml:space="preserve">Session 1 faults</w:t>
       </w:r>
-      <w:bookmarkEnd w:id="31"/>
+      <w:bookmarkEnd w:id="32"/>
     </w:p>
     <w:p>
       <w:pPr>
@@ -1319,31 +1248,7 @@
         <w:rPr>
           <w:b/>
         </w:rPr>
-        <w:t xml:space="preserve">Error 1396 / KRB5KRB_AP_ERR_MODIFIED —</w:t>
-      </w:r>
-      <w:r>
-        <w:rPr>
-          <w:b/>
-        </w:rPr>
-        <w:t xml:space="preserve"> </w:t>
-      </w:r>
-      <w:r>
-        <w:rPr>
-          <w:b/>
-        </w:rPr>
-        <w:t xml:space="preserve">“</w:t>
-      </w:r>
-      <w:r>
-        <w:rPr>
-          <w:b/>
-        </w:rPr>
-        <w:t xml:space="preserve">Logon Failure: The target account name is incorrect</w:t>
-      </w:r>
-      <w:r>
-        <w:rPr>
-          <w:b/>
-        </w:rPr>
-        <w:t xml:space="preserve">”</w:t>
+        <w:t xml:space="preserve">Error 1396 / KRB5KRB_AP_ERR_MODIFIED — "Logon Failure: The target account name is incorrect"</w:t>
       </w:r>
       <w:r>
         <w:t xml:space="preserve"> </w:t>
@@ -1355,7 +1260,7 @@
         <w:t xml:space="preserve"> </w:t>
       </w:r>
       <w:r>
-        <w:t xml:space="preserve">account’s kerb key. Worth knowing: a storage account has</w:t>
+        <w:t xml:space="preserve">account's kerb key. Worth knowing: a storage account has</w:t>
       </w:r>
       <w:r>
         <w:t xml:space="preserve"> </w:t>
@@ -1611,31 +1516,7 @@
         <w:rPr>
           <w:b/>
         </w:rPr>
-        <w:t xml:space="preserve">“</w:t>
-      </w:r>
-      <w:r>
-        <w:rPr>
-          <w:b/>
-        </w:rPr>
-        <w:t xml:space="preserve">The encryption type requested is not supported by the KDC</w:t>
-      </w:r>
-      <w:r>
-        <w:rPr>
-          <w:b/>
-        </w:rPr>
-        <w:t xml:space="preserve">”</w:t>
-      </w:r>
-      <w:r>
-        <w:rPr>
-          <w:b/>
-        </w:rPr>
-        <w:t xml:space="preserve"> </w:t>
-      </w:r>
-      <w:r>
-        <w:rPr>
-          <w:b/>
-        </w:rPr>
-        <w:t xml:space="preserve">(KRB5KDC_ERR_ETYPE_NOSUPP)</w:t>
+        <w:t xml:space="preserve">"The encryption type requested is not supported by the KDC" (KRB5KDC_ERR_ETYPE_NOSUPP)</w:t>
       </w:r>
       <w:r>
         <w:t xml:space="preserve"> </w:t>
@@ -1799,31 +1680,7 @@
         <w:rPr>
           <w:b/>
         </w:rPr>
-        <w:t xml:space="preserve">System error 64 —</w:t>
-      </w:r>
-      <w:r>
-        <w:rPr>
-          <w:b/>
-        </w:rPr>
-        <w:t xml:space="preserve"> </w:t>
-      </w:r>
-      <w:r>
-        <w:rPr>
-          <w:b/>
-        </w:rPr>
-        <w:t xml:space="preserve">“</w:t>
-      </w:r>
-      <w:r>
-        <w:rPr>
-          <w:b/>
-        </w:rPr>
-        <w:t xml:space="preserve">network name no longer available</w:t>
-      </w:r>
-      <w:r>
-        <w:rPr>
-          <w:b/>
-        </w:rPr>
-        <w:t xml:space="preserve">”</w:t>
+        <w:t xml:space="preserve">System error 64 — "network name no longer available"</w:t>
       </w:r>
       <w:r>
         <w:t xml:space="preserve"> </w:t>
@@ -1871,7 +1728,7 @@
         <w:t xml:space="preserve"> </w:t>
       </w:r>
       <w:r>
-        <w:t xml:space="preserve">trace (handshake starts, no response). Teach the contrast with 53/67 — it’s a</w:t>
+        <w:t xml:space="preserve">trace (handshake starts, no response). Teach the contrast with 53/67 — it's a</w:t>
       </w:r>
       <w:r>
         <w:t xml:space="preserve"> </w:t>
@@ -2042,43 +1899,7 @@
         <w:rPr>
           <w:b/>
         </w:rPr>
-        <w:t xml:space="preserve">System error 5 /</w:t>
-      </w:r>
-      <w:r>
-        <w:rPr>
-          <w:b/>
-        </w:rPr>
-        <w:t xml:space="preserve"> </w:t>
-      </w:r>
-      <w:r>
-        <w:rPr>
-          <w:b/>
-        </w:rPr>
-        <w:t xml:space="preserve">“</w:t>
-      </w:r>
-      <w:r>
-        <w:rPr>
-          <w:b/>
-        </w:rPr>
-        <w:t xml:space="preserve">the user name or password is incorrect</w:t>
-      </w:r>
-      <w:r>
-        <w:rPr>
-          <w:b/>
-        </w:rPr>
-        <w:t xml:space="preserve">”</w:t>
-      </w:r>
-      <w:r>
-        <w:rPr>
-          <w:b/>
-        </w:rPr>
-        <w:t xml:space="preserve"> </w:t>
-      </w:r>
-      <w:r>
-        <w:rPr>
-          <w:b/>
-        </w:rPr>
-        <w:t xml:space="preserve">— SMB cipher mismatch</w:t>
+        <w:t xml:space="preserve">System error 5 / "the user name or password is incorrect" — SMB cipher mismatch</w:t>
       </w:r>
       <w:r>
         <w:t xml:space="preserve"> </w:t>
@@ -2093,31 +1914,121 @@
         <w:t xml:space="preserve"> </w:t>
       </w:r>
       <w:r>
-        <w:t xml:space="preserve">Cause: cipher is negotiated in the SMB Negotiate, before the client names the</w:t>
-      </w:r>
-      <w:r>
-        <w:t xml:space="preserve"> </w:t>
-      </w:r>
-      <w:r>
-        <w:t xml:space="preserve">storage account, so Azure Files can’t choose a per-account cipher. If the</w:t>
-      </w:r>
-      <w:r>
-        <w:t xml:space="preserve"> </w:t>
-      </w:r>
-      <w:r>
-        <w:t xml:space="preserve">account’s SMB security allows only AES-256-GCM and the client offers only</w:t>
-      </w:r>
-      <w:r>
-        <w:t xml:space="preserve"> </w:t>
-      </w:r>
-      <w:r>
-        <w:t xml:space="preserve">AES-128-GCM, there is no overlap and the session is refused — surfacing as an</w:t>
-      </w:r>
-      <w:r>
-        <w:t xml:space="preserve"> </w:t>
-      </w:r>
-      <w:r>
-        <w:t xml:space="preserve">access denial that</w:t>
+        <w:t xml:space="preserve">Cause: at SMB Negotiate the server picks the client's</w:t>
+      </w:r>
+      <w:r>
+        <w:t xml:space="preserve"> </w:t>
+      </w:r>
+      <w:r>
+        <w:rPr>
+          <w:b/>
+        </w:rPr>
+        <w:t xml:space="preserve">first</w:t>
+      </w:r>
+      <w:r>
+        <w:t xml:space="preserve"> </w:t>
+      </w:r>
+      <w:r>
+        <w:t xml:space="preserve">offered cipher and</w:t>
+      </w:r>
+      <w:r>
+        <w:t xml:space="preserve"> </w:t>
+      </w:r>
+      <w:r>
+        <w:t xml:space="preserve">returns</w:t>
+      </w:r>
+      <w:r>
+        <w:t xml:space="preserve"> </w:t>
+      </w:r>
+      <w:r>
+        <w:rPr>
+          <w:rStyle w:val="VerbatimChar"/>
+        </w:rPr>
+        <w:t xml:space="preserve">STATUS_SUCCESS</w:t>
+      </w:r>
+      <w:r>
+        <w:t xml:space="preserve">. It does</w:t>
+      </w:r>
+      <w:r>
+        <w:t xml:space="preserve"> </w:t>
+      </w:r>
+      <w:r>
+        <w:rPr>
+          <w:b/>
+        </w:rPr>
+        <w:t xml:space="preserve">not</w:t>
+      </w:r>
+      <w:r>
+        <w:t xml:space="preserve"> </w:t>
+      </w:r>
+      <w:r>
+        <w:t xml:space="preserve">filter that list against the storage</w:t>
+      </w:r>
+      <w:r>
+        <w:t xml:space="preserve"> </w:t>
+      </w:r>
+      <w:r>
+        <w:t xml:space="preserve">account's</w:t>
+      </w:r>
+      <w:r>
+        <w:t xml:space="preserve"> </w:t>
+      </w:r>
+      <w:r>
+        <w:rPr>
+          <w:rStyle w:val="VerbatimChar"/>
+        </w:rPr>
+        <w:t xml:space="preserve">channelEncryption</w:t>
+      </w:r>
+      <w:r>
+        <w:t xml:space="preserve"> </w:t>
+      </w:r>
+      <w:r>
+        <w:t xml:space="preserve">— that check happens one step later, at Session</w:t>
+      </w:r>
+      <w:r>
+        <w:t xml:space="preserve"> </w:t>
+      </w:r>
+      <w:r>
+        <w:t xml:space="preserve">Setup, which then returns</w:t>
+      </w:r>
+      <w:r>
+        <w:t xml:space="preserve"> </w:t>
+      </w:r>
+      <w:r>
+        <w:rPr>
+          <w:rStyle w:val="VerbatimChar"/>
+        </w:rPr>
+        <w:t xml:space="preserve">STATUS_ACCESS_DENIED</w:t>
+      </w:r>
+      <w:r>
+        <w:t xml:space="preserve"> </w:t>
+      </w:r>
+      <w:r>
+        <w:t xml:space="preserve">with a</w:t>
+      </w:r>
+      <w:r>
+        <w:t xml:space="preserve"> </w:t>
+      </w:r>
+      <w:r>
+        <w:rPr>
+          <w:b/>
+        </w:rPr>
+        <w:t xml:space="preserve">zero-length security</w:t>
+      </w:r>
+      <w:r>
+        <w:rPr>
+          <w:b/>
+        </w:rPr>
+        <w:t xml:space="preserve"> </w:t>
+      </w:r>
+      <w:r>
+        <w:rPr>
+          <w:b/>
+        </w:rPr>
+        <w:t xml:space="preserve">blob</w:t>
+      </w:r>
+      <w:r>
+        <w:t xml:space="preserve">. So the error</w:t>
       </w:r>
       <w:r>
         <w:t xml:space="preserve"> </w:t>
@@ -2129,25 +2040,351 @@
         <w:t xml:space="preserve">accuses the identity</w:t>
       </w:r>
       <w:r>
-        <w:t xml:space="preserve">. In the real case, Kerberos was</w:t>
-      </w:r>
-      <w:r>
-        <w:t xml:space="preserve"> </w:t>
-      </w:r>
-      <w:r>
-        <w:t xml:space="preserve">verified healthy (tickets issued, both SPNs present) and the investigation still</w:t>
-      </w:r>
-      <w:r>
-        <w:t xml:space="preserve"> </w:t>
-      </w:r>
-      <w:r>
-        <w:t xml:space="preserve">went RBAC → NTFS → NTLMv2 before the traces pointed at cipher negotiation.</w:t>
-      </w:r>
-      <w:r>
-        <w:t xml:space="preserve"> </w:t>
-      </w:r>
-      <w:r>
-        <w:t xml:space="preserve">Diagnose: Portal → Storage account → File shares → Security (allowed ciphers) vs</w:t>
+        <w:t xml:space="preserve"> </w:t>
+      </w:r>
+      <w:r>
+        <w:t xml:space="preserve">while the ticket was never opened.</w:t>
+      </w:r>
+      <w:r>
+        <w:t xml:space="preserve"> </w:t>
+      </w:r>
+      <w:r>
+        <w:t xml:space="preserve">In the real case, Kerberos was verified healthy (tickets issued, both SPNs</w:t>
+      </w:r>
+      <w:r>
+        <w:t xml:space="preserve"> </w:t>
+      </w:r>
+      <w:r>
+        <w:t xml:space="preserve">present) and the investigation still went RBAC → NTFS → NTLMv2 before the traces</w:t>
+      </w:r>
+      <w:r>
+        <w:t xml:space="preserve"> </w:t>
+      </w:r>
+      <w:r>
+        <w:t xml:space="preserve">pointed at cipher negotiation.</w:t>
+      </w:r>
+    </w:p>
+    <w:p>
+      <w:pPr>
+        <w:pStyle w:val="BodyText"/>
+      </w:pPr>
+      <w:r>
+        <w:t xml:space="preserve">Verified on the wire in this lab (Aug 2026), twice:</w:t>
+      </w:r>
+    </w:p>
+    <w:tbl>
+      <w:tblPr>
+        <w:tblStyle w:val="Table"/>
+        <w:tblW w:type="pct" w:w="0.0"/>
+        <w:tblLook w:firstRow="1"/>
+      </w:tblPr>
+      <w:tblGrid/>
+      <w:tr>
+        <w:trPr>
+          <w:cnfStyle w:firstRow="1"/>
+        </w:trPr>
+        <w:tc>
+          <w:tcPr>
+            <w:tcBorders>
+              <w:bottom w:val="single"/>
+            </w:tcBorders>
+            <w:vAlign w:val="bottom"/>
+          </w:tcPr>
+          <w:p>
+            <w:pPr>
+              <w:pStyle w:val="Compact"/>
+              <w:jc w:val="left"/>
+            </w:pPr>
+            <w:r>
+              <w:t xml:space="preserve">Client offers (in order)</w:t>
+            </w:r>
+          </w:p>
+        </w:tc>
+        <w:tc>
+          <w:tcPr>
+            <w:tcBorders>
+              <w:bottom w:val="single"/>
+            </w:tcBorders>
+            <w:vAlign w:val="bottom"/>
+          </w:tcPr>
+          <w:p>
+            <w:pPr>
+              <w:pStyle w:val="Compact"/>
+              <w:jc w:val="left"/>
+            </w:pPr>
+            <w:r>
+              <w:t xml:space="preserve">Account allows</w:t>
+            </w:r>
+          </w:p>
+        </w:tc>
+        <w:tc>
+          <w:tcPr>
+            <w:tcBorders>
+              <w:bottom w:val="single"/>
+            </w:tcBorders>
+            <w:vAlign w:val="bottom"/>
+          </w:tcPr>
+          <w:p>
+            <w:pPr>
+              <w:pStyle w:val="Compact"/>
+              <w:jc w:val="left"/>
+            </w:pPr>
+            <w:r>
+              <w:t xml:space="preserve">Server chose</w:t>
+            </w:r>
+          </w:p>
+        </w:tc>
+        <w:tc>
+          <w:tcPr>
+            <w:tcBorders>
+              <w:bottom w:val="single"/>
+            </w:tcBorders>
+            <w:vAlign w:val="bottom"/>
+          </w:tcPr>
+          <w:p>
+            <w:pPr>
+              <w:pStyle w:val="Compact"/>
+              <w:jc w:val="left"/>
+            </w:pPr>
+            <w:r>
+              <w:t xml:space="preserve">Result</w:t>
+            </w:r>
+          </w:p>
+        </w:tc>
+      </w:tr>
+      <w:tr>
+        <w:tc>
+          <w:p>
+            <w:pPr>
+              <w:pStyle w:val="Compact"/>
+              <w:jc w:val="left"/>
+            </w:pPr>
+            <w:r>
+              <w:t xml:space="preserve">128-GCM, 128-CCM, 256-GCM, 256-CCM</w:t>
+            </w:r>
+          </w:p>
+        </w:tc>
+        <w:tc>
+          <w:p>
+            <w:pPr>
+              <w:pStyle w:val="Compact"/>
+              <w:jc w:val="left"/>
+            </w:pPr>
+            <w:r>
+              <w:t xml:space="preserve">256-GCM only</w:t>
+            </w:r>
+          </w:p>
+        </w:tc>
+        <w:tc>
+          <w:p>
+            <w:pPr>
+              <w:pStyle w:val="Compact"/>
+              <w:jc w:val="left"/>
+            </w:pPr>
+            <w:r>
+              <w:t xml:space="preserve">128-GCM</w:t>
+            </w:r>
+          </w:p>
+        </w:tc>
+        <w:tc>
+          <w:p>
+            <w:pPr>
+              <w:pStyle w:val="Compact"/>
+              <w:jc w:val="left"/>
+            </w:pPr>
+            <w:r>
+              <w:t xml:space="preserve">denied</w:t>
+            </w:r>
+          </w:p>
+        </w:tc>
+      </w:tr>
+      <w:tr>
+        <w:tc>
+          <w:p>
+            <w:pPr>
+              <w:pStyle w:val="Compact"/>
+              <w:jc w:val="left"/>
+            </w:pPr>
+            <w:r>
+              <w:t xml:space="preserve">256-CCM, 128-GCM, 128-CCM, 256-GCM</w:t>
+            </w:r>
+          </w:p>
+        </w:tc>
+        <w:tc>
+          <w:p>
+            <w:pPr>
+              <w:pStyle w:val="Compact"/>
+              <w:jc w:val="left"/>
+            </w:pPr>
+            <w:r>
+              <w:t xml:space="preserve">128-CCM, 128-GCM</w:t>
+            </w:r>
+          </w:p>
+        </w:tc>
+        <w:tc>
+          <w:p>
+            <w:pPr>
+              <w:pStyle w:val="Compact"/>
+              <w:jc w:val="left"/>
+            </w:pPr>
+            <w:r>
+              <w:t xml:space="preserve">256-CCM</w:t>
+            </w:r>
+          </w:p>
+        </w:tc>
+        <w:tc>
+          <w:p>
+            <w:pPr>
+              <w:pStyle w:val="Compact"/>
+              <w:jc w:val="left"/>
+            </w:pPr>
+            <w:r>
+              <w:t xml:space="preserve">denied</w:t>
+            </w:r>
+          </w:p>
+        </w:tc>
+      </w:tr>
+    </w:tbl>
+    <w:p>
+      <w:pPr>
+        <w:pStyle w:val="BodyText"/>
+      </w:pPr>
+      <w:r>
+        <w:t xml:space="preserve">The second run is the decisive one: the client's list held</w:t>
+      </w:r>
+      <w:r>
+        <w:t xml:space="preserve"> </w:t>
+      </w:r>
+      <w:r>
+        <w:rPr>
+          <w:b/>
+        </w:rPr>
+        <w:t xml:space="preserve">two</w:t>
+      </w:r>
+      <w:r>
+        <w:t xml:space="preserve"> </w:t>
+      </w:r>
+      <w:r>
+        <w:t xml:space="preserve">account-allowed</w:t>
+      </w:r>
+      <w:r>
+        <w:t xml:space="preserve"> </w:t>
+      </w:r>
+      <w:r>
+        <w:t xml:space="preserve">ciphers and the server still took the disallowed head.</w:t>
+      </w:r>
+      <w:r>
+        <w:t xml:space="preserve"> </w:t>
+      </w:r>
+      <w:r>
+        <w:rPr>
+          <w:b/>
+        </w:rPr>
+        <w:t xml:space="preserve">The rule is that the HEAD</w:t>
+      </w:r>
+      <w:r>
+        <w:rPr>
+          <w:b/>
+        </w:rPr>
+        <w:t xml:space="preserve"> </w:t>
+      </w:r>
+      <w:r>
+        <w:rPr>
+          <w:b/>
+        </w:rPr>
+        <w:t xml:space="preserve">of the client list must be account-allowed</w:t>
+      </w:r>
+      <w:r>
+        <w:t xml:space="preserve"> </w:t>
+      </w:r>
+      <w:r>
+        <w:t xml:space="preserve">— presence further down does nothing.</w:t>
+      </w:r>
+      <w:r>
+        <w:t xml:space="preserve"> </w:t>
+      </w:r>
+      <w:r>
+        <w:t xml:space="preserve">Note also that AES-256-CCM is not even selectable on the account (the surface</w:t>
+      </w:r>
+      <w:r>
+        <w:t xml:space="preserve"> </w:t>
+      </w:r>
+      <w:r>
+        <w:t xml:space="preserve">offers AES-128-CCM / AES-128-GCM / AES-256-GCM only), so a client leading with it</w:t>
+      </w:r>
+      <w:r>
+        <w:t xml:space="preserve"> </w:t>
+      </w:r>
+      <w:r>
+        <w:t xml:space="preserve">can never connect to Azure Files at all. Correct the common misstatement if it</w:t>
+      </w:r>
+      <w:r>
+        <w:t xml:space="preserve"> </w:t>
+      </w:r>
+      <w:r>
+        <w:t xml:space="preserve">comes up:</w:t>
+      </w:r>
+      <w:r>
+        <w:t xml:space="preserve"> </w:t>
+      </w:r>
+      <w:r>
+        <w:t xml:space="preserve">the client</w:t>
+      </w:r>
+      <w:r>
+        <w:t xml:space="preserve"> </w:t>
+      </w:r>
+      <w:r>
+        <w:rPr>
+          <w:i/>
+        </w:rPr>
+        <w:t xml:space="preserve">does</w:t>
+      </w:r>
+      <w:r>
+        <w:t xml:space="preserve"> </w:t>
+      </w:r>
+      <w:r>
+        <w:t xml:space="preserve">name the account at Negotiate (</w:t>
+      </w:r>
+      <w:r>
+        <w:rPr>
+          <w:rStyle w:val="VerbatimChar"/>
+        </w:rPr>
+        <w:t xml:space="preserve">SMB2_NETNAME_NEGOTIATE_CONTEXT_ID</w:t>
+      </w:r>
+      <w:r>
+        <w:t xml:space="preserve">);</w:t>
+      </w:r>
+      <w:r>
+        <w:t xml:space="preserve"> </w:t>
+      </w:r>
+      <w:r>
+        <w:t xml:space="preserve">the server simply doesn't use it to choose the cipher.</w:t>
+      </w:r>
+    </w:p>
+    <w:p>
+      <w:pPr>
+        <w:pStyle w:val="BodyText"/>
+      </w:pPr>
+      <w:r>
+        <w:t xml:space="preserve">Diagnose: the CIPHER block at the bottom of</w:t>
+      </w:r>
+      <w:r>
+        <w:t xml:space="preserve"> </w:t>
+      </w:r>
+      <w:r>
+        <w:rPr>
+          <w:rStyle w:val="VerbatimChar"/>
+        </w:rPr>
+        <w:t xml:space="preserve">trace-summary.txt</w:t>
+      </w:r>
+      <w:r>
+        <w:t xml:space="preserve">, or Portal →</w:t>
+      </w:r>
+      <w:r>
+        <w:t xml:space="preserve"> </w:t>
+      </w:r>
+      <w:r>
+        <w:t xml:space="preserve">Storage account → File shares → Security (allowed ciphers) vs</w:t>
       </w:r>
       <w:r>
         <w:t xml:space="preserve"> </w:t>
@@ -2162,13 +2399,31 @@
         <w:t xml:space="preserve"> </w:t>
       </w:r>
       <w:r>
-        <w:t xml:space="preserve">on the client. Fix:</w:t>
-      </w:r>
-      <w:r>
-        <w:t xml:space="preserve"> </w:t>
-      </w:r>
-      <w:r>
-        <w:t xml:space="preserve">allow AES-128-GCM on the account, or set the client to offer AES-256-GCM first.</w:t>
+        <w:t xml:space="preserve">on the client.</w:t>
+      </w:r>
+      <w:r>
+        <w:t xml:space="preserve"> </w:t>
+      </w:r>
+      <w:r>
+        <w:t xml:space="preserve">Fix (client first):</w:t>
+      </w:r>
+      <w:r>
+        <w:t xml:space="preserve"> </w:t>
+      </w:r>
+      <w:r>
+        <w:rPr>
+          <w:rStyle w:val="VerbatimChar"/>
+        </w:rPr>
+        <w:t xml:space="preserve">Set-SmbClientConfiguration -EncryptionCiphers "AES_256_GCM,AES_256_CCM,AES_128_GCM,AES_128_CCM" -Force</w:t>
+      </w:r>
+      <w:r>
+        <w:t xml:space="preserve">.</w:t>
+      </w:r>
+      <w:r>
+        <w:t xml:space="preserve"> </w:t>
+      </w:r>
+      <w:r>
+        <w:t xml:space="preserve">Fallback for unmanageable fleets: also allow AES-128-GCM on the account.</w:t>
       </w:r>
       <w:r>
         <w:t xml:space="preserve"> </w:t>
@@ -2222,7 +2477,7 @@
         <w:t xml:space="preserve"> </w:t>
       </w:r>
       <w:r>
-        <w:t xml:space="preserve">doesn’t use them — e.g. a share relying on</w:t>
+        <w:t xml:space="preserve">doesn't use them — e.g. a share relying on</w:t>
       </w:r>
       <w:r>
         <w:t xml:space="preserve"> </w:t>
@@ -2496,7 +2751,7 @@
         <w:t xml:space="preserve"> </w:t>
       </w:r>
       <w:r>
-        <w:t xml:space="preserve">plain Contributor can’t. A very common trap is stale cached credentials.</w:t>
+        <w:t xml:space="preserve">plain Contributor can't. A very common trap is stale cached credentials.</w:t>
       </w:r>
       <w:r>
         <w:t xml:space="preserve"> </w:t>
@@ -2654,7 +2909,7 @@
         <w:t xml:space="preserve"> </w:t>
       </w:r>
       <w:r>
-        <w:t xml:space="preserve">process’s token SID →</w:t>
+        <w:t xml:space="preserve">process's token SID →</w:t>
       </w:r>
       <w:r>
         <w:t xml:space="preserve"> </w:t>
@@ -2675,7 +2930,7 @@
         <w:t xml:space="preserve"> </w:t>
       </w:r>
       <w:r>
-        <w:t xml:space="preserve">computer object. Fix: computer accounts aren’t supported for AD auth unless the</w:t>
+        <w:t xml:space="preserve">computer object. Fix: computer accounts aren't supported for AD auth unless the</w:t>
       </w:r>
       <w:r>
         <w:t xml:space="preserve"> </w:t>
@@ -2709,11 +2964,11 @@
       <w:pPr>
         <w:pStyle w:val="Heading2"/>
       </w:pPr>
-      <w:bookmarkStart w:id="32" w:name="session-2-faults"/>
+      <w:bookmarkStart w:id="33" w:name="session-2-faults"/>
       <w:r>
         <w:t xml:space="preserve">Session 2 faults</w:t>
       </w:r>
-      <w:bookmarkEnd w:id="32"/>
+      <w:bookmarkEnd w:id="33"/>
     </w:p>
     <w:p>
       <w:pPr>
@@ -2943,43 +3198,13 @@
         <w:t xml:space="preserve"> </w:t>
       </w:r>
       <w:r>
-        <w:t xml:space="preserve">or WS2025 clients — worth stating precisely, since</w:t>
-      </w:r>
-      <w:r>
-        <w:t xml:space="preserve"> </w:t>
-      </w:r>
-      <w:r>
-        <w:t xml:space="preserve">“</w:t>
-      </w:r>
-      <w:r>
-        <w:t xml:space="preserve">cloud-only never works</w:t>
-      </w:r>
-      <w:r>
-        <w:t xml:space="preserve">”</w:t>
-      </w:r>
-      <w:r>
-        <w:t xml:space="preserve"> </w:t>
-      </w:r>
-      <w:r>
-        <w:t xml:space="preserve">is no longer true. Diagnose: user’s</w:t>
-      </w:r>
-      <w:r>
-        <w:t xml:space="preserve"> </w:t>
-      </w:r>
-      <w:r>
-        <w:t xml:space="preserve">“</w:t>
-      </w:r>
-      <w:r>
-        <w:t xml:space="preserve">On-premises sync enabled</w:t>
-      </w:r>
-      <w:r>
-        <w:t xml:space="preserve">”</w:t>
-      </w:r>
-      <w:r>
-        <w:t xml:space="preserve"> </w:t>
-      </w:r>
-      <w:r>
-        <w:t xml:space="preserve">attribute +</w:t>
+        <w:t xml:space="preserve">or WS2025 clients — worth stating precisely, since "cloud-only never works"</w:t>
+      </w:r>
+      <w:r>
+        <w:t xml:space="preserve"> </w:t>
+      </w:r>
+      <w:r>
+        <w:t xml:space="preserve">is no longer true. Diagnose: user's "On-premises sync enabled" attribute +</w:t>
       </w:r>
       <w:r>
         <w:t xml:space="preserve"> </w:t>
@@ -3026,7 +3251,7 @@
         <w:t xml:space="preserve"> </w:t>
       </w:r>
       <w:r>
-        <w:t xml:space="preserve">tenants — it’s why the lab asks for a dev tenant. Fix (Global Admin): grant an</w:t>
+        <w:t xml:space="preserve">tenants — it's why the lab asks for a dev tenant. Fix (Global Admin): grant an</w:t>
       </w:r>
       <w:r>
         <w:t xml:space="preserve"> </w:t>
@@ -3059,48 +3284,18 @@
         <w:t xml:space="preserve">a6aa9161-5291-40bb-8c5c-923b567bee3b</w:t>
       </w:r>
       <w:r>
-        <w:t xml:space="preserve">) on the</w:t>
-      </w:r>
-      <w:r>
-        <w:t xml:space="preserve"> </w:t>
-      </w:r>
-      <w:r>
-        <w:t xml:space="preserve">“</w:t>
-      </w:r>
-      <w:r>
-        <w:t xml:space="preserve">Block password addition</w:t>
-      </w:r>
-      <w:r>
-        <w:t xml:space="preserve">”</w:t>
-      </w:r>
-      <w:r>
-        <w:t xml:space="preserve"> </w:t>
-      </w:r>
-      <w:r>
-        <w:t xml:space="preserve">and</w:t>
-      </w:r>
-      <w:r>
-        <w:t xml:space="preserve"> </w:t>
-      </w:r>
-      <w:r>
-        <w:t xml:space="preserve">“</w:t>
-      </w:r>
-      <w:r>
-        <w:t xml:space="preserve">Restrict max password lifetime</w:t>
-      </w:r>
-      <w:r>
-        <w:t xml:space="preserve">”</w:t>
-      </w:r>
-      <w:r>
-        <w:t xml:space="preserve"> </w:t>
-      </w:r>
-      <w:r>
-        <w:t xml:space="preserve">settings at</w:t>
-      </w:r>
-      <w:r>
-        <w:t xml:space="preserve"> </w:t>
-      </w:r>
-      <w:hyperlink r:id="rId33">
+        <w:t xml:space="preserve">) on the "Block password addition" and</w:t>
+      </w:r>
+      <w:r>
+        <w:t xml:space="preserve"> </w:t>
+      </w:r>
+      <w:r>
+        <w:t xml:space="preserve">"Restrict max password lifetime" settings at</w:t>
+      </w:r>
+      <w:r>
+        <w:t xml:space="preserve"> </w:t>
+      </w:r>
+      <w:hyperlink r:id="rId34">
         <w:r>
           <w:rPr>
             <w:rStyle w:val="Hyperlink"/>
@@ -3127,7 +3322,7 @@
         <w:t xml:space="preserve">setup.ps1</w:t>
       </w:r>
       <w:r>
-        <w:t xml:space="preserve">. If policy can’t change, use a subscription whose tenant</w:t>
+        <w:t xml:space="preserve">. If policy can't change, use a subscription whose tenant</w:t>
       </w:r>
       <w:r>
         <w:t xml:space="preserve"> </w:t>
@@ -3218,7 +3413,7 @@
         <w:rPr>
           <w:b/>
         </w:rPr>
-        <w:t xml:space="preserve">Network tracing here is different — Wireshark/netsh won’t work</w:t>
+        <w:t xml:space="preserve">Network tracing here is different — Wireshark/netsh won't work</w:t>
       </w:r>
       <w:r>
         <w:t xml:space="preserve"> </w:t>
@@ -3331,7 +3526,7 @@
         <w:t xml:space="preserve"> </w:t>
       </w:r>
       <w:r>
-        <w:t xml:space="preserve">Cause: client/DC clock difference beyond Kerberos’ ~5 minute tolerance. The</w:t>
+        <w:t xml:space="preserve">Cause: client/DC clock difference beyond Kerberos' ~5 minute tolerance. The</w:t>
       </w:r>
       <w:r>
         <w:t xml:space="preserve"> </w:t>
@@ -3484,11 +3679,11 @@
       <w:pPr>
         <w:pStyle w:val="Heading1"/>
       </w:pPr>
-      <w:bookmarkStart w:id="34" w:name="X3ea82d131a2958ba9cf294746650c81495a2113"/>
+      <w:bookmarkStart w:id="35" w:name="X3ea82d131a2958ba9cf294746650c81495a2113"/>
       <w:r>
         <w:t xml:space="preserve">Evidence-first diagnosis (the specialist habit)</w:t>
       </w:r>
-      <w:bookmarkEnd w:id="34"/>
+      <w:bookmarkEnd w:id="35"/>
     </w:p>
     <w:p>
       <w:pPr>
@@ -3572,7 +3767,7 @@
         <w:t xml:space="preserve"> </w:t>
       </w:r>
       <w:r>
-        <w:t xml:space="preserve">string can’t:</w:t>
+        <w:t xml:space="preserve">string can't:</w:t>
       </w:r>
     </w:p>
     <w:p>
@@ -3620,7 +3815,7 @@
         <w:t xml:space="preserve"> </w:t>
       </w:r>
       <w:r>
-        <w:t xml:space="preserve">— 4769’s Service Name shows the SPN</w:t>
+        <w:t xml:space="preserve">— 4769's Service Name shows the SPN</w:t>
       </w:r>
       <w:r>
         <w:t xml:space="preserve"> </w:t>
@@ -3682,24 +3877,24 @@
         <w:t xml:space="preserve"> </w:t>
       </w:r>
       <w:r>
-        <w:t xml:space="preserve">SessionSetup fails with KRB_AP_ERR_MODIFIED — proof that only the service’s key</w:t>
-      </w:r>
-      <w:r>
-        <w:t xml:space="preserve"> </w:t>
-      </w:r>
-      <w:r>
-        <w:t xml:space="preserve">is wrong. Show this on screen; it’s the moment the session earns its level.</w:t>
+        <w:t xml:space="preserve">SessionSetup fails with KRB_AP_ERR_MODIFIED — proof that only the service's key</w:t>
+      </w:r>
+      <w:r>
+        <w:t xml:space="preserve"> </w:t>
+      </w:r>
+      <w:r>
+        <w:t xml:space="preserve">is wrong. Show this on screen; it's the moment the session earns its level.</w:t>
       </w:r>
     </w:p>
     <w:p>
       <w:pPr>
         <w:pStyle w:val="Heading1"/>
       </w:pPr>
-      <w:bookmarkStart w:id="35" w:name="troubleshooting-toolkit-both-sessions"/>
+      <w:bookmarkStart w:id="36" w:name="troubleshooting-toolkit-both-sessions"/>
       <w:r>
         <w:t xml:space="preserve">Troubleshooting toolkit (both sessions)</w:t>
       </w:r>
-      <w:bookmarkEnd w:id="35"/>
+      <w:bookmarkEnd w:id="36"/>
     </w:p>
     <w:p>
       <w:pPr>
@@ -3883,11 +4078,11 @@
       <w:pPr>
         <w:pStyle w:val="Heading1"/>
       </w:pPr>
-      <w:bookmarkStart w:id="36" w:name="references"/>
+      <w:bookmarkStart w:id="37" w:name="references"/>
       <w:r>
         <w:t xml:space="preserve">References</w:t>
       </w:r>
-      <w:bookmarkEnd w:id="36"/>
+      <w:bookmarkEnd w:id="37"/>
     </w:p>
     <w:p>
       <w:pPr>
@@ -4060,7 +4255,7 @@
       </w:pPr>
     </w:lvl>
   </w:abstractNum>
-  <w:abstractNum w:abstractNumId="99411">
+  <w:abstractNum w:abstractNumId="99211">
     <w:nsid w:val="ea454b4c"/>
     <w:multiLevelType w:val="multilevel"/>
     <w:lvl w:ilvl="0">
@@ -4077,7 +4272,7 @@
     </w:lvl>
     <w:lvl w:ilvl="1">
       <w:start w:val="1"/>
-      <w:numFmt w:val="decimal"/>
+      <w:numFmt w:val="lowerLetter"/>
       <w:lvlText w:val="%2."/>
       <w:lvlJc w:val="left"/>
       <w:pPr>
@@ -4089,7 +4284,7 @@
     </w:lvl>
     <w:lvl w:ilvl="2">
       <w:start w:val="1"/>
-      <w:numFmt w:val="decimal"/>
+      <w:numFmt w:val="lowerRoman"/>
       <w:lvlText w:val="%3."/>
       <w:lvlJc w:val="left"/>
       <w:pPr>
@@ -4113,7 +4308,7 @@
     </w:lvl>
     <w:lvl w:ilvl="4">
       <w:start w:val="1"/>
-      <w:numFmt w:val="decimal"/>
+      <w:numFmt w:val="lowerLetter"/>
       <w:lvlText w:val="%5."/>
       <w:lvlJc w:val="left"/>
       <w:pPr>
@@ -4125,7 +4320,7 @@
     </w:lvl>
     <w:lvl w:ilvl="5">
       <w:start w:val="1"/>
-      <w:numFmt w:val="decimal"/>
+      <w:numFmt w:val="lowerRoman"/>
       <w:lvlText w:val="%6."/>
       <w:lvlJc w:val="left"/>
       <w:pPr>
@@ -4149,7 +4344,7 @@
     </w:lvl>
     <w:lvl w:ilvl="7">
       <w:start w:val="1"/>
-      <w:numFmt w:val="decimal"/>
+      <w:numFmt w:val="lowerLetter"/>
       <w:lvlText w:val="%8."/>
       <w:lvlJc w:val="left"/>
       <w:pPr>
@@ -4161,7 +4356,7 @@
     </w:lvl>
     <w:lvl w:ilvl="8">
       <w:start w:val="1"/>
-      <w:numFmt w:val="decimal"/>
+      <w:numFmt w:val="lowerRoman"/>
       <w:lvlText w:val="%9."/>
       <w:lvlJc w:val="left"/>
       <w:pPr>
@@ -4176,7 +4371,7 @@
     <w:abstractNumId w:val="990"/>
   </w:num>
   <w:num w:numId="1001">
-    <w:abstractNumId w:val="99411"/>
+    <w:abstractNumId w:val="99211"/>
     <w:lvlOverride w:ilvl="0">
       <w:startOverride w:val="1"/>
     </w:lvlOverride>
@@ -4216,7 +4411,7 @@
         <w:rFonts w:asciiTheme="minorHAnsi" w:eastAsiaTheme="minorHAnsi" w:hAnsiTheme="minorHAnsi" w:cstheme="minorBidi"/>
         <w:sz w:val="24"/>
         <w:szCs w:val="24"/>
-        <w:lang w:val="en" w:eastAsia="en-US" w:bidi="ar-SA"/>
+        <w:lang w:val="en-US" w:eastAsia="en-US" w:bidi="ar-SA"/>
       </w:rPr>
     </w:rPrDefault>
     <w:pPrDefault>

--- a/docs/facilitator-guide.docx
+++ b/docs/facilitator-guide.docx
@@ -2,95 +2,1499 @@
 <file path=word/document.xml><?xml version="1.0" encoding="utf-8"?>
 <w:document xmlns:w="http://schemas.openxmlformats.org/wordprocessingml/2006/main" xmlns:m="http://schemas.openxmlformats.org/officeDocument/2006/math" xmlns:r="http://schemas.openxmlformats.org/officeDocument/2006/relationships" xmlns:o="urn:schemas-microsoft-com:office:office" xmlns:v="urn:schemas-microsoft-com:vml" xmlns:w10="urn:schemas-microsoft-com:office:word" xmlns:a="http://schemas.openxmlformats.org/drawingml/2006/main" xmlns:pic="http://schemas.openxmlformats.org/drawingml/2006/picture" xmlns:wp="http://schemas.openxmlformats.org/drawingml/2006/wordprocessingDrawing">
   <w:body>
-    <w:sdt>
-      <w:sdtPr>
-        <w:docPartObj>
-          <w:docPartGallery w:val="Table of Contents"/>
-          <w:docPartUnique/>
-        </w:docPartObj>
-      </w:sdtPr>
-      <w:sdtContent>
-        <w:p>
-          <w:pPr>
-            <w:pStyle w:val="TOCHeading"/>
-          </w:pPr>
-          <w:r>
-            <w:t xml:space="preserve">Table of Contents</w:t>
-          </w:r>
-        </w:p>
-        <w:p>
-          <w:r>
-            <w:fldChar w:fldCharType="begin" w:dirty="true"/>
-            <w:instrText xml:space="preserve">TOC \o "1-2" \h \z \u</w:instrText>
-            <w:fldChar w:fldCharType="separate"/>
-            <w:fldChar w:fldCharType="end"/>
-          </w:r>
-        </w:p>
-      </w:sdtContent>
-    </w:sdt>
-    <w:p>
-      <w:r>
-        <w:pict>
-          <v:rect style="width:0;height:1.5pt" o:hralign="center" o:hrstd="t" o:hr="t"/>
-        </w:pict>
-      </w:r>
+    <w:p>
+      <w:pPr>
+        <w:pStyle w:val="Title"/>
+      </w:pPr>
+      <w:r>
+        <w:t xml:space="preserve">Azure</w:t>
+      </w:r>
+      <w:r>
+        <w:t xml:space="preserve"> </w:t>
+      </w:r>
+      <w:r>
+        <w:t xml:space="preserve">Files</w:t>
+      </w:r>
+      <w:r>
+        <w:t xml:space="preserve"> </w:t>
+      </w:r>
+      <w:r>
+        <w:t xml:space="preserve">Identity-Based</w:t>
+      </w:r>
+      <w:r>
+        <w:t xml:space="preserve"> </w:t>
+      </w:r>
+      <w:r>
+        <w:t xml:space="preserve">Authentication</w:t>
+      </w:r>
+      <w:r>
+        <w:t xml:space="preserve"> </w:t>
+      </w:r>
+      <w:r>
+        <w:t xml:space="preserve">—</w:t>
+      </w:r>
+      <w:r>
+        <w:t xml:space="preserve"> </w:t>
+      </w:r>
+      <w:r>
+        <w:t xml:space="preserve">Facilitator</w:t>
+      </w:r>
+      <w:r>
+        <w:t xml:space="preserve"> </w:t>
+      </w:r>
+      <w:r>
+        <w:t xml:space="preserve">Guide</w:t>
+      </w:r>
+    </w:p>
+    <w:p>
+      <w:pPr>
+        <w:pStyle w:val="Subtitle"/>
+      </w:pPr>
+      <w:r>
+        <w:t xml:space="preserve">Two</w:t>
+      </w:r>
+      <w:r>
+        <w:t xml:space="preserve"> </w:t>
+      </w:r>
+      <w:r>
+        <w:t xml:space="preserve">60-minute</w:t>
+      </w:r>
+      <w:r>
+        <w:t xml:space="preserve"> </w:t>
+      </w:r>
+      <w:r>
+        <w:t xml:space="preserve">hands-on</w:t>
+      </w:r>
+      <w:r>
+        <w:t xml:space="preserve"> </w:t>
+      </w:r>
+      <w:r>
+        <w:t xml:space="preserve">lab</w:t>
+      </w:r>
+      <w:r>
+        <w:t xml:space="preserve"> </w:t>
+      </w:r>
+      <w:r>
+        <w:t xml:space="preserve">sessions</w:t>
+      </w:r>
+    </w:p>
+    <w:p>
+      <w:pPr>
+        <w:pStyle w:val="Heading1"/>
+      </w:pPr>
+      <w:bookmarkStart w:id="20" w:name="format"/>
+      <w:r>
+        <w:t xml:space="preserve">Format</w:t>
+      </w:r>
+      <w:bookmarkEnd w:id="20"/>
+    </w:p>
+    <w:p>
+      <w:pPr>
+        <w:pStyle w:val="FirstParagraph"/>
+      </w:pPr>
+      <w:r>
+        <w:t xml:space="preserve">Each session follows the same rhythm: attendees start the automation in their</w:t>
+      </w:r>
+      <w:r>
+        <w:t xml:space="preserve"> </w:t>
+      </w:r>
+      <w:r>
+        <w:t xml:space="preserve">own subscription at minute 0, you present concepts while it deploys, then the</w:t>
+      </w:r>
+      <w:r>
+        <w:t xml:space="preserve"> </w:t>
+      </w:r>
+      <w:r>
+        <w:t xml:space="preserve">group does guided break/fix labs. The fault scripts reproduce the issues most</w:t>
+      </w:r>
+      <w:r>
+        <w:t xml:space="preserve"> </w:t>
+      </w:r>
+      <w:r>
+        <w:t xml:space="preserve">frequently seen in real support cases (sourced from four prior troubleshooting</w:t>
+      </w:r>
+      <w:r>
+        <w:t xml:space="preserve"> </w:t>
+      </w:r>
+      <w:r>
+        <w:t xml:space="preserve">decks on this topic).</w:t>
+      </w:r>
+    </w:p>
+    <w:p>
+      <w:pPr>
+        <w:pStyle w:val="BodyText"/>
+      </w:pPr>
+      <w:r>
+        <w:rPr>
+          <w:b/>
+        </w:rPr>
+        <w:t xml:space="preserve">Golden rule:</w:t>
+      </w:r>
+      <w:r>
+        <w:t xml:space="preserve"> </w:t>
+      </w:r>
+      <w:r>
+        <w:t xml:space="preserve">never present a fault without first showing the</w:t>
+      </w:r>
+      <w:r>
+        <w:t xml:space="preserve"> </w:t>
+      </w:r>
+      <w:r>
+        <w:rPr>
+          <w:i/>
+        </w:rPr>
+        <w:t xml:space="preserve">healthy</w:t>
+      </w:r>
+      <w:r>
+        <w:t xml:space="preserve"> </w:t>
+      </w:r>
+      <w:r>
+        <w:t xml:space="preserve">state (successful mount +</w:t>
+      </w:r>
+      <w:r>
+        <w:t xml:space="preserve"> </w:t>
+      </w:r>
+      <w:r>
+        <w:rPr>
+          <w:rStyle w:val="VerbatimChar"/>
+        </w:rPr>
+        <w:t xml:space="preserve">klist</w:t>
+      </w:r>
+      <w:r>
+        <w:t xml:space="preserve"> </w:t>
+      </w:r>
+      <w:r>
+        <w:t xml:space="preserve">output). The contrast is the lesson.</w:t>
+      </w:r>
+    </w:p>
+    <w:p>
+      <w:pPr>
+        <w:pStyle w:val="Heading1"/>
+      </w:pPr>
+      <w:bookmarkStart w:id="21" w:name="X65779166f8a946121f41b6541d0f7198d11a883"/>
+      <w:r>
+        <w:t xml:space="preserve">Attendee prerequisites (announce a week ahead)</w:t>
+      </w:r>
+      <w:bookmarkEnd w:id="21"/>
+    </w:p>
+    <w:p>
+      <w:pPr>
+        <w:pStyle w:val="FirstParagraph"/>
+      </w:pPr>
+      <w:r>
+        <w:t xml:space="preserve">Azure subscription with Owner role and quota for two Standard_B2ms VMs; for</w:t>
+      </w:r>
+      <w:r>
+        <w:t xml:space="preserve"> </w:t>
+      </w:r>
+      <w:r>
+        <w:t xml:space="preserve">Session 2, Global Administrator on a disposable/dev Entra tenant (least-priv</w:t>
+      </w:r>
+      <w:r>
+        <w:t xml:space="preserve"> </w:t>
+      </w:r>
+      <w:r>
+        <w:t xml:space="preserve">alternative: Hybrid Identity Administrator for Cloud Sync + Cloud Application</w:t>
+      </w:r>
+      <w:r>
+        <w:t xml:space="preserve"> </w:t>
+      </w:r>
+      <w:r>
+        <w:t xml:space="preserve">Administrator for admin consent); PowerShell 7 with the Az and Microsoft.Graph</w:t>
+      </w:r>
+      <w:r>
+        <w:t xml:space="preserve"> </w:t>
+      </w:r>
+      <w:r>
+        <w:t xml:space="preserve">modules; an RDP client. Strongly discourage corporate production tenants for</w:t>
+      </w:r>
+      <w:r>
+        <w:t xml:space="preserve"> </w:t>
+      </w:r>
+      <w:r>
+        <w:t xml:space="preserve">Session 2.</w:t>
+      </w:r>
+    </w:p>
+    <w:p>
+      <w:pPr>
+        <w:pStyle w:val="Heading1"/>
+      </w:pPr>
+      <w:bookmarkStart w:id="22" w:name="X4f116fd6c95e9096a42d73fa76c72a053b394d6"/>
+      <w:r>
+        <w:t xml:space="preserve">Session 1 — On-Premises AD DS Authentication</w:t>
+      </w:r>
+      <w:bookmarkEnd w:id="22"/>
     </w:p>
     <w:p>
       <w:pPr>
         <w:pStyle w:val="Heading2"/>
       </w:pPr>
-      <w:bookmarkStart w:id="20" w:name="X7d96041e084f5c89d29f707c3a759114c9ba99d"/>
-      <w:r>
-        <w:t xml:space="preserve">title: "Azure Files Identity-Based Authentication — Facilitator Guide"</w:t>
-      </w:r>
-      <w:r>
-        <w:t xml:space="preserve"> </w:t>
-      </w:r>
-      <w:r>
-        <w:t xml:space="preserve">subtitle: "Two 60-minute hands-on lab sessions"</w:t>
-      </w:r>
-      <w:bookmarkEnd w:id="20"/>
+      <w:bookmarkStart w:id="23" w:name="run-of-show"/>
+      <w:r>
+        <w:t xml:space="preserve">Run of show</w:t>
+      </w:r>
+      <w:bookmarkEnd w:id="23"/>
+    </w:p>
+    <w:tbl>
+      <w:tblPr>
+        <w:tblStyle w:val="Table"/>
+        <w:tblW w:type="pct" w:w="5000.0"/>
+        <w:tblLook w:firstRow="1"/>
+      </w:tblPr>
+      <w:tblGrid>
+        <w:gridCol w:w="3960"/>
+        <w:gridCol w:w="3960"/>
+      </w:tblGrid>
+      <w:tr>
+        <w:trPr>
+          <w:cnfStyle w:firstRow="1"/>
+        </w:trPr>
+        <w:tc>
+          <w:tcPr>
+            <w:tcBorders>
+              <w:bottom w:val="single"/>
+            </w:tcBorders>
+            <w:vAlign w:val="bottom"/>
+          </w:tcPr>
+          <w:p>
+            <w:pPr>
+              <w:pStyle w:val="Compact"/>
+              <w:jc w:val="left"/>
+            </w:pPr>
+            <w:r>
+              <w:t xml:space="preserve">Time</w:t>
+            </w:r>
+          </w:p>
+        </w:tc>
+        <w:tc>
+          <w:tcPr>
+            <w:tcBorders>
+              <w:bottom w:val="single"/>
+            </w:tcBorders>
+            <w:vAlign w:val="bottom"/>
+          </w:tcPr>
+          <w:p>
+            <w:pPr>
+              <w:pStyle w:val="Compact"/>
+              <w:jc w:val="left"/>
+            </w:pPr>
+            <w:r>
+              <w:t xml:space="preserve">Activity</w:t>
+            </w:r>
+          </w:p>
+        </w:tc>
+      </w:tr>
+      <w:tr>
+        <w:tc>
+          <w:p>
+            <w:pPr>
+              <w:pStyle w:val="Compact"/>
+              <w:jc w:val="left"/>
+            </w:pPr>
+            <w:r>
+              <w:t xml:space="preserve">0:00–0:05</w:t>
+            </w:r>
+          </w:p>
+        </w:tc>
+        <w:tc>
+          <w:p>
+            <w:pPr>
+              <w:pStyle w:val="Compact"/>
+              <w:jc w:val="left"/>
+            </w:pPr>
+            <w:r>
+              <w:t xml:space="preserve">Welcome. Everyone starts</w:t>
+            </w:r>
+            <w:r>
+              <w:t xml:space="preserve"> </w:t>
+            </w:r>
+            <w:r>
+              <w:rPr>
+                <w:rStyle w:val="VerbatimChar"/>
+              </w:rPr>
+              <w:t xml:space="preserve">deploy.ps1</w:t>
+            </w:r>
+            <w:r>
+              <w:t xml:space="preserve"> </w:t>
+            </w:r>
+            <w:r>
+              <w:t xml:space="preserve">in Cloud Shell (verify step 1/9 is running before moving on).</w:t>
+            </w:r>
+          </w:p>
+        </w:tc>
+      </w:tr>
+      <w:tr>
+        <w:tc>
+          <w:p>
+            <w:pPr>
+              <w:pStyle w:val="Compact"/>
+              <w:jc w:val="left"/>
+            </w:pPr>
+            <w:r>
+              <w:t xml:space="preserve">0:05–0:28</w:t>
+            </w:r>
+          </w:p>
+        </w:tc>
+        <w:tc>
+          <w:p>
+            <w:pPr>
+              <w:pStyle w:val="Compact"/>
+              <w:jc w:val="left"/>
+            </w:pPr>
+            <w:r>
+              <w:rPr>
+                <w:b/>
+              </w:rPr>
+              <w:t xml:space="preserve">Foundations</w:t>
+            </w:r>
+            <w:r>
+              <w:t xml:space="preserve"> </w:t>
+            </w:r>
+            <w:r>
+              <w:t xml:space="preserve">while it deploys: the four-stage exchange → the mechanism trio (join / tickets / encryption) → where the evidence lives → reading a failed exchange → identity sources, line of sight, what the automation built, the collector.</w:t>
+            </w:r>
+          </w:p>
+        </w:tc>
+      </w:tr>
+      <w:tr>
+        <w:tc>
+          <w:p>
+            <w:pPr>
+              <w:pStyle w:val="Compact"/>
+              <w:jc w:val="left"/>
+            </w:pPr>
+            <w:r>
+              <w:t xml:space="preserve">0:30–0:38</w:t>
+            </w:r>
+          </w:p>
+        </w:tc>
+        <w:tc>
+          <w:p>
+            <w:pPr>
+              <w:pStyle w:val="Compact"/>
+              <w:jc w:val="left"/>
+            </w:pPr>
+            <w:r>
+              <w:rPr>
+                <w:b/>
+              </w:rPr>
+              <w:t xml:space="preserve">Lab 1</w:t>
+            </w:r>
+            <w:r>
+              <w:t xml:space="preserve"> </w:t>
+            </w:r>
+            <w:r>
+              <w:t xml:space="preserve">— the legacy environment. It mounts fine on RC4. Capture a known-good trace.</w:t>
+            </w:r>
+          </w:p>
+        </w:tc>
+      </w:tr>
+      <w:tr>
+        <w:tc>
+          <w:p>
+            <w:pPr>
+              <w:pStyle w:val="Compact"/>
+              <w:jc w:val="left"/>
+            </w:pPr>
+            <w:r>
+              <w:t xml:space="preserve">0:38–0:40</w:t>
+            </w:r>
+          </w:p>
+        </w:tc>
+        <w:tc>
+          <w:p>
+            <w:pPr>
+              <w:pStyle w:val="Compact"/>
+              <w:jc w:val="left"/>
+            </w:pPr>
+            <w:r>
+              <w:rPr>
+                <w:i/>
+              </w:rPr>
+              <w:t xml:space="preserve">Concept:</w:t>
+            </w:r>
+            <w:r>
+              <w:t xml:space="preserve"> </w:t>
+            </w:r>
+            <w:r>
+              <w:t xml:space="preserve">RC4 retirement + the three-year-old defect (real Sev A).</w:t>
+            </w:r>
+          </w:p>
+        </w:tc>
+      </w:tr>
+      <w:tr>
+        <w:tc>
+          <w:p>
+            <w:pPr>
+              <w:pStyle w:val="Compact"/>
+              <w:jc w:val="left"/>
+            </w:pPr>
+            <w:r>
+              <w:t xml:space="preserve">0:40–0:50</w:t>
+            </w:r>
+          </w:p>
+        </w:tc>
+        <w:tc>
+          <w:p>
+            <w:pPr>
+              <w:pStyle w:val="Compact"/>
+              <w:jc w:val="left"/>
+            </w:pPr>
+            <w:r>
+              <w:rPr>
+                <w:b/>
+              </w:rPr>
+              <w:t xml:space="preserve">Lab 2 ★</w:t>
+            </w:r>
+            <w:r>
+              <w:t xml:space="preserve"> </w:t>
+            </w:r>
+            <w:r>
+              <w:t xml:space="preserve">— the AES-256 migration: enforce → 1396 → diagnose from evidence → repair in the right order.</w:t>
+            </w:r>
+          </w:p>
+        </w:tc>
+      </w:tr>
+      <w:tr>
+        <w:tc>
+          <w:p>
+            <w:pPr>
+              <w:pStyle w:val="Compact"/>
+              <w:jc w:val="left"/>
+            </w:pPr>
+            <w:r>
+              <w:t xml:space="preserve">0:50–0:52</w:t>
+            </w:r>
+          </w:p>
+        </w:tc>
+        <w:tc>
+          <w:p>
+            <w:pPr>
+              <w:pStyle w:val="Compact"/>
+              <w:jc w:val="left"/>
+            </w:pPr>
+            <w:r>
+              <w:rPr>
+                <w:i/>
+              </w:rPr>
+              <w:t xml:space="preserve">Concept:</w:t>
+            </w:r>
+            <w:r>
+              <w:t xml:space="preserve"> </w:t>
+            </w:r>
+            <w:r>
+              <w:t xml:space="preserve">SMB cipher negotiation.</w:t>
+            </w:r>
+          </w:p>
+        </w:tc>
+      </w:tr>
+      <w:tr>
+        <w:tc>
+          <w:p>
+            <w:pPr>
+              <w:pStyle w:val="Compact"/>
+              <w:jc w:val="left"/>
+            </w:pPr>
+            <w:r>
+              <w:t xml:space="preserve">0:52–0:56</w:t>
+            </w:r>
+          </w:p>
+        </w:tc>
+        <w:tc>
+          <w:p>
+            <w:pPr>
+              <w:pStyle w:val="Compact"/>
+              <w:jc w:val="left"/>
+            </w:pPr>
+            <w:r>
+              <w:rPr>
+                <w:b/>
+              </w:rPr>
+              <w:t xml:space="preserve">Lab 3 ★</w:t>
+            </w:r>
+            <w:r>
+              <w:t xml:space="preserve"> </w:t>
+            </w:r>
+            <w:r>
+              <w:t xml:space="preserve">— access denied with a perfect ticket (cipher mismatch).</w:t>
+            </w:r>
+          </w:p>
+        </w:tc>
+      </w:tr>
+      <w:tr>
+        <w:tc>
+          <w:p>
+            <w:pPr>
+              <w:pStyle w:val="Compact"/>
+              <w:jc w:val="left"/>
+            </w:pPr>
+            <w:r>
+              <w:t xml:space="preserve">0:56–1:00</w:t>
+            </w:r>
+          </w:p>
+        </w:tc>
+        <w:tc>
+          <w:p>
+            <w:pPr>
+              <w:pStyle w:val="Compact"/>
+              <w:jc w:val="left"/>
+            </w:pPr>
+            <w:r>
+              <w:t xml:space="preserve">Wrap-up: triage table, tear-down, Session 2 prereqs.</w:t>
+            </w:r>
+          </w:p>
+        </w:tc>
+      </w:tr>
+    </w:tbl>
+    <w:p>
+      <w:pPr>
+        <w:pStyle w:val="BodyText"/>
+      </w:pPr>
+      <w:r>
+        <w:t xml:space="preserve">Labs 4–7 in the workbook (blocked 445, share-level denial, plain 1396 key drift,</w:t>
+      </w:r>
+      <w:r>
+        <w:t xml:space="preserve"> </w:t>
+      </w:r>
+      <w:r>
+        <w:t xml:space="preserve">broken SPN) plus the advanced faults are</w:t>
+      </w:r>
+      <w:r>
+        <w:t xml:space="preserve"> </w:t>
+      </w:r>
+      <w:r>
+        <w:rPr>
+          <w:b/>
+        </w:rPr>
+        <w:t xml:space="preserve">self-service</w:t>
+      </w:r>
+      <w:r>
+        <w:t xml:space="preserve"> </w:t>
+      </w:r>
+      <w:r>
+        <w:t xml:space="preserve">— cover them only if</w:t>
+      </w:r>
+      <w:r>
+        <w:t xml:space="preserve"> </w:t>
+      </w:r>
+      <w:r>
+        <w:t xml:space="preserve">you are ahead of schedule.</w:t>
+      </w:r>
+    </w:p>
+    <w:p>
+      <w:pPr>
+        <w:pStyle w:val="Heading2"/>
+      </w:pPr>
+      <w:bookmarkStart w:id="24" w:name="X1da0ee71a46a4d8a1fde2fdc67b72d217fbc20e"/>
+      <w:r>
+        <w:t xml:space="preserve">Structure note — concepts sit next to their lab</w:t>
+      </w:r>
+      <w:bookmarkEnd w:id="24"/>
+    </w:p>
+    <w:p>
+      <w:pPr>
+        <w:pStyle w:val="FirstParagraph"/>
+      </w:pPr>
+      <w:r>
+        <w:t xml:space="preserve">Foundations go up front because the deployment needs ~25 minutes of airtime.</w:t>
+      </w:r>
+      <w:r>
+        <w:t xml:space="preserve"> </w:t>
+      </w:r>
+      <w:r>
+        <w:t xml:space="preserve">Everything after that is paired: the concept slide immediately precedes the lab</w:t>
+      </w:r>
+      <w:r>
+        <w:t xml:space="preserve"> </w:t>
+      </w:r>
+      <w:r>
+        <w:t xml:space="preserve">that exercises it (RC4 → migration lab; cipher negotiation → cipher lab; three</w:t>
+      </w:r>
+      <w:r>
+        <w:t xml:space="preserve"> </w:t>
+      </w:r>
+      <w:r>
+        <w:t xml:space="preserve">doors + matrix → the authorization labs). Say this out loud at the agenda slide</w:t>
+      </w:r>
+      <w:r>
+        <w:t xml:space="preserve"> </w:t>
+      </w:r>
+      <w:r>
+        <w:t xml:space="preserve">so nobody wonders why RC4 shows up late.</w:t>
+      </w:r>
+    </w:p>
+    <w:p>
+      <w:pPr>
+        <w:pStyle w:val="Heading2"/>
+      </w:pPr>
+      <w:bookmarkStart w:id="25" w:name="lab-flow-details"/>
+      <w:r>
+        <w:t xml:space="preserve">Lab flow details</w:t>
+      </w:r>
+      <w:bookmarkEnd w:id="25"/>
+    </w:p>
+    <w:p>
+      <w:pPr>
+        <w:pStyle w:val="FirstParagraph"/>
+      </w:pPr>
+      <w:r>
+        <w:t xml:space="preserve">Lab 1 (healthy): on the client VM as</w:t>
+      </w:r>
+      <w:r>
+        <w:t xml:space="preserve"> </w:t>
+      </w:r>
+      <w:r>
+        <w:rPr>
+          <w:rStyle w:val="VerbatimChar"/>
+        </w:rPr>
+        <w:t xml:space="preserve">CONTOSO\labuser1</w:t>
+      </w:r>
+      <w:r>
+        <w:t xml:space="preserve">, mount and inspect —</w:t>
+      </w:r>
+      <w:r>
+        <w:t xml:space="preserve"> </w:t>
+      </w:r>
+      <w:r>
+        <w:t xml:space="preserve">then insist everyone runs the collector once on the</w:t>
+      </w:r>
+      <w:r>
+        <w:t xml:space="preserve"> </w:t>
+      </w:r>
+      <w:r>
+        <w:rPr>
+          <w:b/>
+        </w:rPr>
+        <w:t xml:space="preserve">working</w:t>
+      </w:r>
+      <w:r>
+        <w:t xml:space="preserve"> </w:t>
+      </w:r>
+      <w:r>
+        <w:t xml:space="preserve">mount:</w:t>
+      </w:r>
+    </w:p>
+    <w:p>
+      <w:pPr>
+        <w:pStyle w:val="SourceCode"/>
+      </w:pPr>
+      <w:r>
+        <w:rPr>
+          <w:rStyle w:val="VerbatimChar"/>
+        </w:rPr>
+        <w:t xml:space="preserve">C:\LabTools\Get-KerberosEvidence.ps1 -StorageAccount &lt;sa&gt;</w:t>
+      </w:r>
+    </w:p>
+    <w:p>
+      <w:pPr>
+        <w:pStyle w:val="FirstParagraph"/>
+      </w:pPr>
+      <w:r>
+        <w:t xml:space="preserve">That capture is the reference every later diagnosis diffs against. Without it</w:t>
+      </w:r>
+      <w:r>
+        <w:t xml:space="preserve"> </w:t>
+      </w:r>
+      <w:r>
+        <w:t xml:space="preserve">the evidence labs lose their punch.</w:t>
+      </w:r>
+    </w:p>
+    <w:p>
+      <w:pPr>
+        <w:pStyle w:val="BodyText"/>
+      </w:pPr>
+      <w:r>
+        <w:t xml:space="preserve">Labs 2–4: inject → reproduce →</w:t>
+      </w:r>
+      <w:r>
+        <w:t xml:space="preserve"> </w:t>
+      </w:r>
+      <w:r>
+        <w:rPr>
+          <w:b/>
+        </w:rPr>
+        <w:t xml:space="preserve">capture</w:t>
+      </w:r>
+      <w:r>
+        <w:t xml:space="preserve"> </w:t>
+      </w:r>
+      <w:r>
+        <w:t xml:space="preserve">→ compare against known-good →</w:t>
+      </w:r>
+      <w:r>
+        <w:t xml:space="preserve"> </w:t>
+      </w:r>
+      <w:r>
+        <w:t xml:space="preserve">repair. In Lab 2, put the trace or the 4769 entry on screen: a successful ticket</w:t>
+      </w:r>
+      <w:r>
+        <w:t xml:space="preserve"> </w:t>
+      </w:r>
+      <w:r>
+        <w:t xml:space="preserve">issue alongside a failed SessionSetup is the single most convincing artifact in</w:t>
+      </w:r>
+      <w:r>
+        <w:t xml:space="preserve"> </w:t>
+      </w:r>
+      <w:r>
+        <w:t xml:space="preserve">the session. If time remains,</w:t>
+      </w:r>
+      <w:r>
+        <w:t xml:space="preserve"> </w:t>
+      </w:r>
+      <w:r>
+        <w:rPr>
+          <w:rStyle w:val="VerbatimChar"/>
+        </w:rPr>
+        <w:t xml:space="preserve">ClockSkew</w:t>
+      </w:r>
+      <w:r>
+        <w:t xml:space="preserve"> </w:t>
+      </w:r>
+      <w:r>
+        <w:t xml:space="preserve">and</w:t>
+      </w:r>
+      <w:r>
+        <w:t xml:space="preserve"> </w:t>
+      </w:r>
+      <w:r>
+        <w:rPr>
+          <w:rStyle w:val="VerbatimChar"/>
+        </w:rPr>
+        <w:t xml:space="preserve">DuplicateSpn</w:t>
+      </w:r>
+      <w:r>
+        <w:t xml:space="preserve"> </w:t>
+      </w:r>
+      <w:r>
+        <w:t xml:space="preserve">are the best</w:t>
+      </w:r>
+      <w:r>
+        <w:t xml:space="preserve"> </w:t>
+      </w:r>
+      <w:r>
+        <w:t xml:space="preserve">advanced faults — neither is identifiable without the evidence.</w:t>
+      </w:r>
     </w:p>
     <w:p>
       <w:pPr>
         <w:pStyle w:val="Heading1"/>
       </w:pPr>
-      <w:bookmarkStart w:id="21" w:name="format"/>
-      <w:r>
-        <w:t xml:space="preserve">Format</w:t>
-      </w:r>
-      <w:bookmarkEnd w:id="21"/>
+      <w:bookmarkStart w:id="26" w:name="Xaea4d3c2b16659df4b072f2a389051ab9e65e3d"/>
+      <w:r>
+        <w:t xml:space="preserve">Session 2 — Microsoft Entra Kerberos (Hybrid Identities)</w:t>
+      </w:r>
+      <w:bookmarkEnd w:id="26"/>
+    </w:p>
+    <w:p>
+      <w:pPr>
+        <w:pStyle w:val="BlockText"/>
+      </w:pPr>
+      <w:r>
+        <w:rPr>
+          <w:b/>
+        </w:rPr>
+        <w:t xml:space="preserve">Prerequisite — sent as a reminder 2–3 days before:</w:t>
+      </w:r>
+      <w:r>
+        <w:t xml:space="preserve"> </w:t>
+      </w:r>
+      <w:r>
+        <w:t xml:space="preserve">attendees</w:t>
+      </w:r>
+      <w:r>
+        <w:t xml:space="preserve"> </w:t>
+      </w:r>
+      <w:r>
+        <w:rPr>
+          <w:b/>
+        </w:rPr>
+        <w:t xml:space="preserve">redeploy</w:t>
+      </w:r>
+      <w:r>
+        <w:rPr>
+          <w:b/>
+        </w:rPr>
+        <w:t xml:space="preserve"> </w:t>
+      </w:r>
+      <w:r>
+        <w:rPr>
+          <w:b/>
+        </w:rPr>
+        <w:t xml:space="preserve">the Session 1 lab beforehand</w:t>
+      </w:r>
+      <w:r>
+        <w:t xml:space="preserve"> </w:t>
+      </w:r>
+      <w:r>
+        <w:t xml:space="preserve">(they tore it down after Session 1). Confirm in</w:t>
+      </w:r>
+      <w:r>
+        <w:t xml:space="preserve"> </w:t>
+      </w:r>
+      <w:r>
+        <w:t xml:space="preserve">your reminder that everyone has a running environment</w:t>
+      </w:r>
+      <w:r>
+        <w:t xml:space="preserve"> </w:t>
+      </w:r>
+      <w:r>
+        <w:rPr>
+          <w:i/>
+        </w:rPr>
+        <w:t xml:space="preserve">and</w:t>
+      </w:r>
+      <w:r>
+        <w:t xml:space="preserve"> </w:t>
+      </w:r>
+      <w:r>
+        <w:t xml:space="preserve">Global Admin on a</w:t>
+      </w:r>
+      <w:r>
+        <w:t xml:space="preserve"> </w:t>
+      </w:r>
+      <w:r>
+        <w:t xml:space="preserve">dev Entra tenant. Anyone who couldn’t redeploy should pair up. See</w:t>
+      </w:r>
+      <w:r>
+        <w:t xml:space="preserve"> </w:t>
+      </w:r>
+      <w:r>
+        <w:rPr>
+          <w:rStyle w:val="VerbatimChar"/>
+        </w:rPr>
+        <w:t xml:space="preserve">pre-session-announcements.md</w:t>
+      </w:r>
+      <w:r>
+        <w:t xml:space="preserve">.</w:t>
+      </w:r>
+    </w:p>
+    <w:p>
+      <w:pPr>
+        <w:pStyle w:val="Heading2"/>
+      </w:pPr>
+      <w:bookmarkStart w:id="27" w:name="run-of-show-1"/>
+      <w:r>
+        <w:t xml:space="preserve">Run of show</w:t>
+      </w:r>
+      <w:bookmarkEnd w:id="27"/>
+    </w:p>
+    <w:tbl>
+      <w:tblPr>
+        <w:tblStyle w:val="Table"/>
+        <w:tblW w:type="pct" w:w="5000.0"/>
+        <w:tblLook w:firstRow="1"/>
+      </w:tblPr>
+      <w:tblGrid>
+        <w:gridCol w:w="3960"/>
+        <w:gridCol w:w="3960"/>
+      </w:tblGrid>
+      <w:tr>
+        <w:trPr>
+          <w:cnfStyle w:firstRow="1"/>
+        </w:trPr>
+        <w:tc>
+          <w:tcPr>
+            <w:tcBorders>
+              <w:bottom w:val="single"/>
+            </w:tcBorders>
+            <w:vAlign w:val="bottom"/>
+          </w:tcPr>
+          <w:p>
+            <w:pPr>
+              <w:pStyle w:val="Compact"/>
+              <w:jc w:val="left"/>
+            </w:pPr>
+            <w:r>
+              <w:t xml:space="preserve">Time</w:t>
+            </w:r>
+          </w:p>
+        </w:tc>
+        <w:tc>
+          <w:tcPr>
+            <w:tcBorders>
+              <w:bottom w:val="single"/>
+            </w:tcBorders>
+            <w:vAlign w:val="bottom"/>
+          </w:tcPr>
+          <w:p>
+            <w:pPr>
+              <w:pStyle w:val="Compact"/>
+              <w:jc w:val="left"/>
+            </w:pPr>
+            <w:r>
+              <w:t xml:space="preserve">Activity</w:t>
+            </w:r>
+          </w:p>
+        </w:tc>
+      </w:tr>
+      <w:tr>
+        <w:tc>
+          <w:p>
+            <w:pPr>
+              <w:pStyle w:val="Compact"/>
+              <w:jc w:val="left"/>
+            </w:pPr>
+            <w:r>
+              <w:t xml:space="preserve">0:00–0:05</w:t>
+            </w:r>
+          </w:p>
+        </w:tc>
+        <w:tc>
+          <w:p>
+            <w:pPr>
+              <w:pStyle w:val="Compact"/>
+              <w:jc w:val="left"/>
+            </w:pPr>
+            <w:r>
+              <w:t xml:space="preserve">Quick check that everyone’s Session 1 lab is redeployed and reachable, then run</w:t>
+            </w:r>
+            <w:r>
+              <w:t xml:space="preserve"> </w:t>
+            </w:r>
+            <w:r>
+              <w:rPr>
+                <w:rStyle w:val="VerbatimChar"/>
+              </w:rPr>
+              <w:t xml:space="preserve">setup.ps1</w:t>
+            </w:r>
+            <w:r>
+              <w:t xml:space="preserve"> </w:t>
+            </w:r>
+            <w:r>
+              <w:t xml:space="preserve">(fast, ~10 min total including client reboot).</w:t>
+            </w:r>
+          </w:p>
+        </w:tc>
+      </w:tr>
+      <w:tr>
+        <w:tc>
+          <w:p>
+            <w:pPr>
+              <w:pStyle w:val="Compact"/>
+              <w:jc w:val="left"/>
+            </w:pPr>
+            <w:r>
+              <w:t xml:space="preserve">0:05–0:15</w:t>
+            </w:r>
+          </w:p>
+        </w:tc>
+        <w:tc>
+          <w:p>
+            <w:pPr>
+              <w:pStyle w:val="Compact"/>
+              <w:jc w:val="left"/>
+            </w:pPr>
+            <w:r>
+              <w:t xml:space="preserve">Attendees do the manual Cloud Sync step (MANUAL-STEP-cloud-sync.md) while you narrate it on screen. This doubles as content: what a hybrid identity actually is.</w:t>
+            </w:r>
+          </w:p>
+        </w:tc>
+      </w:tr>
+      <w:tr>
+        <w:tc>
+          <w:p>
+            <w:pPr>
+              <w:pStyle w:val="Compact"/>
+              <w:jc w:val="left"/>
+            </w:pPr>
+            <w:r>
+              <w:t xml:space="preserve">0:15–0:30</w:t>
+            </w:r>
+          </w:p>
+        </w:tc>
+        <w:tc>
+          <w:p>
+            <w:pPr>
+              <w:pStyle w:val="Compact"/>
+              <w:jc w:val="left"/>
+            </w:pPr>
+            <w:r>
+              <w:t xml:space="preserve">Slides: Entra Kerberos model (cloud TGT, no DC line of sight), requirements checklist, what the automation did (AADKERB, consent, SCP, registry).</w:t>
+            </w:r>
+          </w:p>
+        </w:tc>
+      </w:tr>
+      <w:tr>
+        <w:tc>
+          <w:p>
+            <w:pPr>
+              <w:pStyle w:val="Compact"/>
+              <w:jc w:val="left"/>
+            </w:pPr>
+            <w:r>
+              <w:t xml:space="preserve">0:30–0:40</w:t>
+            </w:r>
+          </w:p>
+        </w:tc>
+        <w:tc>
+          <w:p>
+            <w:pPr>
+              <w:pStyle w:val="Compact"/>
+              <w:jc w:val="left"/>
+            </w:pPr>
+            <w:r>
+              <w:t xml:space="preserve">Lab 1 (healthy):</w:t>
+            </w:r>
+            <w:r>
+              <w:t xml:space="preserve"> </w:t>
+            </w:r>
+            <w:r>
+              <w:rPr>
+                <w:rStyle w:val="VerbatimChar"/>
+              </w:rPr>
+              <w:t xml:space="preserve">dsregcmd /status</w:t>
+            </w:r>
+            <w:r>
+              <w:t xml:space="preserve">,</w:t>
+            </w:r>
+            <w:r>
+              <w:t xml:space="preserve"> </w:t>
+            </w:r>
+            <w:r>
+              <w:rPr>
+                <w:rStyle w:val="VerbatimChar"/>
+              </w:rPr>
+              <w:t xml:space="preserve">klist cloud_debug</w:t>
+            </w:r>
+            <w:r>
+              <w:t xml:space="preserve">, mount, compare the ticket realm (KERBEROS.MICROSOFTONLINE.COM) with Session 1.</w:t>
+            </w:r>
+          </w:p>
+        </w:tc>
+      </w:tr>
+      <w:tr>
+        <w:tc>
+          <w:p>
+            <w:pPr>
+              <w:pStyle w:val="Compact"/>
+              <w:jc w:val="left"/>
+            </w:pPr>
+            <w:r>
+              <w:t xml:space="preserve">0:40–0:55</w:t>
+            </w:r>
+          </w:p>
+        </w:tc>
+        <w:tc>
+          <w:p>
+            <w:pPr>
+              <w:pStyle w:val="Compact"/>
+              <w:jc w:val="left"/>
+            </w:pPr>
+            <w:r>
+              <w:t xml:space="preserve">Labs 2–4: NoCloudTgt → ConsentRevoked → NotHybridJoined. NoShareAccess as backup. Cover the MFA/Conditional Access pitfall verbally (not scripted).</w:t>
+            </w:r>
+          </w:p>
+        </w:tc>
+      </w:tr>
+      <w:tr>
+        <w:tc>
+          <w:p>
+            <w:pPr>
+              <w:pStyle w:val="Compact"/>
+              <w:jc w:val="left"/>
+            </w:pPr>
+            <w:r>
+              <w:t xml:space="preserve">0:55–1:00</w:t>
+            </w:r>
+          </w:p>
+        </w:tc>
+        <w:tc>
+          <w:p>
+            <w:pPr>
+              <w:pStyle w:val="Compact"/>
+              <w:jc w:val="left"/>
+            </w:pPr>
+            <w:r>
+              <w:t xml:space="preserve">Wrap-up: decision tree across both auth methods, cleanup instructions.</w:t>
+            </w:r>
+          </w:p>
+        </w:tc>
+      </w:tr>
+    </w:tbl>
+    <w:p>
+      <w:pPr>
+        <w:pStyle w:val="Heading2"/>
+      </w:pPr>
+      <w:bookmarkStart w:id="28" w:name="key-messages"/>
+      <w:r>
+        <w:t xml:space="preserve">Key messages</w:t>
+      </w:r>
+      <w:bookmarkEnd w:id="28"/>
     </w:p>
     <w:p>
       <w:pPr>
         <w:pStyle w:val="FirstParagraph"/>
       </w:pPr>
       <w:r>
-        <w:t xml:space="preserve">Each session follows the same rhythm: attendees start the automation in their</w:t>
-      </w:r>
-      <w:r>
-        <w:t xml:space="preserve"> </w:t>
-      </w:r>
-      <w:r>
-        <w:t xml:space="preserve">own subscription at minute 0, you present concepts while it deploys, then the</w:t>
-      </w:r>
-      <w:r>
-        <w:t xml:space="preserve"> </w:t>
-      </w:r>
-      <w:r>
-        <w:t xml:space="preserve">group does guided break/fix labs. The fault scripts reproduce the issues most</w:t>
-      </w:r>
-      <w:r>
-        <w:t xml:space="preserve"> </w:t>
-      </w:r>
-      <w:r>
-        <w:t xml:space="preserve">frequently seen in real support cases (sourced from four prior troubleshooting</w:t>
-      </w:r>
-      <w:r>
-        <w:t xml:space="preserve"> </w:t>
-      </w:r>
-      <w:r>
-        <w:t xml:space="preserve">decks on this topic).</w:t>
+        <w:t xml:space="preserve">On WS2022 clients (this lab), Entra Kerberos needs</w:t>
+      </w:r>
+      <w:r>
+        <w:t xml:space="preserve"> </w:t>
+      </w:r>
+      <w:r>
+        <w:rPr>
+          <w:b/>
+        </w:rPr>
+        <w:t xml:space="preserve">hybrid identities</w:t>
+      </w:r>
+      <w:r>
+        <w:t xml:space="preserve"> </w:t>
+      </w:r>
+      <w:r>
+        <w:t xml:space="preserve">—</w:t>
+      </w:r>
+      <w:r>
+        <w:t xml:space="preserve"> </w:t>
+      </w:r>
+      <w:r>
+        <w:t xml:space="preserve">unsynced users fail, still a top field misconfiguration. Mention the 2026</w:t>
+      </w:r>
+      <w:r>
+        <w:t xml:space="preserve"> </w:t>
+      </w:r>
+      <w:r>
+        <w:t xml:space="preserve">update: Entra-only (cloud-only) identities are GA on Win11 25H2+/WS2025;</w:t>
+      </w:r>
+      <w:r>
+        <w:t xml:space="preserve"> </w:t>
+      </w:r>
+      <w:r>
+        <w:t xml:space="preserve">macOS is now supported via Platform SSO (preview). No line of sight to</w:t>
+      </w:r>
+      <w:r>
+        <w:t xml:space="preserve"> </w:t>
+      </w:r>
+      <w:r>
+        <w:t xml:space="preserve">a DC is needed</w:t>
+      </w:r>
+      <w:r>
+        <w:t xml:space="preserve"> </w:t>
+      </w:r>
+      <w:r>
+        <w:rPr>
+          <w:i/>
+        </w:rPr>
+        <w:t xml:space="preserve">for data access</w:t>
+      </w:r>
+      <w:r>
+        <w:t xml:space="preserve">, but configuring per-directory/file NTFS</w:t>
+      </w:r>
+      <w:r>
+        <w:t xml:space="preserve"> </w:t>
+      </w:r>
+      <w:r>
+        <w:t xml:space="preserve">permissions still requires it (use default share permission to sidestep in</w:t>
+      </w:r>
+      <w:r>
+        <w:t xml:space="preserve"> </w:t>
+      </w:r>
+      <w:r>
+        <w:t xml:space="preserve">labs/AVD). MFA cannot be satisfied over SMB: any Conditional Access policy</w:t>
+      </w:r>
+      <w:r>
+        <w:t xml:space="preserve"> </w:t>
+      </w:r>
+      <w:r>
+        <w:t xml:space="preserve">demanding MFA must exclude the storage account app. The device must be Entra</w:t>
+      </w:r>
+      <w:r>
+        <w:t xml:space="preserve"> </w:t>
+      </w:r>
+      <w:r>
+        <w:t xml:space="preserve">joined or hybrid joined and the OS must be Win 10 (KB5007253+), Win 11, or</w:t>
+      </w:r>
+      <w:r>
+        <w:t xml:space="preserve"> </w:t>
+      </w:r>
+      <w:r>
+        <w:t xml:space="preserve">WS2022 (KB5007254+).</w:t>
+      </w:r>
+    </w:p>
+    <w:p>
+      <w:pPr>
+        <w:pStyle w:val="Heading2"/>
+      </w:pPr>
+      <w:bookmarkStart w:id="29" w:name="timing-risks"/>
+      <w:r>
+        <w:t xml:space="preserve">Timing risks</w:t>
+      </w:r>
+      <w:bookmarkEnd w:id="29"/>
+    </w:p>
+    <w:p>
+      <w:pPr>
+        <w:pStyle w:val="FirstParagraph"/>
+      </w:pPr>
+      <w:r>
+        <w:t xml:space="preserve">Hybrid join registration and Cloud Sync provisioning each have a few minutes</w:t>
+      </w:r>
+      <w:r>
+        <w:t xml:space="preserve"> </w:t>
+      </w:r>
+      <w:r>
+        <w:t xml:space="preserve">of nondeterministic lag. If a participant’s device isn’t registered by 0:30,</w:t>
+      </w:r>
+      <w:r>
+        <w:t xml:space="preserve"> </w:t>
+      </w:r>
+      <w:r>
+        <w:t xml:space="preserve">pair them with a neighbor and circle back — do not stall the room. The</w:t>
+      </w:r>
+      <w:r>
+        <w:t xml:space="preserve"> </w:t>
+      </w:r>
+      <w:r>
+        <w:t xml:space="preserve">“</w:t>
+      </w:r>
+      <w:r>
+        <w:t xml:space="preserve">Provision on demand</w:t>
+      </w:r>
+      <w:r>
+        <w:t xml:space="preserve">”</w:t>
+      </w:r>
+      <w:r>
+        <w:t xml:space="preserve"> </w:t>
+      </w:r>
+      <w:r>
+        <w:t xml:space="preserve">button in Cloud Sync is your fastest unblocker for user</w:t>
+      </w:r>
+      <w:r>
+        <w:t xml:space="preserve"> </w:t>
+      </w:r>
+      <w:r>
+        <w:t xml:space="preserve">sync issues and makes a good live demo by itself.</w:t>
+      </w:r>
+    </w:p>
+    <w:p>
+      <w:pPr>
+        <w:pStyle w:val="Heading1"/>
+      </w:pPr>
+      <w:bookmarkStart w:id="30" w:name="Xc2211e5794399c3ebcdf7c7eafa54909ae8223f"/>
+      <w:r>
+        <w:t xml:space="preserve">Issue Catalog (symptom → cause → diagnosis → fix)</w:t>
+      </w:r>
+      <w:bookmarkEnd w:id="30"/>
+    </w:p>
+    <w:p>
+      <w:pPr>
+        <w:pStyle w:val="Heading2"/>
+      </w:pPr>
+      <w:bookmarkStart w:id="31" w:name="session-1-faults"/>
+      <w:r>
+        <w:t xml:space="preserve">Session 1 faults</w:t>
+      </w:r>
+      <w:bookmarkEnd w:id="31"/>
+    </w:p>
+    <w:p>
+      <w:pPr>
+        <w:pStyle w:val="FirstParagraph"/>
+      </w:pPr>
+      <w:r>
+        <w:rPr>
+          <w:b/>
+        </w:rPr>
+        <w:t xml:space="preserve">Error 1396 / KRB5KRB_AP_ERR_MODIFIED —</w:t>
+      </w:r>
+      <w:r>
+        <w:rPr>
+          <w:b/>
+        </w:rPr>
+        <w:t xml:space="preserve"> </w:t>
+      </w:r>
+      <w:r>
+        <w:rPr>
+          <w:b/>
+        </w:rPr>
+        <w:t xml:space="preserve">“</w:t>
+      </w:r>
+      <w:r>
+        <w:rPr>
+          <w:b/>
+        </w:rPr>
+        <w:t xml:space="preserve">Logon Failure: The target account name is incorrect</w:t>
+      </w:r>
+      <w:r>
+        <w:rPr>
+          <w:b/>
+        </w:rPr>
+        <w:t xml:space="preserve">”</w:t>
+      </w:r>
+      <w:r>
+        <w:t xml:space="preserve"> </w:t>
+      </w:r>
+      <w:r>
+        <w:t xml:space="preserve">Cause: the AD computer-account password no longer matches the storage</w:t>
+      </w:r>
+      <w:r>
+        <w:t xml:space="preserve"> </w:t>
+      </w:r>
+      <w:r>
+        <w:t xml:space="preserve">account’s kerb key. Worth knowing: a storage account has</w:t>
+      </w:r>
+      <w:r>
+        <w:t xml:space="preserve"> </w:t>
+      </w:r>
+      <w:r>
+        <w:rPr>
+          <w:b/>
+        </w:rPr>
+        <w:t xml:space="preserve">two</w:t>
+      </w:r>
+      <w:r>
+        <w:t xml:space="preserve"> </w:t>
+      </w:r>
+      <w:r>
+        <w:t xml:space="preserve">kerb keys</w:t>
+      </w:r>
+      <w:r>
+        <w:t xml:space="preserve"> </w:t>
+      </w:r>
+      <w:r>
+        <w:t xml:space="preserve">(kerb1 and kerb2); on receiving a ticket Azure Files tries kerb1 first, then</w:t>
+      </w:r>
+      <w:r>
+        <w:t xml:space="preserve"> </w:t>
+      </w:r>
+      <w:r>
+        <w:t xml:space="preserve">kerb2 — so both can be out of sync. Diagnose: mount fails after</w:t>
+      </w:r>
+      <w:r>
+        <w:t xml:space="preserve"> </w:t>
+      </w:r>
+      <w:r>
+        <w:rPr>
+          <w:rStyle w:val="VerbatimChar"/>
+        </w:rPr>
+        <w:t xml:space="preserve">klist purge</w:t>
+      </w:r>
+      <w:r>
+        <w:t xml:space="preserve">;</w:t>
+      </w:r>
+      <w:r>
+        <w:t xml:space="preserve"> </w:t>
+      </w:r>
+      <w:r>
+        <w:rPr>
+          <w:rStyle w:val="VerbatimChar"/>
+        </w:rPr>
+        <w:t xml:space="preserve">Test-AzStorageAccountADObjectPasswordIsKerbKey</w:t>
+      </w:r>
+      <w:r>
+        <w:t xml:space="preserve"> </w:t>
+      </w:r>
+      <w:r>
+        <w:t xml:space="preserve">reports whether the AD password</w:t>
+      </w:r>
+      <w:r>
+        <w:t xml:space="preserve"> </w:t>
+      </w:r>
+      <w:r>
+        <w:t xml:space="preserve">matches either key;</w:t>
+      </w:r>
+      <w:r>
+        <w:t xml:space="preserve"> </w:t>
+      </w:r>
+      <w:r>
+        <w:rPr>
+          <w:rStyle w:val="VerbatimChar"/>
+        </w:rPr>
+        <w:t xml:space="preserve">Debug-AzStorageAccountAuth</w:t>
+      </w:r>
+      <w:r>
+        <w:t xml:space="preserve"> </w:t>
+      </w:r>
+      <w:r>
+        <w:t xml:space="preserve">flags</w:t>
+      </w:r>
+      <w:r>
+        <w:t xml:space="preserve"> </w:t>
+      </w:r>
+      <w:r>
+        <w:t xml:space="preserve">CheckADObjectPasswordIsCorrect. Fix: rotate and re-sync</w:t>
+      </w:r>
+      <w:r>
+        <w:t xml:space="preserve"> </w:t>
+      </w:r>
+      <w:r>
+        <w:t xml:space="preserve">(</w:t>
+      </w:r>
+      <w:r>
+        <w:rPr>
+          <w:rStyle w:val="VerbatimChar"/>
+        </w:rPr>
+        <w:t xml:space="preserve">Invoke-Fault.ps1 -Fault PasswordMismatch -Repair</w:t>
+      </w:r>
+      <w:r>
+        <w:t xml:space="preserve"> </w:t>
+      </w:r>
+      <w:r>
+        <w:t xml:space="preserve">in the lab). Production best</w:t>
+      </w:r>
+      <w:r>
+        <w:t xml:space="preserve"> </w:t>
+      </w:r>
+      <w:r>
+        <w:t xml:space="preserve">practice is the</w:t>
+      </w:r>
+      <w:r>
+        <w:t xml:space="preserve"> </w:t>
+      </w:r>
+      <w:r>
+        <w:rPr>
+          <w:b/>
+        </w:rPr>
+        <w:t xml:space="preserve">two-stage rotation</w:t>
+      </w:r>
+      <w:r>
+        <w:t xml:space="preserve"> </w:t>
+      </w:r>
+      <w:r>
+        <w:t xml:space="preserve">with</w:t>
+      </w:r>
+      <w:r>
+        <w:t xml:space="preserve"> </w:t>
+      </w:r>
+      <w:r>
+        <w:rPr>
+          <w:rStyle w:val="VerbatimChar"/>
+        </w:rPr>
+        <w:t xml:space="preserve">Update-AzStorageAccountADObjectPassword -RotateToKerbKey kerb2</w:t>
+      </w:r>
+      <w:r>
+        <w:t xml:space="preserve"> </w:t>
+      </w:r>
+      <w:r>
+        <w:t xml:space="preserve">→ wait a few</w:t>
+      </w:r>
+      <w:r>
+        <w:t xml:space="preserve"> </w:t>
+      </w:r>
+      <w:r>
+        <w:t xml:space="preserve">hours → rotate back to kerb1, so an in-flight ticket signed with the old key</w:t>
+      </w:r>
+      <w:r>
+        <w:t xml:space="preserve"> </w:t>
+      </w:r>
+      <w:r>
+        <w:t xml:space="preserve">still validates during the change. Note there are ~9 documented root causes for</w:t>
+      </w:r>
+      <w:r>
+        <w:t xml:space="preserve"> </w:t>
+      </w:r>
+      <w:r>
+        <w:t xml:space="preserve">1396 (out-of-sync key, RC4 disabled on DC/client, AES-256 not actually enabled</w:t>
+      </w:r>
+      <w:r>
+        <w:t xml:space="preserve"> </w:t>
+      </w:r>
+      <w:r>
+        <w:t xml:space="preserve">on the SA, missing SamAccountName, AAD DS accounts wrongly AD-joined, etc.) —</w:t>
+      </w:r>
+      <w:r>
+        <w:t xml:space="preserve"> </w:t>
+      </w:r>
+      <w:r>
+        <w:t xml:space="preserve">the key-mismatch case is just the most common.</w:t>
       </w:r>
     </w:p>
     <w:p>
@@ -101,13 +1505,305 @@
         <w:rPr>
           <w:b/>
         </w:rPr>
-        <w:t xml:space="preserve">Golden rule:</w:t>
-      </w:r>
-      <w:r>
-        <w:t xml:space="preserve"> </w:t>
-      </w:r>
-      <w:r>
-        <w:t xml:space="preserve">never present a fault without first showing the</w:t>
+        <w:t xml:space="preserve">KRB5KDC_ERR_S_PRINCIPAL_UNKNOWN / klist error 0xc000018b</w:t>
+      </w:r>
+      <w:r>
+        <w:t xml:space="preserve"> </w:t>
+      </w:r>
+      <w:r>
+        <w:t xml:space="preserve">Cause: the SPN</w:t>
+      </w:r>
+      <w:r>
+        <w:t xml:space="preserve"> </w:t>
+      </w:r>
+      <w:r>
+        <w:rPr>
+          <w:rStyle w:val="VerbatimChar"/>
+        </w:rPr>
+        <w:t xml:space="preserve">cifs/&lt;sa&gt;.file.core.windows.net</w:t>
+      </w:r>
+      <w:r>
+        <w:t xml:space="preserve"> </w:t>
+      </w:r>
+      <w:r>
+        <w:t xml:space="preserve">is missing or wrong on the AD</w:t>
+      </w:r>
+      <w:r>
+        <w:t xml:space="preserve"> </w:t>
+      </w:r>
+      <w:r>
+        <w:t xml:space="preserve">object. Diagnose:</w:t>
+      </w:r>
+      <w:r>
+        <w:t xml:space="preserve"> </w:t>
+      </w:r>
+      <w:r>
+        <w:rPr>
+          <w:rStyle w:val="VerbatimChar"/>
+        </w:rPr>
+        <w:t xml:space="preserve">klist get cifs/&lt;sa&gt;.file.core.windows.net</w:t>
+      </w:r>
+      <w:r>
+        <w:t xml:space="preserve"> </w:t>
+      </w:r>
+      <w:r>
+        <w:t xml:space="preserve">fails;</w:t>
+      </w:r>
+      <w:r>
+        <w:t xml:space="preserve"> </w:t>
+      </w:r>
+      <w:r>
+        <w:rPr>
+          <w:rStyle w:val="VerbatimChar"/>
+        </w:rPr>
+        <w:t xml:space="preserve">setspn -Q cifs/&lt;sa&gt;.file.core.windows.net</w:t>
+      </w:r>
+      <w:r>
+        <w:t xml:space="preserve"> </w:t>
+      </w:r>
+      <w:r>
+        <w:t xml:space="preserve">finds nothing;</w:t>
+      </w:r>
+      <w:r>
+        <w:t xml:space="preserve"> </w:t>
+      </w:r>
+      <w:r>
+        <w:rPr>
+          <w:rStyle w:val="VerbatimChar"/>
+        </w:rPr>
+        <w:t xml:space="preserve">Get-ADComputer &lt;sa&gt; -Properties ServicePrincipalNames</w:t>
+      </w:r>
+      <w:r>
+        <w:t xml:space="preserve">. Fix: restore the SPN.</w:t>
+      </w:r>
+    </w:p>
+    <w:p>
+      <w:pPr>
+        <w:pStyle w:val="BodyText"/>
+      </w:pPr>
+      <w:r>
+        <w:rPr>
+          <w:b/>
+        </w:rPr>
+        <w:t xml:space="preserve">“</w:t>
+      </w:r>
+      <w:r>
+        <w:rPr>
+          <w:b/>
+        </w:rPr>
+        <w:t xml:space="preserve">The encryption type requested is not supported by the KDC</w:t>
+      </w:r>
+      <w:r>
+        <w:rPr>
+          <w:b/>
+        </w:rPr>
+        <w:t xml:space="preserve">”</w:t>
+      </w:r>
+      <w:r>
+        <w:rPr>
+          <w:b/>
+        </w:rPr>
+        <w:t xml:space="preserve"> </w:t>
+      </w:r>
+      <w:r>
+        <w:rPr>
+          <w:b/>
+        </w:rPr>
+        <w:t xml:space="preserve">(KRB5KDC_ERR_ETYPE_NOSUPP)</w:t>
+      </w:r>
+      <w:r>
+        <w:t xml:space="preserve"> </w:t>
+      </w:r>
+      <w:r>
+        <w:t xml:space="preserve">Cause: client and KDC/service share no common etype. Timely context: the 2026</w:t>
+      </w:r>
+      <w:r>
+        <w:t xml:space="preserve"> </w:t>
+      </w:r>
+      <w:r>
+        <w:t xml:space="preserve">Windows hardening has retired RC4-HMAC (rollout since April; the July wave</w:t>
+      </w:r>
+      <w:r>
+        <w:t xml:space="preserve"> </w:t>
+      </w:r>
+      <w:r>
+        <w:t xml:space="preserve">flipped AD DS defaults to AES-256 — enforcement is live), so storage accounts</w:t>
+      </w:r>
+      <w:r>
+        <w:t xml:space="preserve"> </w:t>
+      </w:r>
+      <w:r>
+        <w:t xml:space="preserve">domain-joined before 2023 (or manually with RC4) are failing in the field</w:t>
+      </w:r>
+      <w:r>
+        <w:t xml:space="preserve"> </w:t>
+      </w:r>
+      <w:r>
+        <w:t xml:space="preserve">right now — expect audience questions. The lab</w:t>
+      </w:r>
+      <w:r>
+        <w:t xml:space="preserve"> </w:t>
+      </w:r>
+      <w:r>
+        <w:t xml:space="preserve">deploys AES-256 from the start. Diagnose: gpedit/registry</w:t>
+      </w:r>
+      <w:r>
+        <w:t xml:space="preserve"> </w:t>
+      </w:r>
+      <w:r>
+        <w:rPr>
+          <w:rStyle w:val="VerbatimChar"/>
+        </w:rPr>
+        <w:t xml:space="preserve">SupportedEncryptionTypes</w:t>
+      </w:r>
+      <w:r>
+        <w:t xml:space="preserve">;</w:t>
+      </w:r>
+      <w:r>
+        <w:t xml:space="preserve"> </w:t>
+      </w:r>
+      <w:r>
+        <w:rPr>
+          <w:rStyle w:val="VerbatimChar"/>
+        </w:rPr>
+        <w:t xml:space="preserve">Get-ADComputer &lt;sa&gt; -Properties msDS-SupportedEncryptionTypes</w:t>
+      </w:r>
+      <w:r>
+        <w:t xml:space="preserve">; network trace shows ETYPE_NOSUPP in TGS-REP.</w:t>
+      </w:r>
+      <w:r>
+        <w:t xml:space="preserve"> </w:t>
+      </w:r>
+      <w:r>
+        <w:t xml:space="preserve">Fix: restore allowed etypes; to migrate an account to AES-256, ensure</w:t>
+      </w:r>
+      <w:r>
+        <w:t xml:space="preserve"> </w:t>
+      </w:r>
+      <w:r>
+        <w:t xml:space="preserve">SamAccountName is registered on the SA, set the encryption type, then rotate</w:t>
+      </w:r>
+      <w:r>
+        <w:t xml:space="preserve"> </w:t>
+      </w:r>
+      <w:r>
+        <w:t xml:space="preserve">the kerb key/password (order matters — AES keys derive from the password at</w:t>
+      </w:r>
+      <w:r>
+        <w:t xml:space="preserve"> </w:t>
+      </w:r>
+      <w:r>
+        <w:t xml:space="preserve">set time;</w:t>
+      </w:r>
+      <w:r>
+        <w:t xml:space="preserve"> </w:t>
+      </w:r>
+      <w:r>
+        <w:rPr>
+          <w:rStyle w:val="VerbatimChar"/>
+        </w:rPr>
+        <w:t xml:space="preserve">Update-AzStorageAccountAuthForAES256</w:t>
+      </w:r>
+      <w:r>
+        <w:t xml:space="preserve"> </w:t>
+      </w:r>
+      <w:r>
+        <w:t xml:space="preserve">in AzFilesHybrid automates it).</w:t>
+      </w:r>
+    </w:p>
+    <w:p>
+      <w:pPr>
+        <w:pStyle w:val="BodyText"/>
+      </w:pPr>
+      <w:r>
+        <w:rPr>
+          <w:b/>
+        </w:rPr>
+        <w:t xml:space="preserve">System error 53 / 67 (often after a timeout) on</w:t>
+      </w:r>
+      <w:r>
+        <w:rPr>
+          <w:b/>
+        </w:rPr>
+        <w:t xml:space="preserve"> </w:t>
+      </w:r>
+      <w:r>
+        <w:rPr>
+          <w:rStyle w:val="VerbatimChar"/>
+          <w:b/>
+        </w:rPr>
+        <w:t xml:space="preserve">net use</w:t>
+      </w:r>
+      <w:r>
+        <w:t xml:space="preserve"> </w:t>
+      </w:r>
+      <w:r>
+        <w:t xml:space="preserve">Cause: outbound TCP/445 blocked (ISP, firewall, NSG) or DNS failure. This is</w:t>
+      </w:r>
+      <w:r>
+        <w:t xml:space="preserve"> </w:t>
+      </w:r>
+      <w:r>
+        <w:t xml:space="preserve">what the Block445 lab produces. Diagnose:</w:t>
+      </w:r>
+      <w:r>
+        <w:t xml:space="preserve"> </w:t>
+      </w:r>
+      <w:r>
+        <w:rPr>
+          <w:rStyle w:val="VerbatimChar"/>
+        </w:rPr>
+        <w:t xml:space="preserve">Test-NetConnection &lt;sa&gt;.file.core.windows.net -Port 445</w:t>
+      </w:r>
+      <w:r>
+        <w:t xml:space="preserve">. Fix: unblock 445, or</w:t>
+      </w:r>
+      <w:r>
+        <w:t xml:space="preserve"> </w:t>
+      </w:r>
+      <w:r>
+        <w:t xml:space="preserve">use private endpoint/VPN.</w:t>
+      </w:r>
+    </w:p>
+    <w:p>
+      <w:pPr>
+        <w:pStyle w:val="BodyText"/>
+      </w:pPr>
+      <w:r>
+        <w:rPr>
+          <w:b/>
+        </w:rPr>
+        <w:t xml:space="preserve">System error 64 —</w:t>
+      </w:r>
+      <w:r>
+        <w:rPr>
+          <w:b/>
+        </w:rPr>
+        <w:t xml:space="preserve"> </w:t>
+      </w:r>
+      <w:r>
+        <w:rPr>
+          <w:b/>
+        </w:rPr>
+        <w:t xml:space="preserve">“</w:t>
+      </w:r>
+      <w:r>
+        <w:rPr>
+          <w:b/>
+        </w:rPr>
+        <w:t xml:space="preserve">network name no longer available</w:t>
+      </w:r>
+      <w:r>
+        <w:rPr>
+          <w:b/>
+        </w:rPr>
+        <w:t xml:space="preserve">”</w:t>
+      </w:r>
+      <w:r>
+        <w:t xml:space="preserve"> </w:t>
+      </w:r>
+      <w:r>
+        <w:t xml:space="preserve">A</w:t>
       </w:r>
       <w:r>
         <w:t xml:space="preserve"> </w:t>
@@ -116,97 +1812,561 @@
         <w:rPr>
           <w:i/>
         </w:rPr>
-        <w:t xml:space="preserve">healthy</w:t>
-      </w:r>
-      <w:r>
-        <w:t xml:space="preserve"> </w:t>
-      </w:r>
-      <w:r>
-        <w:t xml:space="preserve">state (successful mount +</w:t>
-      </w:r>
-      <w:r>
-        <w:t xml:space="preserve"> </w:t>
-      </w:r>
-      <w:r>
-        <w:rPr>
-          <w:rStyle w:val="VerbatimChar"/>
+        <w:t xml:space="preserve">different</w:t>
+      </w:r>
+      <w:r>
+        <w:t xml:space="preserve"> </w:t>
+      </w:r>
+      <w:r>
+        <w:t xml:space="preserve">signature from 53/67: TCP 445 connects and</w:t>
+      </w:r>
+      <w:r>
+        <w:t xml:space="preserve"> </w:t>
+      </w:r>
+      <w:r>
+        <w:rPr>
+          <w:rStyle w:val="VerbatimChar"/>
+        </w:rPr>
+        <w:t xml:space="preserve">Test-NetConnection</w:t>
+      </w:r>
+      <w:r>
+        <w:t xml:space="preserve"> </w:t>
+      </w:r>
+      <w:r>
+        <w:t xml:space="preserve">may</w:t>
+      </w:r>
+      <w:r>
+        <w:t xml:space="preserve"> </w:t>
+      </w:r>
+      <w:r>
+        <w:t xml:space="preserve">even succeed, yet the session dies. The</w:t>
+      </w:r>
+      <w:r>
+        <w:t xml:space="preserve"> </w:t>
+      </w:r>
+      <w:r>
+        <w:rPr>
+          <w:b/>
+        </w:rPr>
+        <w:t xml:space="preserve">most common</w:t>
+      </w:r>
+      <w:r>
+        <w:t xml:space="preserve"> </w:t>
+      </w:r>
+      <w:r>
+        <w:t xml:space="preserve">cause is a middlebox —</w:t>
+      </w:r>
+      <w:r>
+        <w:t xml:space="preserve"> </w:t>
+      </w:r>
+      <w:r>
+        <w:t xml:space="preserve">proxy, NAT, firewall — dropping or resetting the SMB conversation after the TCP</w:t>
+      </w:r>
+      <w:r>
+        <w:t xml:space="preserve"> </w:t>
+      </w:r>
+      <w:r>
+        <w:t xml:space="preserve">handshake.</w:t>
+      </w:r>
+    </w:p>
+    <w:p>
+      <w:pPr>
+        <w:pStyle w:val="BodyText"/>
+      </w:pPr>
+      <w:r>
+        <w:t xml:space="preserve">But do not close on that. Error 64 is</w:t>
+      </w:r>
+      <w:r>
+        <w:t xml:space="preserve"> </w:t>
+      </w:r>
+      <w:r>
+        <w:rPr>
+          <w:rStyle w:val="VerbatimChar"/>
+        </w:rPr>
+        <w:t xml:space="preserve">ERROR_NETNAME_DELETED</w:t>
+      </w:r>
+      <w:r>
+        <w:t xml:space="preserve">: it means the</w:t>
+      </w:r>
+      <w:r>
+        <w:t xml:space="preserve"> </w:t>
+      </w:r>
+      <w:r>
+        <w:t xml:space="preserve">server side of the session went away, and</w:t>
+      </w:r>
+      <w:r>
+        <w:t xml:space="preserve"> </w:t>
+      </w:r>
+      <w:r>
+        <w:rPr>
+          <w:b/>
+        </w:rPr>
+        <w:t xml:space="preserve">the server can tear a session down</w:t>
+      </w:r>
+      <w:r>
+        <w:rPr>
+          <w:b/>
+        </w:rPr>
+        <w:t xml:space="preserve"> </w:t>
+      </w:r>
+      <w:r>
+        <w:rPr>
+          <w:b/>
+        </w:rPr>
+        <w:t xml:space="preserve">for its own reasons too</w:t>
+      </w:r>
+      <w:r>
+        <w:t xml:space="preserve"> </w:t>
+      </w:r>
+      <w:r>
+        <w:t xml:space="preserve">— Kerberos/account configuration problems and idle or</w:t>
+      </w:r>
+      <w:r>
+        <w:t xml:space="preserve"> </w:t>
+      </w:r>
+      <w:r>
+        <w:t xml:space="preserve">policy-driven session teardown produce the same code. Rule: take a network trace</w:t>
+      </w:r>
+      <w:r>
+        <w:t xml:space="preserve"> </w:t>
+      </w:r>
+      <w:r>
+        <w:t xml:space="preserve">and see</w:t>
+      </w:r>
+      <w:r>
+        <w:t xml:space="preserve"> </w:t>
+      </w:r>
+      <w:r>
+        <w:rPr>
+          <w:i/>
+        </w:rPr>
+        <w:t xml:space="preserve">where</w:t>
+      </w:r>
+      <w:r>
+        <w:t xml:space="preserve"> </w:t>
+      </w:r>
+      <w:r>
+        <w:t xml:space="preserve">it stops. Handshake starts with no response points at the</w:t>
+      </w:r>
+      <w:r>
+        <w:t xml:space="preserve"> </w:t>
+      </w:r>
+      <w:r>
+        <w:t xml:space="preserve">network path; a session that authenticates and then dies points back at</w:t>
+      </w:r>
+      <w:r>
+        <w:t xml:space="preserve"> </w:t>
+      </w:r>
+      <w:r>
+        <w:t xml:space="preserve">configuration. Teach the contrast with 53/67 — the mis-triage is frequent — but</w:t>
+      </w:r>
+      <w:r>
+        <w:t xml:space="preserve"> </w:t>
+      </w:r>
+      <w:r>
+        <w:t xml:space="preserve">teach 64 as</w:t>
+      </w:r>
+      <w:r>
+        <w:t xml:space="preserve"> </w:t>
+      </w:r>
+      <w:r>
+        <w:t xml:space="preserve">“</w:t>
+      </w:r>
+      <w:r>
+        <w:t xml:space="preserve">the session was torn down, find out by whom</w:t>
+      </w:r>
+      <w:r>
+        <w:t xml:space="preserve">”</w:t>
+      </w:r>
+      <w:r>
+        <w:t xml:space="preserve">, not as</w:t>
+      </w:r>
+      <w:r>
+        <w:t xml:space="preserve"> </w:t>
+      </w:r>
+      <w:r>
+        <w:t xml:space="preserve">“</w:t>
+      </w:r>
+      <w:r>
+        <w:t xml:space="preserve">proxy</w:t>
+      </w:r>
+      <w:r>
+        <w:t xml:space="preserve">”</w:t>
+      </w:r>
+      <w:r>
+        <w:t xml:space="preserve">.</w:t>
+      </w:r>
+    </w:p>
+    <w:p>
+      <w:pPr>
+        <w:pStyle w:val="BodyText"/>
+      </w:pPr>
+      <w:r>
+        <w:rPr>
+          <w:b/>
+        </w:rPr>
+        <w:t xml:space="preserve">System error 67 — network name cannot be found</w:t>
+      </w:r>
+      <w:r>
+        <w:t xml:space="preserve"> </w:t>
+      </w:r>
+      <w:r>
+        <w:t xml:space="preserve">Cause (classic): single slash in the UNC path typo, or DNS failure; also seen</w:t>
+      </w:r>
+      <w:r>
+        <w:t xml:space="preserve"> </w:t>
+      </w:r>
+      <w:r>
+        <w:t xml:space="preserve">with blocked 445. Diagnose: check the exact command,</w:t>
+      </w:r>
+      <w:r>
+        <w:t xml:space="preserve"> </w:t>
+      </w:r>
+      <w:r>
+        <w:rPr>
+          <w:rStyle w:val="VerbatimChar"/>
+        </w:rPr>
+        <w:t xml:space="preserve">nslookup</w:t>
+      </w:r>
+      <w:r>
+        <w:t xml:space="preserve"> </w:t>
+      </w:r>
+      <w:r>
+        <w:t xml:space="preserve">the FQDN.</w:t>
+      </w:r>
+    </w:p>
+    <w:p>
+      <w:pPr>
+        <w:pStyle w:val="BodyText"/>
+      </w:pPr>
+      <w:r>
+        <w:rPr>
+          <w:b/>
+        </w:rPr>
+        <w:t xml:space="preserve">System error 1327</w:t>
+      </w:r>
+      <w:r>
+        <w:t xml:space="preserve"> </w:t>
+      </w:r>
+      <w:r>
+        <w:t xml:space="preserve">Cause: account restriction (commonly blank/expired password or, in Entra</w:t>
+      </w:r>
+      <w:r>
+        <w:t xml:space="preserve"> </w:t>
+      </w:r>
+      <w:r>
+        <w:t xml:space="preserve">Kerberos, no cloud TGT). Check identity state before network state.</w:t>
+      </w:r>
+    </w:p>
+    <w:p>
+      <w:pPr>
+        <w:pStyle w:val="BodyText"/>
+      </w:pPr>
+      <w:r>
+        <w:rPr>
+          <w:b/>
+        </w:rPr>
+        <w:t xml:space="preserve">Access denied although</w:t>
+      </w:r>
+      <w:r>
+        <w:rPr>
+          <w:b/>
+        </w:rPr>
+        <w:t xml:space="preserve"> </w:t>
+      </w:r>
+      <w:r>
+        <w:rPr>
+          <w:rStyle w:val="VerbatimChar"/>
+          <w:b/>
         </w:rPr>
         <w:t xml:space="preserve">klist</w:t>
       </w:r>
       <w:r>
-        <w:t xml:space="preserve"> </w:t>
-      </w:r>
-      <w:r>
-        <w:t xml:space="preserve">output). The contrast is the lesson.</w:t>
-      </w:r>
-    </w:p>
-    <w:p>
-      <w:pPr>
-        <w:pStyle w:val="Heading1"/>
-      </w:pPr>
-      <w:bookmarkStart w:id="22" w:name="X65779166f8a946121f41b6541d0f7198d11a883"/>
-      <w:r>
-        <w:t xml:space="preserve">Attendee prerequisites (announce a week ahead)</w:t>
-      </w:r>
-      <w:bookmarkEnd w:id="22"/>
-    </w:p>
-    <w:p>
-      <w:pPr>
-        <w:pStyle w:val="FirstParagraph"/>
-      </w:pPr>
-      <w:r>
-        <w:t xml:space="preserve">Azure subscription with Owner role and quota for two Standard_B2ms VMs; for</w:t>
-      </w:r>
-      <w:r>
-        <w:t xml:space="preserve"> </w:t>
-      </w:r>
-      <w:r>
-        <w:t xml:space="preserve">Session 2, Global Administrator on a disposable/dev Entra tenant (least-priv</w:t>
-      </w:r>
-      <w:r>
-        <w:t xml:space="preserve"> </w:t>
-      </w:r>
-      <w:r>
-        <w:t xml:space="preserve">alternative: Hybrid Identity Administrator for Cloud Sync + Cloud Application</w:t>
-      </w:r>
-      <w:r>
-        <w:t xml:space="preserve"> </w:t>
-      </w:r>
-      <w:r>
-        <w:t xml:space="preserve">Administrator for admin consent); PowerShell 7 with the Az and Microsoft.Graph</w:t>
-      </w:r>
-      <w:r>
-        <w:t xml:space="preserve"> </w:t>
-      </w:r>
-      <w:r>
-        <w:t xml:space="preserve">modules; an RDP client. Strongly discourage corporate production tenants for</w:t>
-      </w:r>
-      <w:r>
-        <w:t xml:space="preserve"> </w:t>
-      </w:r>
-      <w:r>
-        <w:t xml:space="preserve">Session 2.</w:t>
-      </w:r>
-    </w:p>
-    <w:p>
-      <w:pPr>
-        <w:pStyle w:val="Heading1"/>
-      </w:pPr>
-      <w:bookmarkStart w:id="23" w:name="X5dcc3543aa74dfbea5f1f06cad7143fcbb2cbcb"/>
-      <w:r>
-        <w:t xml:space="preserve">Session 1 — On-Premises AD DS Authentication</w:t>
-      </w:r>
-      <w:bookmarkEnd w:id="23"/>
-    </w:p>
-    <w:p>
-      <w:pPr>
-        <w:pStyle w:val="Heading2"/>
-      </w:pPr>
-      <w:bookmarkStart w:id="24" w:name="run-of-show"/>
-      <w:r>
-        <w:t xml:space="preserve">Run of show</w:t>
-      </w:r>
-      <w:bookmarkEnd w:id="24"/>
+        <w:rPr>
+          <w:b/>
+        </w:rPr>
+        <w:t xml:space="preserve"> </w:t>
+      </w:r>
+      <w:r>
+        <w:rPr>
+          <w:b/>
+        </w:rPr>
+        <w:t xml:space="preserve">shows a valid cifs ticket (System error 5)</w:t>
+      </w:r>
+      <w:r>
+        <w:t xml:space="preserve"> </w:t>
+      </w:r>
+      <w:r>
+        <w:t xml:space="preserve">Cause: authorization, not authentication — share-level RBAC</w:t>
+      </w:r>
+      <w:r>
+        <w:t xml:space="preserve"> </w:t>
+      </w:r>
+      <w:r>
+        <w:t xml:space="preserve">(DefaultSharePermission/role assignment) or NTFS ACL missing. Read the two</w:t>
+      </w:r>
+      <w:r>
+        <w:t xml:space="preserve"> </w:t>
+      </w:r>
+      <w:r>
+        <w:t xml:space="preserve">layers together with the effective-access matrix (see slide): the user gets the</w:t>
+      </w:r>
+      <w:r>
+        <w:t xml:space="preserve"> </w:t>
+      </w:r>
+      <w:r>
+        <w:rPr>
+          <w:b/>
+        </w:rPr>
+        <w:t xml:space="preserve">more restrictive</w:t>
+      </w:r>
+      <w:r>
+        <w:t xml:space="preserve"> </w:t>
+      </w:r>
+      <w:r>
+        <w:t xml:space="preserve">of RBAC and NTFS. Diagnose: which layer? Try with the</w:t>
+      </w:r>
+      <w:r>
+        <w:t xml:space="preserve"> </w:t>
+      </w:r>
+      <w:r>
+        <w:t xml:space="preserve">storage key (bypasses share-level RBAC), check role assignments,</w:t>
+      </w:r>
+      <w:r>
+        <w:t xml:space="preserve"> </w:t>
+      </w:r>
+      <w:r>
+        <w:rPr>
+          <w:rStyle w:val="VerbatimChar"/>
+        </w:rPr>
+        <w:t xml:space="preserve">icacls</w:t>
+      </w:r>
+      <w:r>
+        <w:t xml:space="preserve">. Fix:</w:t>
+      </w:r>
+      <w:r>
+        <w:t xml:space="preserve"> </w:t>
+      </w:r>
+      <w:r>
+        <w:t xml:space="preserve">assign share-level permission and/or NTFS rights.</w:t>
+      </w:r>
+    </w:p>
+    <w:p>
+      <w:pPr>
+        <w:pStyle w:val="BodyText"/>
+      </w:pPr>
+      <w:r>
+        <w:rPr>
+          <w:b/>
+        </w:rPr>
+        <w:t xml:space="preserve">System error 5 /</w:t>
+      </w:r>
+      <w:r>
+        <w:rPr>
+          <w:b/>
+        </w:rPr>
+        <w:t xml:space="preserve"> </w:t>
+      </w:r>
+      <w:r>
+        <w:rPr>
+          <w:b/>
+        </w:rPr>
+        <w:t xml:space="preserve">“</w:t>
+      </w:r>
+      <w:r>
+        <w:rPr>
+          <w:b/>
+        </w:rPr>
+        <w:t xml:space="preserve">the user name or password is incorrect</w:t>
+      </w:r>
+      <w:r>
+        <w:rPr>
+          <w:b/>
+        </w:rPr>
+        <w:t xml:space="preserve">”</w:t>
+      </w:r>
+      <w:r>
+        <w:rPr>
+          <w:b/>
+        </w:rPr>
+        <w:t xml:space="preserve"> </w:t>
+      </w:r>
+      <w:r>
+        <w:rPr>
+          <w:b/>
+        </w:rPr>
+        <w:t xml:space="preserve">— SMB cipher mismatch</w:t>
+      </w:r>
+      <w:r>
+        <w:t xml:space="preserve"> </w:t>
+      </w:r>
+      <w:r>
+        <w:rPr>
+          <w:i/>
+        </w:rPr>
+        <w:t xml:space="preserve">(Lab 3, from a real support case that took days to resolve.)</w:t>
+      </w:r>
+      <w:r>
+        <w:t xml:space="preserve"> </w:t>
+      </w:r>
+      <w:r>
+        <w:t xml:space="preserve">Cause: at SMB Negotiate the server picks the client’s</w:t>
+      </w:r>
+      <w:r>
+        <w:t xml:space="preserve"> </w:t>
+      </w:r>
+      <w:r>
+        <w:rPr>
+          <w:b/>
+        </w:rPr>
+        <w:t xml:space="preserve">first</w:t>
+      </w:r>
+      <w:r>
+        <w:t xml:space="preserve"> </w:t>
+      </w:r>
+      <w:r>
+        <w:t xml:space="preserve">offered cipher and</w:t>
+      </w:r>
+      <w:r>
+        <w:t xml:space="preserve"> </w:t>
+      </w:r>
+      <w:r>
+        <w:t xml:space="preserve">returns</w:t>
+      </w:r>
+      <w:r>
+        <w:t xml:space="preserve"> </w:t>
+      </w:r>
+      <w:r>
+        <w:rPr>
+          <w:rStyle w:val="VerbatimChar"/>
+        </w:rPr>
+        <w:t xml:space="preserve">STATUS_SUCCESS</w:t>
+      </w:r>
+      <w:r>
+        <w:t xml:space="preserve">. It does</w:t>
+      </w:r>
+      <w:r>
+        <w:t xml:space="preserve"> </w:t>
+      </w:r>
+      <w:r>
+        <w:rPr>
+          <w:b/>
+        </w:rPr>
+        <w:t xml:space="preserve">not</w:t>
+      </w:r>
+      <w:r>
+        <w:t xml:space="preserve"> </w:t>
+      </w:r>
+      <w:r>
+        <w:t xml:space="preserve">filter that list against the storage</w:t>
+      </w:r>
+      <w:r>
+        <w:t xml:space="preserve"> </w:t>
+      </w:r>
+      <w:r>
+        <w:t xml:space="preserve">account’s</w:t>
+      </w:r>
+      <w:r>
+        <w:t xml:space="preserve"> </w:t>
+      </w:r>
+      <w:r>
+        <w:rPr>
+          <w:rStyle w:val="VerbatimChar"/>
+        </w:rPr>
+        <w:t xml:space="preserve">channelEncryption</w:t>
+      </w:r>
+      <w:r>
+        <w:t xml:space="preserve"> </w:t>
+      </w:r>
+      <w:r>
+        <w:t xml:space="preserve">— that check happens one step later, at Session</w:t>
+      </w:r>
+      <w:r>
+        <w:t xml:space="preserve"> </w:t>
+      </w:r>
+      <w:r>
+        <w:t xml:space="preserve">Setup, which then returns</w:t>
+      </w:r>
+      <w:r>
+        <w:t xml:space="preserve"> </w:t>
+      </w:r>
+      <w:r>
+        <w:rPr>
+          <w:rStyle w:val="VerbatimChar"/>
+        </w:rPr>
+        <w:t xml:space="preserve">STATUS_ACCESS_DENIED</w:t>
+      </w:r>
+      <w:r>
+        <w:t xml:space="preserve"> </w:t>
+      </w:r>
+      <w:r>
+        <w:t xml:space="preserve">with a</w:t>
+      </w:r>
+      <w:r>
+        <w:t xml:space="preserve"> </w:t>
+      </w:r>
+      <w:r>
+        <w:rPr>
+          <w:b/>
+        </w:rPr>
+        <w:t xml:space="preserve">zero-length security</w:t>
+      </w:r>
+      <w:r>
+        <w:rPr>
+          <w:b/>
+        </w:rPr>
+        <w:t xml:space="preserve"> </w:t>
+      </w:r>
+      <w:r>
+        <w:rPr>
+          <w:b/>
+        </w:rPr>
+        <w:t xml:space="preserve">blob</w:t>
+      </w:r>
+      <w:r>
+        <w:t xml:space="preserve">. So the error</w:t>
+      </w:r>
+      <w:r>
+        <w:t xml:space="preserve"> </w:t>
+      </w:r>
+      <w:r>
+        <w:rPr>
+          <w:b/>
+        </w:rPr>
+        <w:t xml:space="preserve">accuses the identity</w:t>
+      </w:r>
+      <w:r>
+        <w:t xml:space="preserve"> </w:t>
+      </w:r>
+      <w:r>
+        <w:t xml:space="preserve">while the ticket was never opened.</w:t>
+      </w:r>
+      <w:r>
+        <w:t xml:space="preserve"> </w:t>
+      </w:r>
+      <w:r>
+        <w:t xml:space="preserve">In the real case, Kerberos was verified healthy (tickets issued, both SPNs</w:t>
+      </w:r>
+      <w:r>
+        <w:t xml:space="preserve"> </w:t>
+      </w:r>
+      <w:r>
+        <w:t xml:space="preserve">present) and the investigation still went RBAC → NTFS → NTLMv2 before the traces</w:t>
+      </w:r>
+      <w:r>
+        <w:t xml:space="preserve"> </w:t>
+      </w:r>
+      <w:r>
+        <w:t xml:space="preserve">pointed at cipher negotiation.</w:t>
+      </w:r>
+    </w:p>
+    <w:p>
+      <w:pPr>
+        <w:pStyle w:val="BodyText"/>
+      </w:pPr>
+      <w:r>
+        <w:t xml:space="preserve">Verified on the wire in this lab (Aug 2026), twice:</w:t>
+      </w:r>
     </w:p>
     <w:tbl>
       <w:tblPr>
@@ -232,7 +2392,7 @@
               <w:jc w:val="left"/>
             </w:pPr>
             <w:r>
-              <w:t xml:space="preserve">Time</w:t>
+              <w:t xml:space="preserve">Client offers (in order)</w:t>
             </w:r>
           </w:p>
         </w:tc>
@@ -249,631 +2409,7 @@
               <w:jc w:val="left"/>
             </w:pPr>
             <w:r>
-              <w:t xml:space="preserve">Activity</w:t>
-            </w:r>
-          </w:p>
-        </w:tc>
-      </w:tr>
-      <w:tr>
-        <w:tc>
-          <w:p>
-            <w:pPr>
-              <w:pStyle w:val="Compact"/>
-              <w:jc w:val="left"/>
-            </w:pPr>
-            <w:r>
-              <w:t xml:space="preserve">0:00–0:05</w:t>
-            </w:r>
-          </w:p>
-        </w:tc>
-        <w:tc>
-          <w:p>
-            <w:pPr>
-              <w:pStyle w:val="Compact"/>
-              <w:jc w:val="left"/>
-            </w:pPr>
-            <w:r>
-              <w:t xml:space="preserve">Welcome. Everyone starts</w:t>
-            </w:r>
-            <w:r>
-              <w:t xml:space="preserve"> </w:t>
-            </w:r>
-            <w:r>
-              <w:rPr>
-                <w:rStyle w:val="VerbatimChar"/>
-              </w:rPr>
-              <w:t xml:space="preserve">deploy.ps1</w:t>
-            </w:r>
-            <w:r>
-              <w:t xml:space="preserve"> </w:t>
-            </w:r>
-            <w:r>
-              <w:t xml:space="preserve">in Cloud Shell (verify step 1/9 is running before moving on).</w:t>
-            </w:r>
-          </w:p>
-        </w:tc>
-      </w:tr>
-      <w:tr>
-        <w:tc>
-          <w:p>
-            <w:pPr>
-              <w:pStyle w:val="Compact"/>
-              <w:jc w:val="left"/>
-            </w:pPr>
-            <w:r>
-              <w:t xml:space="preserve">0:05–0:28</w:t>
-            </w:r>
-          </w:p>
-        </w:tc>
-        <w:tc>
-          <w:p>
-            <w:pPr>
-              <w:pStyle w:val="Compact"/>
-              <w:jc w:val="left"/>
-            </w:pPr>
-            <w:r>
-              <w:rPr>
-                <w:b/>
-              </w:rPr>
-              <w:t xml:space="preserve">Foundations</w:t>
-            </w:r>
-            <w:r>
-              <w:t xml:space="preserve"> </w:t>
-            </w:r>
-            <w:r>
-              <w:t xml:space="preserve">while it deploys: the four-stage exchange → the mechanism trio (join / tickets / encryption) → where the evidence lives → reading a failed exchange → identity sources, line of sight, what the automation built, the collector.</w:t>
-            </w:r>
-          </w:p>
-        </w:tc>
-      </w:tr>
-      <w:tr>
-        <w:tc>
-          <w:p>
-            <w:pPr>
-              <w:pStyle w:val="Compact"/>
-              <w:jc w:val="left"/>
-            </w:pPr>
-            <w:r>
-              <w:t xml:space="preserve">0:30–0:38</w:t>
-            </w:r>
-          </w:p>
-        </w:tc>
-        <w:tc>
-          <w:p>
-            <w:pPr>
-              <w:pStyle w:val="Compact"/>
-              <w:jc w:val="left"/>
-            </w:pPr>
-            <w:r>
-              <w:rPr>
-                <w:b/>
-              </w:rPr>
-              <w:t xml:space="preserve">Lab 1</w:t>
-            </w:r>
-            <w:r>
-              <w:t xml:space="preserve"> </w:t>
-            </w:r>
-            <w:r>
-              <w:t xml:space="preserve">— the legacy environment. It mounts fine on RC4. Capture a known-good trace.</w:t>
-            </w:r>
-          </w:p>
-        </w:tc>
-      </w:tr>
-      <w:tr>
-        <w:tc>
-          <w:p>
-            <w:pPr>
-              <w:pStyle w:val="Compact"/>
-              <w:jc w:val="left"/>
-            </w:pPr>
-            <w:r>
-              <w:t xml:space="preserve">0:38–0:40</w:t>
-            </w:r>
-          </w:p>
-        </w:tc>
-        <w:tc>
-          <w:p>
-            <w:pPr>
-              <w:pStyle w:val="Compact"/>
-              <w:jc w:val="left"/>
-            </w:pPr>
-            <w:r>
-              <w:rPr>
-                <w:i/>
-              </w:rPr>
-              <w:t xml:space="preserve">Concept:</w:t>
-            </w:r>
-            <w:r>
-              <w:t xml:space="preserve"> </w:t>
-            </w:r>
-            <w:r>
-              <w:t xml:space="preserve">RC4 retirement + the three-year-old defect (real Sev A).</w:t>
-            </w:r>
-          </w:p>
-        </w:tc>
-      </w:tr>
-      <w:tr>
-        <w:tc>
-          <w:p>
-            <w:pPr>
-              <w:pStyle w:val="Compact"/>
-              <w:jc w:val="left"/>
-            </w:pPr>
-            <w:r>
-              <w:t xml:space="preserve">0:40–0:50</w:t>
-            </w:r>
-          </w:p>
-        </w:tc>
-        <w:tc>
-          <w:p>
-            <w:pPr>
-              <w:pStyle w:val="Compact"/>
-              <w:jc w:val="left"/>
-            </w:pPr>
-            <w:r>
-              <w:rPr>
-                <w:b/>
-              </w:rPr>
-              <w:t xml:space="preserve">Lab 2 ★</w:t>
-            </w:r>
-            <w:r>
-              <w:t xml:space="preserve"> </w:t>
-            </w:r>
-            <w:r>
-              <w:t xml:space="preserve">— the AES-256 migration: enforce → 1396 → diagnose from evidence → repair in the right order.</w:t>
-            </w:r>
-          </w:p>
-        </w:tc>
-      </w:tr>
-      <w:tr>
-        <w:tc>
-          <w:p>
-            <w:pPr>
-              <w:pStyle w:val="Compact"/>
-              <w:jc w:val="left"/>
-            </w:pPr>
-            <w:r>
-              <w:t xml:space="preserve">0:50–0:52</w:t>
-            </w:r>
-          </w:p>
-        </w:tc>
-        <w:tc>
-          <w:p>
-            <w:pPr>
-              <w:pStyle w:val="Compact"/>
-              <w:jc w:val="left"/>
-            </w:pPr>
-            <w:r>
-              <w:rPr>
-                <w:i/>
-              </w:rPr>
-              <w:t xml:space="preserve">Concept:</w:t>
-            </w:r>
-            <w:r>
-              <w:t xml:space="preserve"> </w:t>
-            </w:r>
-            <w:r>
-              <w:t xml:space="preserve">SMB cipher negotiation.</w:t>
-            </w:r>
-          </w:p>
-        </w:tc>
-      </w:tr>
-      <w:tr>
-        <w:tc>
-          <w:p>
-            <w:pPr>
-              <w:pStyle w:val="Compact"/>
-              <w:jc w:val="left"/>
-            </w:pPr>
-            <w:r>
-              <w:t xml:space="preserve">0:52–0:56</w:t>
-            </w:r>
-          </w:p>
-        </w:tc>
-        <w:tc>
-          <w:p>
-            <w:pPr>
-              <w:pStyle w:val="Compact"/>
-              <w:jc w:val="left"/>
-            </w:pPr>
-            <w:r>
-              <w:rPr>
-                <w:b/>
-              </w:rPr>
-              <w:t xml:space="preserve">Lab 3 ★</w:t>
-            </w:r>
-            <w:r>
-              <w:t xml:space="preserve"> </w:t>
-            </w:r>
-            <w:r>
-              <w:t xml:space="preserve">— access denied with a perfect ticket (cipher mismatch).</w:t>
-            </w:r>
-          </w:p>
-        </w:tc>
-      </w:tr>
-      <w:tr>
-        <w:tc>
-          <w:p>
-            <w:pPr>
-              <w:pStyle w:val="Compact"/>
-              <w:jc w:val="left"/>
-            </w:pPr>
-            <w:r>
-              <w:t xml:space="preserve">0:56–1:00</w:t>
-            </w:r>
-          </w:p>
-        </w:tc>
-        <w:tc>
-          <w:p>
-            <w:pPr>
-              <w:pStyle w:val="Compact"/>
-              <w:jc w:val="left"/>
-            </w:pPr>
-            <w:r>
-              <w:t xml:space="preserve">Wrap-up: triage table, tear-down, Session 2 prereqs.</w:t>
-            </w:r>
-          </w:p>
-        </w:tc>
-      </w:tr>
-    </w:tbl>
-    <w:p>
-      <w:pPr>
-        <w:pStyle w:val="BodyText"/>
-      </w:pPr>
-      <w:r>
-        <w:t xml:space="preserve">Labs 4–7 in the workbook (blocked 445, share-level denial, plain 1396 key drift,</w:t>
-      </w:r>
-      <w:r>
-        <w:t xml:space="preserve"> </w:t>
-      </w:r>
-      <w:r>
-        <w:t xml:space="preserve">broken SPN) plus the advanced faults are</w:t>
-      </w:r>
-      <w:r>
-        <w:t xml:space="preserve"> </w:t>
-      </w:r>
-      <w:r>
-        <w:rPr>
-          <w:b/>
-        </w:rPr>
-        <w:t xml:space="preserve">self-service</w:t>
-      </w:r>
-      <w:r>
-        <w:t xml:space="preserve"> </w:t>
-      </w:r>
-      <w:r>
-        <w:t xml:space="preserve">— cover them only if</w:t>
-      </w:r>
-      <w:r>
-        <w:t xml:space="preserve"> </w:t>
-      </w:r>
-      <w:r>
-        <w:t xml:space="preserve">you are ahead of schedule.</w:t>
-      </w:r>
-    </w:p>
-    <w:p>
-      <w:pPr>
-        <w:pStyle w:val="Heading2"/>
-      </w:pPr>
-      <w:bookmarkStart w:id="25" w:name="Xec77fa591d6e9f3129ec4cc8a829d9328dbb9ab"/>
-      <w:r>
-        <w:t xml:space="preserve">Structure note — concepts sit next to their lab</w:t>
-      </w:r>
-      <w:bookmarkEnd w:id="25"/>
-    </w:p>
-    <w:p>
-      <w:pPr>
-        <w:pStyle w:val="FirstParagraph"/>
-      </w:pPr>
-      <w:r>
-        <w:t xml:space="preserve">Foundations go up front because the deployment needs ~25 minutes of airtime.</w:t>
-      </w:r>
-      <w:r>
-        <w:t xml:space="preserve"> </w:t>
-      </w:r>
-      <w:r>
-        <w:t xml:space="preserve">Everything after that is paired: the concept slide immediately precedes the lab</w:t>
-      </w:r>
-      <w:r>
-        <w:t xml:space="preserve"> </w:t>
-      </w:r>
-      <w:r>
-        <w:t xml:space="preserve">that exercises it (RC4 → migration lab; cipher negotiation → cipher lab; three</w:t>
-      </w:r>
-      <w:r>
-        <w:t xml:space="preserve"> </w:t>
-      </w:r>
-      <w:r>
-        <w:t xml:space="preserve">doors + matrix → the authorization labs). Say this out loud at the agenda slide</w:t>
-      </w:r>
-      <w:r>
-        <w:t xml:space="preserve"> </w:t>
-      </w:r>
-      <w:r>
-        <w:t xml:space="preserve">so nobody wonders why RC4 shows up late.</w:t>
-      </w:r>
-    </w:p>
-    <w:p>
-      <w:pPr>
-        <w:pStyle w:val="Heading2"/>
-      </w:pPr>
-      <w:bookmarkStart w:id="26" w:name="lab-flow-details"/>
-      <w:r>
-        <w:t xml:space="preserve">Lab flow details</w:t>
-      </w:r>
-      <w:bookmarkEnd w:id="26"/>
-    </w:p>
-    <w:p>
-      <w:pPr>
-        <w:pStyle w:val="FirstParagraph"/>
-      </w:pPr>
-      <w:r>
-        <w:t xml:space="preserve">Lab 1 (healthy): on the client VM as</w:t>
-      </w:r>
-      <w:r>
-        <w:t xml:space="preserve"> </w:t>
-      </w:r>
-      <w:r>
-        <w:rPr>
-          <w:rStyle w:val="VerbatimChar"/>
-        </w:rPr>
-        <w:t xml:space="preserve">CONTOSO\labuser1</w:t>
-      </w:r>
-      <w:r>
-        <w:t xml:space="preserve">, mount and inspect —</w:t>
-      </w:r>
-      <w:r>
-        <w:t xml:space="preserve"> </w:t>
-      </w:r>
-      <w:r>
-        <w:t xml:space="preserve">then insist everyone runs the collector once on the</w:t>
-      </w:r>
-      <w:r>
-        <w:t xml:space="preserve"> </w:t>
-      </w:r>
-      <w:r>
-        <w:rPr>
-          <w:b/>
-        </w:rPr>
-        <w:t xml:space="preserve">working</w:t>
-      </w:r>
-      <w:r>
-        <w:t xml:space="preserve"> </w:t>
-      </w:r>
-      <w:r>
-        <w:t xml:space="preserve">mount:</w:t>
-      </w:r>
-    </w:p>
-    <w:p>
-      <w:pPr>
-        <w:pStyle w:val="SourceCode"/>
-      </w:pPr>
-      <w:r>
-        <w:rPr>
-          <w:rStyle w:val="VerbatimChar"/>
-        </w:rPr>
-        <w:t xml:space="preserve">C:\LabTools\Get-KerberosEvidence.ps1 -StorageAccount &lt;sa&gt;</w:t>
-      </w:r>
-    </w:p>
-    <w:p>
-      <w:pPr>
-        <w:pStyle w:val="FirstParagraph"/>
-      </w:pPr>
-      <w:r>
-        <w:t xml:space="preserve">That capture is the reference every later diagnosis diffs against. Without it</w:t>
-      </w:r>
-      <w:r>
-        <w:t xml:space="preserve"> </w:t>
-      </w:r>
-      <w:r>
-        <w:t xml:space="preserve">the evidence labs lose their punch.</w:t>
-      </w:r>
-    </w:p>
-    <w:p>
-      <w:pPr>
-        <w:pStyle w:val="BodyText"/>
-      </w:pPr>
-      <w:r>
-        <w:t xml:space="preserve">Labs 2–4: inject → reproduce →</w:t>
-      </w:r>
-      <w:r>
-        <w:t xml:space="preserve"> </w:t>
-      </w:r>
-      <w:r>
-        <w:rPr>
-          <w:b/>
-        </w:rPr>
-        <w:t xml:space="preserve">capture</w:t>
-      </w:r>
-      <w:r>
-        <w:t xml:space="preserve"> </w:t>
-      </w:r>
-      <w:r>
-        <w:t xml:space="preserve">→ compare against known-good →</w:t>
-      </w:r>
-      <w:r>
-        <w:t xml:space="preserve"> </w:t>
-      </w:r>
-      <w:r>
-        <w:t xml:space="preserve">repair. In Lab 2, put the trace or the 4769 entry on screen: a successful ticket</w:t>
-      </w:r>
-      <w:r>
-        <w:t xml:space="preserve"> </w:t>
-      </w:r>
-      <w:r>
-        <w:t xml:space="preserve">issue alongside a failed SessionSetup is the single most convincing artifact in</w:t>
-      </w:r>
-      <w:r>
-        <w:t xml:space="preserve"> </w:t>
-      </w:r>
-      <w:r>
-        <w:t xml:space="preserve">the session. If time remains,</w:t>
-      </w:r>
-      <w:r>
-        <w:t xml:space="preserve"> </w:t>
-      </w:r>
-      <w:r>
-        <w:rPr>
-          <w:rStyle w:val="VerbatimChar"/>
-        </w:rPr>
-        <w:t xml:space="preserve">ClockSkew</w:t>
-      </w:r>
-      <w:r>
-        <w:t xml:space="preserve"> </w:t>
-      </w:r>
-      <w:r>
-        <w:t xml:space="preserve">and</w:t>
-      </w:r>
-      <w:r>
-        <w:t xml:space="preserve"> </w:t>
-      </w:r>
-      <w:r>
-        <w:rPr>
-          <w:rStyle w:val="VerbatimChar"/>
-        </w:rPr>
-        <w:t xml:space="preserve">DuplicateSpn</w:t>
-      </w:r>
-      <w:r>
-        <w:t xml:space="preserve"> </w:t>
-      </w:r>
-      <w:r>
-        <w:t xml:space="preserve">are the best</w:t>
-      </w:r>
-      <w:r>
-        <w:t xml:space="preserve"> </w:t>
-      </w:r>
-      <w:r>
-        <w:t xml:space="preserve">advanced faults — neither is identifiable without the evidence.</w:t>
-      </w:r>
-    </w:p>
-    <w:p>
-      <w:pPr>
-        <w:pStyle w:val="Heading1"/>
-      </w:pPr>
-      <w:bookmarkStart w:id="27" w:name="Xebd0197c87f0d949f5f944ec1d9559784fd82cc"/>
-      <w:r>
-        <w:t xml:space="preserve">Session 2 — Microsoft Entra Kerberos (Hybrid Identities)</w:t>
-      </w:r>
-      <w:bookmarkEnd w:id="27"/>
-    </w:p>
-    <w:p>
-      <w:pPr>
-        <w:pStyle w:val="BlockText"/>
-      </w:pPr>
-      <w:r>
-        <w:rPr>
-          <w:b/>
-        </w:rPr>
-        <w:t xml:space="preserve">Prerequisite — sent as a reminder 2–3 days before:</w:t>
-      </w:r>
-      <w:r>
-        <w:t xml:space="preserve"> </w:t>
-      </w:r>
-      <w:r>
-        <w:t xml:space="preserve">attendees</w:t>
-      </w:r>
-      <w:r>
-        <w:t xml:space="preserve"> </w:t>
-      </w:r>
-      <w:r>
-        <w:rPr>
-          <w:b/>
-        </w:rPr>
-        <w:t xml:space="preserve">redeploy</w:t>
-      </w:r>
-      <w:r>
-        <w:rPr>
-          <w:b/>
-        </w:rPr>
-        <w:t xml:space="preserve"> </w:t>
-      </w:r>
-      <w:r>
-        <w:rPr>
-          <w:b/>
-        </w:rPr>
-        <w:t xml:space="preserve">the Session 1 lab beforehand</w:t>
-      </w:r>
-      <w:r>
-        <w:t xml:space="preserve"> </w:t>
-      </w:r>
-      <w:r>
-        <w:t xml:space="preserve">(they tore it down after Session 1). Confirm in</w:t>
-      </w:r>
-      <w:r>
-        <w:t xml:space="preserve"> </w:t>
-      </w:r>
-      <w:r>
-        <w:t xml:space="preserve">your reminder that everyone has a running environment</w:t>
-      </w:r>
-      <w:r>
-        <w:t xml:space="preserve"> </w:t>
-      </w:r>
-      <w:r>
-        <w:rPr>
-          <w:i/>
-        </w:rPr>
-        <w:t xml:space="preserve">and</w:t>
-      </w:r>
-      <w:r>
-        <w:t xml:space="preserve"> </w:t>
-      </w:r>
-      <w:r>
-        <w:t xml:space="preserve">Global Admin on a</w:t>
-      </w:r>
-      <w:r>
-        <w:t xml:space="preserve"> </w:t>
-      </w:r>
-      <w:r>
-        <w:t xml:space="preserve">dev Entra tenant. Anyone who couldn't redeploy should pair up. See</w:t>
-      </w:r>
-      <w:r>
-        <w:t xml:space="preserve"> </w:t>
-      </w:r>
-      <w:r>
-        <w:rPr>
-          <w:rStyle w:val="VerbatimChar"/>
-        </w:rPr>
-        <w:t xml:space="preserve">pre-session-announcements.md</w:t>
-      </w:r>
-      <w:r>
-        <w:t xml:space="preserve">.</w:t>
-      </w:r>
-    </w:p>
-    <w:p>
-      <w:pPr>
-        <w:pStyle w:val="Heading2"/>
-      </w:pPr>
-      <w:bookmarkStart w:id="28" w:name="run-of-show-1"/>
-      <w:r>
-        <w:t xml:space="preserve">Run of show</w:t>
-      </w:r>
-      <w:bookmarkEnd w:id="28"/>
-    </w:p>
-    <w:tbl>
-      <w:tblPr>
-        <w:tblStyle w:val="Table"/>
-        <w:tblW w:type="pct" w:w="0.0"/>
-        <w:tblLook w:firstRow="1"/>
-      </w:tblPr>
-      <w:tblGrid/>
-      <w:tr>
-        <w:trPr>
-          <w:cnfStyle w:firstRow="1"/>
-        </w:trPr>
-        <w:tc>
-          <w:tcPr>
-            <w:tcBorders>
-              <w:bottom w:val="single"/>
-            </w:tcBorders>
-            <w:vAlign w:val="bottom"/>
-          </w:tcPr>
-          <w:p>
-            <w:pPr>
-              <w:pStyle w:val="Compact"/>
-              <w:jc w:val="left"/>
-            </w:pPr>
-            <w:r>
-              <w:t xml:space="preserve">Time</w:t>
+              <w:t xml:space="preserve">Account allows</w:t>
             </w:r>
           </w:p>
         </w:tc>
@@ -890,1213 +2426,7 @@
               <w:jc w:val="left"/>
             </w:pPr>
             <w:r>
-              <w:t xml:space="preserve">Activity</w:t>
-            </w:r>
-          </w:p>
-        </w:tc>
-      </w:tr>
-      <w:tr>
-        <w:tc>
-          <w:p>
-            <w:pPr>
-              <w:pStyle w:val="Compact"/>
-              <w:jc w:val="left"/>
-            </w:pPr>
-            <w:r>
-              <w:t xml:space="preserve">0:00–0:05</w:t>
-            </w:r>
-          </w:p>
-        </w:tc>
-        <w:tc>
-          <w:p>
-            <w:pPr>
-              <w:pStyle w:val="Compact"/>
-              <w:jc w:val="left"/>
-            </w:pPr>
-            <w:r>
-              <w:t xml:space="preserve">Quick check that everyone's Session 1 lab is redeployed and reachable, then run</w:t>
-            </w:r>
-            <w:r>
-              <w:t xml:space="preserve"> </w:t>
-            </w:r>
-            <w:r>
-              <w:rPr>
-                <w:rStyle w:val="VerbatimChar"/>
-              </w:rPr>
-              <w:t xml:space="preserve">setup.ps1</w:t>
-            </w:r>
-            <w:r>
-              <w:t xml:space="preserve"> </w:t>
-            </w:r>
-            <w:r>
-              <w:t xml:space="preserve">(fast, ~10 min total including client reboot).</w:t>
-            </w:r>
-          </w:p>
-        </w:tc>
-      </w:tr>
-      <w:tr>
-        <w:tc>
-          <w:p>
-            <w:pPr>
-              <w:pStyle w:val="Compact"/>
-              <w:jc w:val="left"/>
-            </w:pPr>
-            <w:r>
-              <w:t xml:space="preserve">0:05–0:15</w:t>
-            </w:r>
-          </w:p>
-        </w:tc>
-        <w:tc>
-          <w:p>
-            <w:pPr>
-              <w:pStyle w:val="Compact"/>
-              <w:jc w:val="left"/>
-            </w:pPr>
-            <w:r>
-              <w:t xml:space="preserve">Attendees do the manual Cloud Sync step (MANUAL-STEP-cloud-sync.md) while you narrate it on screen. This doubles as content: what a hybrid identity actually is.</w:t>
-            </w:r>
-          </w:p>
-        </w:tc>
-      </w:tr>
-      <w:tr>
-        <w:tc>
-          <w:p>
-            <w:pPr>
-              <w:pStyle w:val="Compact"/>
-              <w:jc w:val="left"/>
-            </w:pPr>
-            <w:r>
-              <w:t xml:space="preserve">0:15–0:30</w:t>
-            </w:r>
-          </w:p>
-        </w:tc>
-        <w:tc>
-          <w:p>
-            <w:pPr>
-              <w:pStyle w:val="Compact"/>
-              <w:jc w:val="left"/>
-            </w:pPr>
-            <w:r>
-              <w:t xml:space="preserve">Slides: Entra Kerberos model (cloud TGT, no DC line of sight), requirements checklist, what the automation did (AADKERB, consent, SCP, registry).</w:t>
-            </w:r>
-          </w:p>
-        </w:tc>
-      </w:tr>
-      <w:tr>
-        <w:tc>
-          <w:p>
-            <w:pPr>
-              <w:pStyle w:val="Compact"/>
-              <w:jc w:val="left"/>
-            </w:pPr>
-            <w:r>
-              <w:t xml:space="preserve">0:30–0:40</w:t>
-            </w:r>
-          </w:p>
-        </w:tc>
-        <w:tc>
-          <w:p>
-            <w:pPr>
-              <w:pStyle w:val="Compact"/>
-              <w:jc w:val="left"/>
-            </w:pPr>
-            <w:r>
-              <w:t xml:space="preserve">Lab 1 (healthy):</w:t>
-            </w:r>
-            <w:r>
-              <w:t xml:space="preserve"> </w:t>
-            </w:r>
-            <w:r>
-              <w:rPr>
-                <w:rStyle w:val="VerbatimChar"/>
-              </w:rPr>
-              <w:t xml:space="preserve">dsregcmd /status</w:t>
-            </w:r>
-            <w:r>
-              <w:t xml:space="preserve">,</w:t>
-            </w:r>
-            <w:r>
-              <w:t xml:space="preserve"> </w:t>
-            </w:r>
-            <w:r>
-              <w:rPr>
-                <w:rStyle w:val="VerbatimChar"/>
-              </w:rPr>
-              <w:t xml:space="preserve">klist cloud_debug</w:t>
-            </w:r>
-            <w:r>
-              <w:t xml:space="preserve">, mount, compare the ticket realm (KERBEROS.MICROSOFTONLINE.COM) with Session 1.</w:t>
-            </w:r>
-          </w:p>
-        </w:tc>
-      </w:tr>
-      <w:tr>
-        <w:tc>
-          <w:p>
-            <w:pPr>
-              <w:pStyle w:val="Compact"/>
-              <w:jc w:val="left"/>
-            </w:pPr>
-            <w:r>
-              <w:t xml:space="preserve">0:40–0:55</w:t>
-            </w:r>
-          </w:p>
-        </w:tc>
-        <w:tc>
-          <w:p>
-            <w:pPr>
-              <w:pStyle w:val="Compact"/>
-              <w:jc w:val="left"/>
-            </w:pPr>
-            <w:r>
-              <w:t xml:space="preserve">Labs 2–4: NoCloudTgt → ConsentRevoked → NotHybridJoined. NoShareAccess as backup. Cover the MFA/Conditional Access pitfall verbally (not scripted).</w:t>
-            </w:r>
-          </w:p>
-        </w:tc>
-      </w:tr>
-      <w:tr>
-        <w:tc>
-          <w:p>
-            <w:pPr>
-              <w:pStyle w:val="Compact"/>
-              <w:jc w:val="left"/>
-            </w:pPr>
-            <w:r>
-              <w:t xml:space="preserve">0:55–1:00</w:t>
-            </w:r>
-          </w:p>
-        </w:tc>
-        <w:tc>
-          <w:p>
-            <w:pPr>
-              <w:pStyle w:val="Compact"/>
-              <w:jc w:val="left"/>
-            </w:pPr>
-            <w:r>
-              <w:t xml:space="preserve">Wrap-up: decision tree across both auth methods, cleanup instructions.</w:t>
-            </w:r>
-          </w:p>
-        </w:tc>
-      </w:tr>
-    </w:tbl>
-    <w:p>
-      <w:pPr>
-        <w:pStyle w:val="Heading2"/>
-      </w:pPr>
-      <w:bookmarkStart w:id="29" w:name="key-messages"/>
-      <w:r>
-        <w:t xml:space="preserve">Key messages</w:t>
-      </w:r>
-      <w:bookmarkEnd w:id="29"/>
-    </w:p>
-    <w:p>
-      <w:pPr>
-        <w:pStyle w:val="FirstParagraph"/>
-      </w:pPr>
-      <w:r>
-        <w:t xml:space="preserve">On WS2022 clients (this lab), Entra Kerberos needs</w:t>
-      </w:r>
-      <w:r>
-        <w:t xml:space="preserve"> </w:t>
-      </w:r>
-      <w:r>
-        <w:rPr>
-          <w:b/>
-        </w:rPr>
-        <w:t xml:space="preserve">hybrid identities</w:t>
-      </w:r>
-      <w:r>
-        <w:t xml:space="preserve"> </w:t>
-      </w:r>
-      <w:r>
-        <w:t xml:space="preserve">—</w:t>
-      </w:r>
-      <w:r>
-        <w:t xml:space="preserve"> </w:t>
-      </w:r>
-      <w:r>
-        <w:t xml:space="preserve">unsynced users fail, still a top field misconfiguration. Mention the 2026</w:t>
-      </w:r>
-      <w:r>
-        <w:t xml:space="preserve"> </w:t>
-      </w:r>
-      <w:r>
-        <w:t xml:space="preserve">update: Entra-only (cloud-only) identities are GA on Win11 25H2+/WS2025;</w:t>
-      </w:r>
-      <w:r>
-        <w:t xml:space="preserve"> </w:t>
-      </w:r>
-      <w:r>
-        <w:t xml:space="preserve">macOS is now supported via Platform SSO (preview). No line of sight to</w:t>
-      </w:r>
-      <w:r>
-        <w:t xml:space="preserve"> </w:t>
-      </w:r>
-      <w:r>
-        <w:t xml:space="preserve">a DC is needed</w:t>
-      </w:r>
-      <w:r>
-        <w:t xml:space="preserve"> </w:t>
-      </w:r>
-      <w:r>
-        <w:rPr>
-          <w:i/>
-        </w:rPr>
-        <w:t xml:space="preserve">for data access</w:t>
-      </w:r>
-      <w:r>
-        <w:t xml:space="preserve">, but configuring per-directory/file NTFS</w:t>
-      </w:r>
-      <w:r>
-        <w:t xml:space="preserve"> </w:t>
-      </w:r>
-      <w:r>
-        <w:t xml:space="preserve">permissions still requires it (use default share permission to sidestep in</w:t>
-      </w:r>
-      <w:r>
-        <w:t xml:space="preserve"> </w:t>
-      </w:r>
-      <w:r>
-        <w:t xml:space="preserve">labs/AVD). MFA cannot be satisfied over SMB: any Conditional Access policy</w:t>
-      </w:r>
-      <w:r>
-        <w:t xml:space="preserve"> </w:t>
-      </w:r>
-      <w:r>
-        <w:t xml:space="preserve">demanding MFA must exclude the storage account app. The device must be Entra</w:t>
-      </w:r>
-      <w:r>
-        <w:t xml:space="preserve"> </w:t>
-      </w:r>
-      <w:r>
-        <w:t xml:space="preserve">joined or hybrid joined and the OS must be Win 10 (KB5007253+), Win 11, or</w:t>
-      </w:r>
-      <w:r>
-        <w:t xml:space="preserve"> </w:t>
-      </w:r>
-      <w:r>
-        <w:t xml:space="preserve">WS2022 (KB5007254+).</w:t>
-      </w:r>
-    </w:p>
-    <w:p>
-      <w:pPr>
-        <w:pStyle w:val="Heading2"/>
-      </w:pPr>
-      <w:bookmarkStart w:id="30" w:name="timing-risks"/>
-      <w:r>
-        <w:t xml:space="preserve">Timing risks</w:t>
-      </w:r>
-      <w:bookmarkEnd w:id="30"/>
-    </w:p>
-    <w:p>
-      <w:pPr>
-        <w:pStyle w:val="FirstParagraph"/>
-      </w:pPr>
-      <w:r>
-        <w:t xml:space="preserve">Hybrid join registration and Cloud Sync provisioning each have a few minutes</w:t>
-      </w:r>
-      <w:r>
-        <w:t xml:space="preserve"> </w:t>
-      </w:r>
-      <w:r>
-        <w:t xml:space="preserve">of nondeterministic lag. If a participant's device isn't registered by 0:30,</w:t>
-      </w:r>
-      <w:r>
-        <w:t xml:space="preserve"> </w:t>
-      </w:r>
-      <w:r>
-        <w:t xml:space="preserve">pair them with a neighbor and circle back — do not stall the room. The</w:t>
-      </w:r>
-      <w:r>
-        <w:t xml:space="preserve"> </w:t>
-      </w:r>
-      <w:r>
-        <w:t xml:space="preserve">"Provision on demand" button in Cloud Sync is your fastest unblocker for user</w:t>
-      </w:r>
-      <w:r>
-        <w:t xml:space="preserve"> </w:t>
-      </w:r>
-      <w:r>
-        <w:t xml:space="preserve">sync issues and makes a good live demo by itself.</w:t>
-      </w:r>
-    </w:p>
-    <w:p>
-      <w:pPr>
-        <w:pStyle w:val="Heading1"/>
-      </w:pPr>
-      <w:bookmarkStart w:id="31" w:name="X0911f97959821edf085755329b596ec595c70a8"/>
-      <w:r>
-        <w:t xml:space="preserve">Issue Catalog (symptom → cause → diagnosis → fix)</w:t>
-      </w:r>
-      <w:bookmarkEnd w:id="31"/>
-    </w:p>
-    <w:p>
-      <w:pPr>
-        <w:pStyle w:val="Heading2"/>
-      </w:pPr>
-      <w:bookmarkStart w:id="32" w:name="session-1-faults"/>
-      <w:r>
-        <w:t xml:space="preserve">Session 1 faults</w:t>
-      </w:r>
-      <w:bookmarkEnd w:id="32"/>
-    </w:p>
-    <w:p>
-      <w:pPr>
-        <w:pStyle w:val="FirstParagraph"/>
-      </w:pPr>
-      <w:r>
-        <w:rPr>
-          <w:b/>
-        </w:rPr>
-        <w:t xml:space="preserve">Error 1396 / KRB5KRB_AP_ERR_MODIFIED — "Logon Failure: The target account name is incorrect"</w:t>
-      </w:r>
-      <w:r>
-        <w:t xml:space="preserve"> </w:t>
-      </w:r>
-      <w:r>
-        <w:t xml:space="preserve">Cause: the AD computer-account password no longer matches the storage</w:t>
-      </w:r>
-      <w:r>
-        <w:t xml:space="preserve"> </w:t>
-      </w:r>
-      <w:r>
-        <w:t xml:space="preserve">account's kerb key. Worth knowing: a storage account has</w:t>
-      </w:r>
-      <w:r>
-        <w:t xml:space="preserve"> </w:t>
-      </w:r>
-      <w:r>
-        <w:rPr>
-          <w:b/>
-        </w:rPr>
-        <w:t xml:space="preserve">two</w:t>
-      </w:r>
-      <w:r>
-        <w:t xml:space="preserve"> </w:t>
-      </w:r>
-      <w:r>
-        <w:t xml:space="preserve">kerb keys</w:t>
-      </w:r>
-      <w:r>
-        <w:t xml:space="preserve"> </w:t>
-      </w:r>
-      <w:r>
-        <w:t xml:space="preserve">(kerb1 and kerb2); on receiving a ticket Azure Files tries kerb1 first, then</w:t>
-      </w:r>
-      <w:r>
-        <w:t xml:space="preserve"> </w:t>
-      </w:r>
-      <w:r>
-        <w:t xml:space="preserve">kerb2 — so both can be out of sync. Diagnose: mount fails after</w:t>
-      </w:r>
-      <w:r>
-        <w:t xml:space="preserve"> </w:t>
-      </w:r>
-      <w:r>
-        <w:rPr>
-          <w:rStyle w:val="VerbatimChar"/>
-        </w:rPr>
-        <w:t xml:space="preserve">klist purge</w:t>
-      </w:r>
-      <w:r>
-        <w:t xml:space="preserve">;</w:t>
-      </w:r>
-      <w:r>
-        <w:t xml:space="preserve"> </w:t>
-      </w:r>
-      <w:r>
-        <w:rPr>
-          <w:rStyle w:val="VerbatimChar"/>
-        </w:rPr>
-        <w:t xml:space="preserve">Test-AzStorageAccountADObjectPasswordIsKerbKey</w:t>
-      </w:r>
-      <w:r>
-        <w:t xml:space="preserve"> </w:t>
-      </w:r>
-      <w:r>
-        <w:t xml:space="preserve">reports whether the AD password</w:t>
-      </w:r>
-      <w:r>
-        <w:t xml:space="preserve"> </w:t>
-      </w:r>
-      <w:r>
-        <w:t xml:space="preserve">matches either key;</w:t>
-      </w:r>
-      <w:r>
-        <w:t xml:space="preserve"> </w:t>
-      </w:r>
-      <w:r>
-        <w:rPr>
-          <w:rStyle w:val="VerbatimChar"/>
-        </w:rPr>
-        <w:t xml:space="preserve">Debug-AzStorageAccountAuth</w:t>
-      </w:r>
-      <w:r>
-        <w:t xml:space="preserve"> </w:t>
-      </w:r>
-      <w:r>
-        <w:t xml:space="preserve">flags</w:t>
-      </w:r>
-      <w:r>
-        <w:t xml:space="preserve"> </w:t>
-      </w:r>
-      <w:r>
-        <w:t xml:space="preserve">CheckADObjectPasswordIsCorrect. Fix: rotate and re-sync</w:t>
-      </w:r>
-      <w:r>
-        <w:t xml:space="preserve"> </w:t>
-      </w:r>
-      <w:r>
-        <w:t xml:space="preserve">(</w:t>
-      </w:r>
-      <w:r>
-        <w:rPr>
-          <w:rStyle w:val="VerbatimChar"/>
-        </w:rPr>
-        <w:t xml:space="preserve">Invoke-Fault.ps1 -Fault PasswordMismatch -Repair</w:t>
-      </w:r>
-      <w:r>
-        <w:t xml:space="preserve"> </w:t>
-      </w:r>
-      <w:r>
-        <w:t xml:space="preserve">in the lab). Production best</w:t>
-      </w:r>
-      <w:r>
-        <w:t xml:space="preserve"> </w:t>
-      </w:r>
-      <w:r>
-        <w:t xml:space="preserve">practice is the</w:t>
-      </w:r>
-      <w:r>
-        <w:t xml:space="preserve"> </w:t>
-      </w:r>
-      <w:r>
-        <w:rPr>
-          <w:b/>
-        </w:rPr>
-        <w:t xml:space="preserve">two-stage rotation</w:t>
-      </w:r>
-      <w:r>
-        <w:t xml:space="preserve"> </w:t>
-      </w:r>
-      <w:r>
-        <w:t xml:space="preserve">with</w:t>
-      </w:r>
-      <w:r>
-        <w:t xml:space="preserve"> </w:t>
-      </w:r>
-      <w:r>
-        <w:rPr>
-          <w:rStyle w:val="VerbatimChar"/>
-        </w:rPr>
-        <w:t xml:space="preserve">Update-AzStorageAccountADObjectPassword -RotateToKerbKey kerb2</w:t>
-      </w:r>
-      <w:r>
-        <w:t xml:space="preserve"> </w:t>
-      </w:r>
-      <w:r>
-        <w:t xml:space="preserve">→ wait a few</w:t>
-      </w:r>
-      <w:r>
-        <w:t xml:space="preserve"> </w:t>
-      </w:r>
-      <w:r>
-        <w:t xml:space="preserve">hours → rotate back to kerb1, so an in-flight ticket signed with the old key</w:t>
-      </w:r>
-      <w:r>
-        <w:t xml:space="preserve"> </w:t>
-      </w:r>
-      <w:r>
-        <w:t xml:space="preserve">still validates during the change. Note there are ~9 documented root causes for</w:t>
-      </w:r>
-      <w:r>
-        <w:t xml:space="preserve"> </w:t>
-      </w:r>
-      <w:r>
-        <w:t xml:space="preserve">1396 (out-of-sync key, RC4 disabled on DC/client, AES-256 not actually enabled</w:t>
-      </w:r>
-      <w:r>
-        <w:t xml:space="preserve"> </w:t>
-      </w:r>
-      <w:r>
-        <w:t xml:space="preserve">on the SA, missing SamAccountName, AAD DS accounts wrongly AD-joined, etc.) —</w:t>
-      </w:r>
-      <w:r>
-        <w:t xml:space="preserve"> </w:t>
-      </w:r>
-      <w:r>
-        <w:t xml:space="preserve">the key-mismatch case is just the most common.</w:t>
-      </w:r>
-    </w:p>
-    <w:p>
-      <w:pPr>
-        <w:pStyle w:val="BodyText"/>
-      </w:pPr>
-      <w:r>
-        <w:rPr>
-          <w:b/>
-        </w:rPr>
-        <w:t xml:space="preserve">KRB5KDC_ERR_S_PRINCIPAL_UNKNOWN / klist error 0xc000018b</w:t>
-      </w:r>
-      <w:r>
-        <w:t xml:space="preserve"> </w:t>
-      </w:r>
-      <w:r>
-        <w:t xml:space="preserve">Cause: the SPN</w:t>
-      </w:r>
-      <w:r>
-        <w:t xml:space="preserve"> </w:t>
-      </w:r>
-      <w:r>
-        <w:rPr>
-          <w:rStyle w:val="VerbatimChar"/>
-        </w:rPr>
-        <w:t xml:space="preserve">cifs/&lt;sa&gt;.file.core.windows.net</w:t>
-      </w:r>
-      <w:r>
-        <w:t xml:space="preserve"> </w:t>
-      </w:r>
-      <w:r>
-        <w:t xml:space="preserve">is missing or wrong on the AD</w:t>
-      </w:r>
-      <w:r>
-        <w:t xml:space="preserve"> </w:t>
-      </w:r>
-      <w:r>
-        <w:t xml:space="preserve">object. Diagnose:</w:t>
-      </w:r>
-      <w:r>
-        <w:t xml:space="preserve"> </w:t>
-      </w:r>
-      <w:r>
-        <w:rPr>
-          <w:rStyle w:val="VerbatimChar"/>
-        </w:rPr>
-        <w:t xml:space="preserve">klist get cifs/&lt;sa&gt;.file.core.windows.net</w:t>
-      </w:r>
-      <w:r>
-        <w:t xml:space="preserve"> </w:t>
-      </w:r>
-      <w:r>
-        <w:t xml:space="preserve">fails;</w:t>
-      </w:r>
-      <w:r>
-        <w:t xml:space="preserve"> </w:t>
-      </w:r>
-      <w:r>
-        <w:rPr>
-          <w:rStyle w:val="VerbatimChar"/>
-        </w:rPr>
-        <w:t xml:space="preserve">setspn -Q cifs/&lt;sa&gt;.file.core.windows.net</w:t>
-      </w:r>
-      <w:r>
-        <w:t xml:space="preserve"> </w:t>
-      </w:r>
-      <w:r>
-        <w:t xml:space="preserve">finds nothing;</w:t>
-      </w:r>
-      <w:r>
-        <w:t xml:space="preserve"> </w:t>
-      </w:r>
-      <w:r>
-        <w:rPr>
-          <w:rStyle w:val="VerbatimChar"/>
-        </w:rPr>
-        <w:t xml:space="preserve">Get-ADComputer &lt;sa&gt; -Properties ServicePrincipalNames</w:t>
-      </w:r>
-      <w:r>
-        <w:t xml:space="preserve">. Fix: restore the SPN.</w:t>
-      </w:r>
-    </w:p>
-    <w:p>
-      <w:pPr>
-        <w:pStyle w:val="BodyText"/>
-      </w:pPr>
-      <w:r>
-        <w:rPr>
-          <w:b/>
-        </w:rPr>
-        <w:t xml:space="preserve">"The encryption type requested is not supported by the KDC" (KRB5KDC_ERR_ETYPE_NOSUPP)</w:t>
-      </w:r>
-      <w:r>
-        <w:t xml:space="preserve"> </w:t>
-      </w:r>
-      <w:r>
-        <w:t xml:space="preserve">Cause: client and KDC/service share no common etype. Timely context: the 2026</w:t>
-      </w:r>
-      <w:r>
-        <w:t xml:space="preserve"> </w:t>
-      </w:r>
-      <w:r>
-        <w:t xml:space="preserve">Windows hardening has retired RC4-HMAC (rollout since April; the July wave</w:t>
-      </w:r>
-      <w:r>
-        <w:t xml:space="preserve"> </w:t>
-      </w:r>
-      <w:r>
-        <w:t xml:space="preserve">flipped AD DS defaults to AES-256 — enforcement is live), so storage accounts</w:t>
-      </w:r>
-      <w:r>
-        <w:t xml:space="preserve"> </w:t>
-      </w:r>
-      <w:r>
-        <w:t xml:space="preserve">domain-joined before 2023 (or manually with RC4) are failing in the field</w:t>
-      </w:r>
-      <w:r>
-        <w:t xml:space="preserve"> </w:t>
-      </w:r>
-      <w:r>
-        <w:t xml:space="preserve">right now — expect audience questions. The lab</w:t>
-      </w:r>
-      <w:r>
-        <w:t xml:space="preserve"> </w:t>
-      </w:r>
-      <w:r>
-        <w:t xml:space="preserve">deploys AES-256 from the start. Diagnose: gpedit/registry</w:t>
-      </w:r>
-      <w:r>
-        <w:t xml:space="preserve"> </w:t>
-      </w:r>
-      <w:r>
-        <w:rPr>
-          <w:rStyle w:val="VerbatimChar"/>
-        </w:rPr>
-        <w:t xml:space="preserve">SupportedEncryptionTypes</w:t>
-      </w:r>
-      <w:r>
-        <w:t xml:space="preserve">;</w:t>
-      </w:r>
-      <w:r>
-        <w:t xml:space="preserve"> </w:t>
-      </w:r>
-      <w:r>
-        <w:rPr>
-          <w:rStyle w:val="VerbatimChar"/>
-        </w:rPr>
-        <w:t xml:space="preserve">Get-ADComputer &lt;sa&gt; -Properties msDS-SupportedEncryptionTypes</w:t>
-      </w:r>
-      <w:r>
-        <w:t xml:space="preserve">; network trace shows ETYPE_NOSUPP in TGS-REP.</w:t>
-      </w:r>
-      <w:r>
-        <w:t xml:space="preserve"> </w:t>
-      </w:r>
-      <w:r>
-        <w:t xml:space="preserve">Fix: restore allowed etypes; to migrate an account to AES-256, ensure</w:t>
-      </w:r>
-      <w:r>
-        <w:t xml:space="preserve"> </w:t>
-      </w:r>
-      <w:r>
-        <w:t xml:space="preserve">SamAccountName is registered on the SA, set the encryption type, then rotate</w:t>
-      </w:r>
-      <w:r>
-        <w:t xml:space="preserve"> </w:t>
-      </w:r>
-      <w:r>
-        <w:t xml:space="preserve">the kerb key/password (order matters — AES keys derive from the password at</w:t>
-      </w:r>
-      <w:r>
-        <w:t xml:space="preserve"> </w:t>
-      </w:r>
-      <w:r>
-        <w:t xml:space="preserve">set time;</w:t>
-      </w:r>
-      <w:r>
-        <w:t xml:space="preserve"> </w:t>
-      </w:r>
-      <w:r>
-        <w:rPr>
-          <w:rStyle w:val="VerbatimChar"/>
-        </w:rPr>
-        <w:t xml:space="preserve">Update-AzStorageAccountAuthForAES256</w:t>
-      </w:r>
-      <w:r>
-        <w:t xml:space="preserve"> </w:t>
-      </w:r>
-      <w:r>
-        <w:t xml:space="preserve">in AzFilesHybrid automates it).</w:t>
-      </w:r>
-    </w:p>
-    <w:p>
-      <w:pPr>
-        <w:pStyle w:val="BodyText"/>
-      </w:pPr>
-      <w:r>
-        <w:rPr>
-          <w:b/>
-        </w:rPr>
-        <w:t xml:space="preserve">System error 53 / 67 (often after a timeout) on</w:t>
-      </w:r>
-      <w:r>
-        <w:rPr>
-          <w:b/>
-        </w:rPr>
-        <w:t xml:space="preserve"> </w:t>
-      </w:r>
-      <w:r>
-        <w:rPr>
-          <w:rStyle w:val="VerbatimChar"/>
-          <w:b/>
-        </w:rPr>
-        <w:t xml:space="preserve">net use</w:t>
-      </w:r>
-      <w:r>
-        <w:t xml:space="preserve"> </w:t>
-      </w:r>
-      <w:r>
-        <w:t xml:space="preserve">Cause: outbound TCP/445 blocked (ISP, firewall, NSG) or DNS failure. This is</w:t>
-      </w:r>
-      <w:r>
-        <w:t xml:space="preserve"> </w:t>
-      </w:r>
-      <w:r>
-        <w:t xml:space="preserve">what the Block445 lab produces. Diagnose:</w:t>
-      </w:r>
-      <w:r>
-        <w:t xml:space="preserve"> </w:t>
-      </w:r>
-      <w:r>
-        <w:rPr>
-          <w:rStyle w:val="VerbatimChar"/>
-        </w:rPr>
-        <w:t xml:space="preserve">Test-NetConnection &lt;sa&gt;.file.core.windows.net -Port 445</w:t>
-      </w:r>
-      <w:r>
-        <w:t xml:space="preserve">. Fix: unblock 445, or</w:t>
-      </w:r>
-      <w:r>
-        <w:t xml:space="preserve"> </w:t>
-      </w:r>
-      <w:r>
-        <w:t xml:space="preserve">use private endpoint/VPN.</w:t>
-      </w:r>
-    </w:p>
-    <w:p>
-      <w:pPr>
-        <w:pStyle w:val="BodyText"/>
-      </w:pPr>
-      <w:r>
-        <w:rPr>
-          <w:b/>
-        </w:rPr>
-        <w:t xml:space="preserve">System error 64 — "network name no longer available"</w:t>
-      </w:r>
-      <w:r>
-        <w:t xml:space="preserve"> </w:t>
-      </w:r>
-      <w:r>
-        <w:t xml:space="preserve">A</w:t>
-      </w:r>
-      <w:r>
-        <w:t xml:space="preserve"> </w:t>
-      </w:r>
-      <w:r>
-        <w:rPr>
-          <w:i/>
-        </w:rPr>
-        <w:t xml:space="preserve">different</w:t>
-      </w:r>
-      <w:r>
-        <w:t xml:space="preserve"> </w:t>
-      </w:r>
-      <w:r>
-        <w:t xml:space="preserve">signature: TCP 445 connects, but a proxy/NAT middlebox drops the</w:t>
-      </w:r>
-      <w:r>
-        <w:t xml:space="preserve"> </w:t>
-      </w:r>
-      <w:r>
-        <w:t xml:space="preserve">SMB handshake.</w:t>
-      </w:r>
-      <w:r>
-        <w:t xml:space="preserve"> </w:t>
-      </w:r>
-      <w:r>
-        <w:rPr>
-          <w:rStyle w:val="VerbatimChar"/>
-        </w:rPr>
-        <w:t xml:space="preserve">Test-NetConnection</w:t>
-      </w:r>
-      <w:r>
-        <w:t xml:space="preserve"> </w:t>
-      </w:r>
-      <w:r>
-        <w:t xml:space="preserve">may even succeed. Diagnose with a network</w:t>
-      </w:r>
-      <w:r>
-        <w:t xml:space="preserve"> </w:t>
-      </w:r>
-      <w:r>
-        <w:t xml:space="preserve">trace (handshake starts, no response). Teach the contrast with 53/67 — it's a</w:t>
-      </w:r>
-      <w:r>
-        <w:t xml:space="preserve"> </w:t>
-      </w:r>
-      <w:r>
-        <w:t xml:space="preserve">frequent mis-triage in the field.</w:t>
-      </w:r>
-    </w:p>
-    <w:p>
-      <w:pPr>
-        <w:pStyle w:val="BodyText"/>
-      </w:pPr>
-      <w:r>
-        <w:rPr>
-          <w:b/>
-        </w:rPr>
-        <w:t xml:space="preserve">System error 67 — network name cannot be found</w:t>
-      </w:r>
-      <w:r>
-        <w:t xml:space="preserve"> </w:t>
-      </w:r>
-      <w:r>
-        <w:t xml:space="preserve">Cause (classic): single slash in the UNC path typo, or DNS failure; also seen</w:t>
-      </w:r>
-      <w:r>
-        <w:t xml:space="preserve"> </w:t>
-      </w:r>
-      <w:r>
-        <w:t xml:space="preserve">with blocked 445. Diagnose: check the exact command,</w:t>
-      </w:r>
-      <w:r>
-        <w:t xml:space="preserve"> </w:t>
-      </w:r>
-      <w:r>
-        <w:rPr>
-          <w:rStyle w:val="VerbatimChar"/>
-        </w:rPr>
-        <w:t xml:space="preserve">nslookup</w:t>
-      </w:r>
-      <w:r>
-        <w:t xml:space="preserve"> </w:t>
-      </w:r>
-      <w:r>
-        <w:t xml:space="preserve">the FQDN.</w:t>
-      </w:r>
-    </w:p>
-    <w:p>
-      <w:pPr>
-        <w:pStyle w:val="BodyText"/>
-      </w:pPr>
-      <w:r>
-        <w:rPr>
-          <w:b/>
-        </w:rPr>
-        <w:t xml:space="preserve">System error 1327</w:t>
-      </w:r>
-      <w:r>
-        <w:t xml:space="preserve"> </w:t>
-      </w:r>
-      <w:r>
-        <w:t xml:space="preserve">Cause: account restriction (commonly blank/expired password or, in Entra</w:t>
-      </w:r>
-      <w:r>
-        <w:t xml:space="preserve"> </w:t>
-      </w:r>
-      <w:r>
-        <w:t xml:space="preserve">Kerberos, no cloud TGT). Check identity state before network state.</w:t>
-      </w:r>
-    </w:p>
-    <w:p>
-      <w:pPr>
-        <w:pStyle w:val="BodyText"/>
-      </w:pPr>
-      <w:r>
-        <w:rPr>
-          <w:b/>
-        </w:rPr>
-        <w:t xml:space="preserve">Access denied although</w:t>
-      </w:r>
-      <w:r>
-        <w:rPr>
-          <w:b/>
-        </w:rPr>
-        <w:t xml:space="preserve"> </w:t>
-      </w:r>
-      <w:r>
-        <w:rPr>
-          <w:rStyle w:val="VerbatimChar"/>
-          <w:b/>
-        </w:rPr>
-        <w:t xml:space="preserve">klist</w:t>
-      </w:r>
-      <w:r>
-        <w:rPr>
-          <w:b/>
-        </w:rPr>
-        <w:t xml:space="preserve"> </w:t>
-      </w:r>
-      <w:r>
-        <w:rPr>
-          <w:b/>
-        </w:rPr>
-        <w:t xml:space="preserve">shows a valid cifs ticket (System error 5)</w:t>
-      </w:r>
-      <w:r>
-        <w:t xml:space="preserve"> </w:t>
-      </w:r>
-      <w:r>
-        <w:t xml:space="preserve">Cause: authorization, not authentication — share-level RBAC</w:t>
-      </w:r>
-      <w:r>
-        <w:t xml:space="preserve"> </w:t>
-      </w:r>
-      <w:r>
-        <w:t xml:space="preserve">(DefaultSharePermission/role assignment) or NTFS ACL missing. Read the two</w:t>
-      </w:r>
-      <w:r>
-        <w:t xml:space="preserve"> </w:t>
-      </w:r>
-      <w:r>
-        <w:t xml:space="preserve">layers together with the effective-access matrix (see slide): the user gets the</w:t>
-      </w:r>
-      <w:r>
-        <w:t xml:space="preserve"> </w:t>
-      </w:r>
-      <w:r>
-        <w:rPr>
-          <w:b/>
-        </w:rPr>
-        <w:t xml:space="preserve">more restrictive</w:t>
-      </w:r>
-      <w:r>
-        <w:t xml:space="preserve"> </w:t>
-      </w:r>
-      <w:r>
-        <w:t xml:space="preserve">of RBAC and NTFS. Diagnose: which layer? Try with the</w:t>
-      </w:r>
-      <w:r>
-        <w:t xml:space="preserve"> </w:t>
-      </w:r>
-      <w:r>
-        <w:t xml:space="preserve">storage key (bypasses share-level RBAC), check role assignments,</w:t>
-      </w:r>
-      <w:r>
-        <w:t xml:space="preserve"> </w:t>
-      </w:r>
-      <w:r>
-        <w:rPr>
-          <w:rStyle w:val="VerbatimChar"/>
-        </w:rPr>
-        <w:t xml:space="preserve">icacls</w:t>
-      </w:r>
-      <w:r>
-        <w:t xml:space="preserve">. Fix:</w:t>
-      </w:r>
-      <w:r>
-        <w:t xml:space="preserve"> </w:t>
-      </w:r>
-      <w:r>
-        <w:t xml:space="preserve">assign share-level permission and/or NTFS rights.</w:t>
-      </w:r>
-    </w:p>
-    <w:p>
-      <w:pPr>
-        <w:pStyle w:val="BodyText"/>
-      </w:pPr>
-      <w:r>
-        <w:rPr>
-          <w:b/>
-        </w:rPr>
-        <w:t xml:space="preserve">System error 5 / "the user name or password is incorrect" — SMB cipher mismatch</w:t>
-      </w:r>
-      <w:r>
-        <w:t xml:space="preserve"> </w:t>
-      </w:r>
-      <w:r>
-        <w:rPr>
-          <w:i/>
-        </w:rPr>
-        <w:t xml:space="preserve">(Lab 3, from a real support case that took days to resolve.)</w:t>
-      </w:r>
-      <w:r>
-        <w:t xml:space="preserve"> </w:t>
-      </w:r>
-      <w:r>
-        <w:t xml:space="preserve">Cause: at SMB Negotiate the server picks the client's</w:t>
-      </w:r>
-      <w:r>
-        <w:t xml:space="preserve"> </w:t>
-      </w:r>
-      <w:r>
-        <w:rPr>
-          <w:b/>
-        </w:rPr>
-        <w:t xml:space="preserve">first</w:t>
-      </w:r>
-      <w:r>
-        <w:t xml:space="preserve"> </w:t>
-      </w:r>
-      <w:r>
-        <w:t xml:space="preserve">offered cipher and</w:t>
-      </w:r>
-      <w:r>
-        <w:t xml:space="preserve"> </w:t>
-      </w:r>
-      <w:r>
-        <w:t xml:space="preserve">returns</w:t>
-      </w:r>
-      <w:r>
-        <w:t xml:space="preserve"> </w:t>
-      </w:r>
-      <w:r>
-        <w:rPr>
-          <w:rStyle w:val="VerbatimChar"/>
-        </w:rPr>
-        <w:t xml:space="preserve">STATUS_SUCCESS</w:t>
-      </w:r>
-      <w:r>
-        <w:t xml:space="preserve">. It does</w:t>
-      </w:r>
-      <w:r>
-        <w:t xml:space="preserve"> </w:t>
-      </w:r>
-      <w:r>
-        <w:rPr>
-          <w:b/>
-        </w:rPr>
-        <w:t xml:space="preserve">not</w:t>
-      </w:r>
-      <w:r>
-        <w:t xml:space="preserve"> </w:t>
-      </w:r>
-      <w:r>
-        <w:t xml:space="preserve">filter that list against the storage</w:t>
-      </w:r>
-      <w:r>
-        <w:t xml:space="preserve"> </w:t>
-      </w:r>
-      <w:r>
-        <w:t xml:space="preserve">account's</w:t>
-      </w:r>
-      <w:r>
-        <w:t xml:space="preserve"> </w:t>
-      </w:r>
-      <w:r>
-        <w:rPr>
-          <w:rStyle w:val="VerbatimChar"/>
-        </w:rPr>
-        <w:t xml:space="preserve">channelEncryption</w:t>
-      </w:r>
-      <w:r>
-        <w:t xml:space="preserve"> </w:t>
-      </w:r>
-      <w:r>
-        <w:t xml:space="preserve">— that check happens one step later, at Session</w:t>
-      </w:r>
-      <w:r>
-        <w:t xml:space="preserve"> </w:t>
-      </w:r>
-      <w:r>
-        <w:t xml:space="preserve">Setup, which then returns</w:t>
-      </w:r>
-      <w:r>
-        <w:t xml:space="preserve"> </w:t>
-      </w:r>
-      <w:r>
-        <w:rPr>
-          <w:rStyle w:val="VerbatimChar"/>
-        </w:rPr>
-        <w:t xml:space="preserve">STATUS_ACCESS_DENIED</w:t>
-      </w:r>
-      <w:r>
-        <w:t xml:space="preserve"> </w:t>
-      </w:r>
-      <w:r>
-        <w:t xml:space="preserve">with a</w:t>
-      </w:r>
-      <w:r>
-        <w:t xml:space="preserve"> </w:t>
-      </w:r>
-      <w:r>
-        <w:rPr>
-          <w:b/>
-        </w:rPr>
-        <w:t xml:space="preserve">zero-length security</w:t>
-      </w:r>
-      <w:r>
-        <w:rPr>
-          <w:b/>
-        </w:rPr>
-        <w:t xml:space="preserve"> </w:t>
-      </w:r>
-      <w:r>
-        <w:rPr>
-          <w:b/>
-        </w:rPr>
-        <w:t xml:space="preserve">blob</w:t>
-      </w:r>
-      <w:r>
-        <w:t xml:space="preserve">. So the error</w:t>
-      </w:r>
-      <w:r>
-        <w:t xml:space="preserve"> </w:t>
-      </w:r>
-      <w:r>
-        <w:rPr>
-          <w:b/>
-        </w:rPr>
-        <w:t xml:space="preserve">accuses the identity</w:t>
-      </w:r>
-      <w:r>
-        <w:t xml:space="preserve"> </w:t>
-      </w:r>
-      <w:r>
-        <w:t xml:space="preserve">while the ticket was never opened.</w:t>
-      </w:r>
-      <w:r>
-        <w:t xml:space="preserve"> </w:t>
-      </w:r>
-      <w:r>
-        <w:t xml:space="preserve">In the real case, Kerberos was verified healthy (tickets issued, both SPNs</w:t>
-      </w:r>
-      <w:r>
-        <w:t xml:space="preserve"> </w:t>
-      </w:r>
-      <w:r>
-        <w:t xml:space="preserve">present) and the investigation still went RBAC → NTFS → NTLMv2 before the traces</w:t>
-      </w:r>
-      <w:r>
-        <w:t xml:space="preserve"> </w:t>
-      </w:r>
-      <w:r>
-        <w:t xml:space="preserve">pointed at cipher negotiation.</w:t>
-      </w:r>
-    </w:p>
-    <w:p>
-      <w:pPr>
-        <w:pStyle w:val="BodyText"/>
-      </w:pPr>
-      <w:r>
-        <w:t xml:space="preserve">Verified on the wire in this lab (Aug 2026), twice:</w:t>
-      </w:r>
-    </w:p>
-    <w:tbl>
-      <w:tblPr>
-        <w:tblStyle w:val="Table"/>
-        <w:tblW w:type="pct" w:w="0.0"/>
-        <w:tblLook w:firstRow="1"/>
-      </w:tblPr>
-      <w:tblGrid/>
-      <w:tr>
-        <w:trPr>
-          <w:cnfStyle w:firstRow="1"/>
-        </w:trPr>
-        <w:tc>
-          <w:tcPr>
-            <w:tcBorders>
-              <w:bottom w:val="single"/>
-            </w:tcBorders>
-            <w:vAlign w:val="bottom"/>
-          </w:tcPr>
-          <w:p>
-            <w:pPr>
-              <w:pStyle w:val="Compact"/>
-              <w:jc w:val="left"/>
-            </w:pPr>
-            <w:r>
-              <w:t xml:space="preserve">Client offers (in order)</w:t>
+              <w:t xml:space="preserve">Server chose</w:t>
             </w:r>
           </w:p>
         </w:tc>
@@ -2113,40 +2443,6 @@
               <w:jc w:val="left"/>
             </w:pPr>
             <w:r>
-              <w:t xml:space="preserve">Account allows</w:t>
-            </w:r>
-          </w:p>
-        </w:tc>
-        <w:tc>
-          <w:tcPr>
-            <w:tcBorders>
-              <w:bottom w:val="single"/>
-            </w:tcBorders>
-            <w:vAlign w:val="bottom"/>
-          </w:tcPr>
-          <w:p>
-            <w:pPr>
-              <w:pStyle w:val="Compact"/>
-              <w:jc w:val="left"/>
-            </w:pPr>
-            <w:r>
-              <w:t xml:space="preserve">Server chose</w:t>
-            </w:r>
-          </w:p>
-        </w:tc>
-        <w:tc>
-          <w:tcPr>
-            <w:tcBorders>
-              <w:bottom w:val="single"/>
-            </w:tcBorders>
-            <w:vAlign w:val="bottom"/>
-          </w:tcPr>
-          <w:p>
-            <w:pPr>
-              <w:pStyle w:val="Compact"/>
-              <w:jc w:val="left"/>
-            </w:pPr>
-            <w:r>
               <w:t xml:space="preserve">Result</w:t>
             </w:r>
           </w:p>
@@ -2250,7 +2546,7 @@
         <w:pStyle w:val="BodyText"/>
       </w:pPr>
       <w:r>
-        <w:t xml:space="preserve">The second run is the decisive one: the client's list held</w:t>
+        <w:t xml:space="preserve">The second run is the decisive one: the client’s list held</w:t>
       </w:r>
       <w:r>
         <w:t xml:space="preserve"> </w:t>
@@ -2358,7 +2654,7 @@
         <w:t xml:space="preserve"> </w:t>
       </w:r>
       <w:r>
-        <w:t xml:space="preserve">the server simply doesn't use it to choose the cipher.</w:t>
+        <w:t xml:space="preserve">the server simply doesn’t use it to choose the cipher.</w:t>
       </w:r>
     </w:p>
     <w:p>
@@ -2477,7 +2773,7 @@
         <w:t xml:space="preserve"> </w:t>
       </w:r>
       <w:r>
-        <w:t xml:space="preserve">doesn't use them — e.g. a share relying on</w:t>
+        <w:t xml:space="preserve">doesn’t use them — e.g. a share relying on</w:t>
       </w:r>
       <w:r>
         <w:t xml:space="preserve"> </w:t>
@@ -2751,7 +3047,7 @@
         <w:t xml:space="preserve"> </w:t>
       </w:r>
       <w:r>
-        <w:t xml:space="preserve">plain Contributor can't. A very common trap is stale cached credentials.</w:t>
+        <w:t xml:space="preserve">plain Contributor can’t. A very common trap is stale cached credentials.</w:t>
       </w:r>
       <w:r>
         <w:t xml:space="preserve"> </w:t>
@@ -2909,7 +3205,7 @@
         <w:t xml:space="preserve"> </w:t>
       </w:r>
       <w:r>
-        <w:t xml:space="preserve">process's token SID →</w:t>
+        <w:t xml:space="preserve">process’s token SID →</w:t>
       </w:r>
       <w:r>
         <w:t xml:space="preserve"> </w:t>
@@ -2930,7 +3226,7 @@
         <w:t xml:space="preserve"> </w:t>
       </w:r>
       <w:r>
-        <w:t xml:space="preserve">computer object. Fix: computer accounts aren't supported for AD auth unless the</w:t>
+        <w:t xml:space="preserve">computer object. Fix: computer accounts aren’t supported for AD auth unless the</w:t>
       </w:r>
       <w:r>
         <w:t xml:space="preserve"> </w:t>
@@ -2964,11 +3260,11 @@
       <w:pPr>
         <w:pStyle w:val="Heading2"/>
       </w:pPr>
-      <w:bookmarkStart w:id="33" w:name="session-2-faults"/>
+      <w:bookmarkStart w:id="32" w:name="session-2-faults"/>
       <w:r>
         <w:t xml:space="preserve">Session 2 faults</w:t>
       </w:r>
-      <w:bookmarkEnd w:id="33"/>
+      <w:bookmarkEnd w:id="32"/>
     </w:p>
     <w:p>
       <w:pPr>
@@ -3198,13 +3494,43 @@
         <w:t xml:space="preserve"> </w:t>
       </w:r>
       <w:r>
-        <w:t xml:space="preserve">or WS2025 clients — worth stating precisely, since "cloud-only never works"</w:t>
-      </w:r>
-      <w:r>
-        <w:t xml:space="preserve"> </w:t>
-      </w:r>
-      <w:r>
-        <w:t xml:space="preserve">is no longer true. Diagnose: user's "On-premises sync enabled" attribute +</w:t>
+        <w:t xml:space="preserve">or WS2025 clients — worth stating precisely, since</w:t>
+      </w:r>
+      <w:r>
+        <w:t xml:space="preserve"> </w:t>
+      </w:r>
+      <w:r>
+        <w:t xml:space="preserve">“</w:t>
+      </w:r>
+      <w:r>
+        <w:t xml:space="preserve">cloud-only never works</w:t>
+      </w:r>
+      <w:r>
+        <w:t xml:space="preserve">”</w:t>
+      </w:r>
+      <w:r>
+        <w:t xml:space="preserve"> </w:t>
+      </w:r>
+      <w:r>
+        <w:t xml:space="preserve">is no longer true. Diagnose: user’s</w:t>
+      </w:r>
+      <w:r>
+        <w:t xml:space="preserve"> </w:t>
+      </w:r>
+      <w:r>
+        <w:t xml:space="preserve">“</w:t>
+      </w:r>
+      <w:r>
+        <w:t xml:space="preserve">On-premises sync enabled</w:t>
+      </w:r>
+      <w:r>
+        <w:t xml:space="preserve">”</w:t>
+      </w:r>
+      <w:r>
+        <w:t xml:space="preserve"> </w:t>
+      </w:r>
+      <w:r>
+        <w:t xml:space="preserve">attribute +</w:t>
       </w:r>
       <w:r>
         <w:t xml:space="preserve"> </w:t>
@@ -3251,7 +3577,7 @@
         <w:t xml:space="preserve"> </w:t>
       </w:r>
       <w:r>
-        <w:t xml:space="preserve">tenants — it's why the lab asks for a dev tenant. Fix (Global Admin): grant an</w:t>
+        <w:t xml:space="preserve">tenants — it’s why the lab asks for a dev tenant. Fix (Global Admin): grant an</w:t>
       </w:r>
       <w:r>
         <w:t xml:space="preserve"> </w:t>
@@ -3284,18 +3610,48 @@
         <w:t xml:space="preserve">a6aa9161-5291-40bb-8c5c-923b567bee3b</w:t>
       </w:r>
       <w:r>
-        <w:t xml:space="preserve">) on the "Block password addition" and</w:t>
-      </w:r>
-      <w:r>
-        <w:t xml:space="preserve"> </w:t>
-      </w:r>
-      <w:r>
-        <w:t xml:space="preserve">"Restrict max password lifetime" settings at</w:t>
-      </w:r>
-      <w:r>
-        <w:t xml:space="preserve"> </w:t>
-      </w:r>
-      <w:hyperlink r:id="rId34">
+        <w:t xml:space="preserve">) on the</w:t>
+      </w:r>
+      <w:r>
+        <w:t xml:space="preserve"> </w:t>
+      </w:r>
+      <w:r>
+        <w:t xml:space="preserve">“</w:t>
+      </w:r>
+      <w:r>
+        <w:t xml:space="preserve">Block password addition</w:t>
+      </w:r>
+      <w:r>
+        <w:t xml:space="preserve">”</w:t>
+      </w:r>
+      <w:r>
+        <w:t xml:space="preserve"> </w:t>
+      </w:r>
+      <w:r>
+        <w:t xml:space="preserve">and</w:t>
+      </w:r>
+      <w:r>
+        <w:t xml:space="preserve"> </w:t>
+      </w:r>
+      <w:r>
+        <w:t xml:space="preserve">“</w:t>
+      </w:r>
+      <w:r>
+        <w:t xml:space="preserve">Restrict max password lifetime</w:t>
+      </w:r>
+      <w:r>
+        <w:t xml:space="preserve">”</w:t>
+      </w:r>
+      <w:r>
+        <w:t xml:space="preserve"> </w:t>
+      </w:r>
+      <w:r>
+        <w:t xml:space="preserve">settings at</w:t>
+      </w:r>
+      <w:r>
+        <w:t xml:space="preserve"> </w:t>
+      </w:r>
+      <w:hyperlink r:id="rId33">
         <w:r>
           <w:rPr>
             <w:rStyle w:val="Hyperlink"/>
@@ -3322,7 +3678,7 @@
         <w:t xml:space="preserve">setup.ps1</w:t>
       </w:r>
       <w:r>
-        <w:t xml:space="preserve">. If policy can't change, use a subscription whose tenant</w:t>
+        <w:t xml:space="preserve">. If policy can’t change, use a subscription whose tenant</w:t>
       </w:r>
       <w:r>
         <w:t xml:space="preserve"> </w:t>
@@ -3413,7 +3769,7 @@
         <w:rPr>
           <w:b/>
         </w:rPr>
-        <w:t xml:space="preserve">Network tracing here is different — Wireshark/netsh won't work</w:t>
+        <w:t xml:space="preserve">Network tracing here is different — Wireshark/netsh won’t work</w:t>
       </w:r>
       <w:r>
         <w:t xml:space="preserve"> </w:t>
@@ -3526,7 +3882,7 @@
         <w:t xml:space="preserve"> </w:t>
       </w:r>
       <w:r>
-        <w:t xml:space="preserve">Cause: client/DC clock difference beyond Kerberos' ~5 minute tolerance. The</w:t>
+        <w:t xml:space="preserve">Cause: client/DC clock difference beyond Kerberos’ ~5 minute tolerance. The</w:t>
       </w:r>
       <w:r>
         <w:t xml:space="preserve"> </w:t>
@@ -3679,11 +4035,11 @@
       <w:pPr>
         <w:pStyle w:val="Heading1"/>
       </w:pPr>
-      <w:bookmarkStart w:id="35" w:name="X3ea82d131a2958ba9cf294746650c81495a2113"/>
+      <w:bookmarkStart w:id="34" w:name="X3ea82d131a2958ba9cf294746650c81495a2113"/>
       <w:r>
         <w:t xml:space="preserve">Evidence-first diagnosis (the specialist habit)</w:t>
       </w:r>
-      <w:bookmarkEnd w:id="35"/>
+      <w:bookmarkEnd w:id="34"/>
     </w:p>
     <w:p>
       <w:pPr>
@@ -3767,7 +4123,7 @@
         <w:t xml:space="preserve"> </w:t>
       </w:r>
       <w:r>
-        <w:t xml:space="preserve">string can't:</w:t>
+        <w:t xml:space="preserve">string can’t:</w:t>
       </w:r>
     </w:p>
     <w:p>
@@ -3776,7 +4132,6 @@
           <w:ilvl w:val="0"/>
           <w:numId w:val="1001"/>
         </w:numPr>
-        <w:pStyle w:val="Compact"/>
       </w:pPr>
       <w:r>
         <w:rPr>
@@ -3794,7 +4149,145 @@
         <w:t xml:space="preserve"> </w:t>
       </w:r>
       <w:r>
-        <w:t xml:space="preserve">the trace). Success here eliminates SPN, etype and DC problems in one step.</w:t>
+        <w:t xml:space="preserve">the trace). Success here means the</w:t>
+      </w:r>
+      <w:r>
+        <w:t xml:space="preserve"> </w:t>
+      </w:r>
+      <w:r>
+        <w:rPr>
+          <w:b/>
+        </w:rPr>
+        <w:t xml:space="preserve">KDC did its part</w:t>
+      </w:r>
+      <w:r>
+        <w:t xml:space="preserve">: it found an account</w:t>
+      </w:r>
+      <w:r>
+        <w:t xml:space="preserve"> </w:t>
+      </w:r>
+      <w:r>
+        <w:t xml:space="preserve">for the SPN and encrypted a ticket with a mutually supported etype. It does</w:t>
+      </w:r>
+      <w:r>
+        <w:t xml:space="preserve"> </w:t>
+      </w:r>
+      <w:r>
+        <w:rPr>
+          <w:b/>
+        </w:rPr>
+        <w:t xml:space="preserve">not</w:t>
+      </w:r>
+      <w:r>
+        <w:t xml:space="preserve"> </w:t>
+      </w:r>
+      <w:r>
+        <w:t xml:space="preserve">mean authentication succeeded — the AP exchange and SMB Session Setup</w:t>
+      </w:r>
+      <w:r>
+        <w:t xml:space="preserve"> </w:t>
+      </w:r>
+      <w:r>
+        <w:t xml:space="preserve">are still ahead, and Lab 2 is precisely a successful 4769 followed by a</w:t>
+      </w:r>
+      <w:r>
+        <w:t xml:space="preserve"> </w:t>
+      </w:r>
+      <w:r>
+        <w:t xml:space="preserve">failed mount. Say</w:t>
+      </w:r>
+      <w:r>
+        <w:t xml:space="preserve"> </w:t>
+      </w:r>
+      <w:r>
+        <w:t xml:space="preserve">“</w:t>
+      </w:r>
+      <w:r>
+        <w:t xml:space="preserve">the KDC issued it</w:t>
+      </w:r>
+      <w:r>
+        <w:t xml:space="preserve">”</w:t>
+      </w:r>
+      <w:r>
+        <w:t xml:space="preserve">, never</w:t>
+      </w:r>
+      <w:r>
+        <w:t xml:space="preserve"> </w:t>
+      </w:r>
+      <w:r>
+        <w:t xml:space="preserve">“</w:t>
+      </w:r>
+      <w:r>
+        <w:t xml:space="preserve">authentication worked</w:t>
+      </w:r>
+      <w:r>
+        <w:t xml:space="preserve">”</w:t>
+      </w:r>
+      <w:r>
+        <w:t xml:space="preserve">.</w:t>
+      </w:r>
+    </w:p>
+    <w:p>
+      <w:pPr>
+        <w:numPr>
+          <w:ilvl w:val="0"/>
+          <w:numId w:val="1000"/>
+        </w:numPr>
+        <w:pStyle w:val="BlockText"/>
+      </w:pPr>
+      <w:r>
+        <w:t xml:space="preserve">And read a</w:t>
+      </w:r>
+      <w:r>
+        <w:t xml:space="preserve"> </w:t>
+      </w:r>
+      <w:r>
+        <w:rPr>
+          <w:i/>
+        </w:rPr>
+        <w:t xml:space="preserve">missing</w:t>
+      </w:r>
+      <w:r>
+        <w:t xml:space="preserve"> </w:t>
+      </w:r>
+      <w:r>
+        <w:t xml:space="preserve">4769 carefully. No event does not prove no request.</w:t>
+      </w:r>
+      <w:r>
+        <w:t xml:space="preserve"> </w:t>
+      </w:r>
+      <w:r>
+        <w:t xml:space="preserve">Check that Kerberos auditing is on, that the log hasn’t rolled, that you</w:t>
+      </w:r>
+      <w:r>
+        <w:t xml:space="preserve"> </w:t>
+      </w:r>
+      <w:r>
+        <w:t xml:space="preserve">are looking at</w:t>
+      </w:r>
+      <w:r>
+        <w:t xml:space="preserve"> </w:t>
+      </w:r>
+      <w:r>
+        <w:rPr>
+          <w:b/>
+        </w:rPr>
+        <w:t xml:space="preserve">the DC the client actually used</w:t>
+      </w:r>
+      <w:r>
+        <w:t xml:space="preserve">, and that the client</w:t>
+      </w:r>
+      <w:r>
+        <w:t xml:space="preserve"> </w:t>
+      </w:r>
+      <w:r>
+        <w:t xml:space="preserve">wasn’t simply serving the request from its own ticket cache (in which case</w:t>
+      </w:r>
+      <w:r>
+        <w:t xml:space="preserve"> </w:t>
+      </w:r>
+      <w:r>
+        <w:t xml:space="preserve">there is no TGS request to log at all).</w:t>
       </w:r>
     </w:p>
     <w:p>
@@ -3803,25 +4296,102 @@
           <w:ilvl w:val="0"/>
           <w:numId w:val="1001"/>
         </w:numPr>
-        <w:pStyle w:val="Compact"/>
-      </w:pPr>
-      <w:r>
-        <w:rPr>
-          <w:b/>
-        </w:rPr>
-        <w:t xml:space="preserve">What did the client actually ask for?</w:t>
-      </w:r>
-      <w:r>
-        <w:t xml:space="preserve"> </w:t>
-      </w:r>
-      <w:r>
-        <w:t xml:space="preserve">— 4769's Service Name shows the SPN</w:t>
-      </w:r>
-      <w:r>
-        <w:t xml:space="preserve"> </w:t>
-      </w:r>
-      <w:r>
-        <w:t xml:space="preserve">string as requested, which exposes CNAME/suffix and typo problems.</w:t>
+      </w:pPr>
+      <w:r>
+        <w:rPr>
+          <w:b/>
+        </w:rPr>
+        <w:t xml:space="preserve">Which account did the KDC match?</w:t>
+      </w:r>
+      <w:r>
+        <w:t xml:space="preserve"> </w:t>
+      </w:r>
+      <w:r>
+        <w:t xml:space="preserve">— 4769’s</w:t>
+      </w:r>
+      <w:r>
+        <w:t xml:space="preserve"> </w:t>
+      </w:r>
+      <w:r>
+        <w:rPr>
+          <w:b/>
+        </w:rPr>
+        <w:t xml:space="preserve">Service Name</w:t>
+      </w:r>
+      <w:r>
+        <w:t xml:space="preserve"> </w:t>
+      </w:r>
+      <w:r>
+        <w:t xml:space="preserve">is the</w:t>
+      </w:r>
+      <w:r>
+        <w:t xml:space="preserve"> </w:t>
+      </w:r>
+      <w:r>
+        <w:rPr>
+          <w:i/>
+        </w:rPr>
+        <w:t xml:space="preserve">account</w:t>
+      </w:r>
+      <w:r>
+        <w:rPr>
+          <w:i/>
+        </w:rPr>
+        <w:t xml:space="preserve"> </w:t>
+      </w:r>
+      <w:r>
+        <w:rPr>
+          <w:i/>
+        </w:rPr>
+        <w:t xml:space="preserve">or computer object</w:t>
+      </w:r>
+      <w:r>
+        <w:t xml:space="preserve"> </w:t>
+      </w:r>
+      <w:r>
+        <w:t xml:space="preserve">the ticket was requested for (</w:t>
+      </w:r>
+      <w:r>
+        <w:rPr>
+          <w:rStyle w:val="VerbatimChar"/>
+        </w:rPr>
+        <w:t xml:space="preserve">&lt;sa&gt;$</w:t>
+      </w:r>
+      <w:r>
+        <w:t xml:space="preserve">), not the SPN string</w:t>
+      </w:r>
+      <w:r>
+        <w:t xml:space="preserve"> </w:t>
+      </w:r>
+      <w:r>
+        <w:t xml:space="preserve">the client typed. That is exactly what makes it decisive for duplicate-SPN</w:t>
+      </w:r>
+      <w:r>
+        <w:t xml:space="preserve"> </w:t>
+      </w:r>
+      <w:r>
+        <w:t xml:space="preserve">hunts. To see the requested SPN, read the client side:</w:t>
+      </w:r>
+      <w:r>
+        <w:t xml:space="preserve"> </w:t>
+      </w:r>
+      <w:r>
+        <w:rPr>
+          <w:rStyle w:val="VerbatimChar"/>
+        </w:rPr>
+        <w:t xml:space="preserve">klist get &lt;spn&gt;</w:t>
+      </w:r>
+      <w:r>
+        <w:t xml:space="preserve"> </w:t>
+      </w:r>
+      <w:r>
+        <w:t xml:space="preserve">or</w:t>
+      </w:r>
+      <w:r>
+        <w:t xml:space="preserve"> </w:t>
+      </w:r>
+      <w:r>
+        <w:t xml:space="preserve">the TGS-REQ in the trace.</w:t>
       </w:r>
     </w:p>
     <w:p>
@@ -3830,7 +4400,6 @@
           <w:ilvl w:val="0"/>
           <w:numId w:val="1001"/>
         </w:numPr>
-        <w:pStyle w:val="Compact"/>
       </w:pPr>
       <w:r>
         <w:rPr>
@@ -3877,212 +4446,212 @@
         <w:t xml:space="preserve"> </w:t>
       </w:r>
       <w:r>
-        <w:t xml:space="preserve">SessionSetup fails with KRB_AP_ERR_MODIFIED — proof that only the service's key</w:t>
-      </w:r>
-      <w:r>
-        <w:t xml:space="preserve"> </w:t>
-      </w:r>
-      <w:r>
-        <w:t xml:space="preserve">is wrong. Show this on screen; it's the moment the session earns its level.</w:t>
+        <w:t xml:space="preserve">SessionSetup fails with KRB_AP_ERR_MODIFIED — proof that only the service’s key</w:t>
+      </w:r>
+      <w:r>
+        <w:t xml:space="preserve"> </w:t>
+      </w:r>
+      <w:r>
+        <w:t xml:space="preserve">is wrong. Show this on screen; it’s the moment the session earns its level.</w:t>
       </w:r>
     </w:p>
     <w:p>
       <w:pPr>
         <w:pStyle w:val="Heading1"/>
       </w:pPr>
-      <w:bookmarkStart w:id="36" w:name="troubleshooting-toolkit-both-sessions"/>
+      <w:bookmarkStart w:id="35" w:name="troubleshooting-toolkit-both-sessions"/>
       <w:r>
         <w:t xml:space="preserve">Troubleshooting toolkit (both sessions)</w:t>
       </w:r>
+      <w:bookmarkEnd w:id="35"/>
+    </w:p>
+    <w:p>
+      <w:pPr>
+        <w:pStyle w:val="SourceCode"/>
+      </w:pPr>
+      <w:r>
+        <w:rPr>
+          <w:rStyle w:val="VerbatimChar"/>
+        </w:rPr>
+        <w:t xml:space="preserve">C:\LabTools\Get-KerberosEvidence.ps1 -StorageAccount &lt;sa&gt;   # one-shot evidence capture</w:t>
+      </w:r>
+      <w:r>
+        <w:br/>
+      </w:r>
+      <w:r>
+        <w:rPr>
+          <w:rStyle w:val="VerbatimChar"/>
+        </w:rPr>
+        <w:t xml:space="preserve">Get-WinEvent -FilterHashtable @{LogName='Security'; Id=4769} -MaxEvents 5   # KDC record (DC)</w:t>
+      </w:r>
+      <w:r>
+        <w:br/>
+      </w:r>
+      <w:r>
+        <w:rPr>
+          <w:rStyle w:val="VerbatimChar"/>
+        </w:rPr>
+        <w:t xml:space="preserve">setspn -X                             # duplicate SPNs (DC)</w:t>
+      </w:r>
+      <w:r>
+        <w:br/>
+      </w:r>
+      <w:r>
+        <w:rPr>
+          <w:rStyle w:val="VerbatimChar"/>
+        </w:rPr>
+        <w:t xml:space="preserve">w32tm /stripchart /computer:&lt;dc&gt;      # clock skew</w:t>
+      </w:r>
+      <w:r>
+        <w:br/>
+      </w:r>
+      <w:r>
+        <w:rPr>
+          <w:rStyle w:val="VerbatimChar"/>
+        </w:rPr>
+        <w:t xml:space="preserve">Wireshark filter:  kerberos || smb2</w:t>
+      </w:r>
+      <w:r>
+        <w:br/>
+      </w:r>
+      <w:r>
+        <w:rPr>
+          <w:rStyle w:val="VerbatimChar"/>
+        </w:rPr>
+        <w:t xml:space="preserve">klist / klist purge / klist get cifs/&lt;sa&gt;.file.core.windows.net</w:t>
+      </w:r>
+      <w:r>
+        <w:br/>
+      </w:r>
+      <w:r>
+        <w:rPr>
+          <w:rStyle w:val="VerbatimChar"/>
+        </w:rPr>
+        <w:t xml:space="preserve">klist -li 0x3e7                       # the SYSTEM session's tickets</w:t>
+      </w:r>
+      <w:r>
+        <w:br/>
+      </w:r>
+      <w:r>
+        <w:rPr>
+          <w:rStyle w:val="VerbatimChar"/>
+        </w:rPr>
+        <w:t xml:space="preserve">klist cloud_debug                     # Entra Kerberos: cloud TGT state</w:t>
+      </w:r>
+      <w:r>
+        <w:br/>
+      </w:r>
+      <w:r>
+        <w:rPr>
+          <w:rStyle w:val="VerbatimChar"/>
+        </w:rPr>
+        <w:t xml:space="preserve">Get-AzStorageKerberosTicketStatus     # ticket etype + "Azure Files Health Status"</w:t>
+      </w:r>
+      <w:r>
+        <w:br/>
+      </w:r>
+      <w:r>
+        <w:rPr>
+          <w:rStyle w:val="VerbatimChar"/>
+        </w:rPr>
+        <w:t xml:space="preserve">dsregcmd /status ; dsregcmd /refreshprt</w:t>
+      </w:r>
+      <w:r>
+        <w:br/>
+      </w:r>
+      <w:r>
+        <w:rPr>
+          <w:rStyle w:val="VerbatimChar"/>
+        </w:rPr>
+        <w:t xml:space="preserve">Test-NetConnection &lt;sa&gt;.file.core.windows.net -Port 445</w:t>
+      </w:r>
+      <w:r>
+        <w:br/>
+      </w:r>
+      <w:r>
+        <w:rPr>
+          <w:rStyle w:val="VerbatimChar"/>
+        </w:rPr>
+        <w:t xml:space="preserve">Get-SmbClientConfiguration | select EncryptionCiphers   # SMB cipher order</w:t>
+      </w:r>
+      <w:r>
+        <w:br/>
+      </w:r>
+      <w:r>
+        <w:rPr>
+          <w:rStyle w:val="VerbatimChar"/>
+        </w:rPr>
+        <w:t xml:space="preserve">Test-AzStorageAccountADObjectPasswordIsKerbKey ...       # is the AD pw = a kerb key?</w:t>
+      </w:r>
+      <w:r>
+        <w:br/>
+      </w:r>
+      <w:r>
+        <w:rPr>
+          <w:rStyle w:val="VerbatimChar"/>
+        </w:rPr>
+        <w:t xml:space="preserve">Debug-AzStorageAccountAuth -StorageAccountName &lt;sa&gt; -ResourceGroupName &lt;rg&gt; -Verbose   # AzFilesHybrid</w:t>
+      </w:r>
+      <w:r>
+        <w:br/>
+      </w:r>
+      <w:r>
+        <w:rPr>
+          <w:rStyle w:val="VerbatimChar"/>
+        </w:rPr>
+        <w:t xml:space="preserve">  # sub-checks: -Filter CheckSidHasAadUser,CheckUserRbacAssignment  (or CheckUserFileAccess -FilePath X:\f)</w:t>
+      </w:r>
+      <w:r>
+        <w:br/>
+      </w:r>
+      <w:r>
+        <w:rPr>
+          <w:rStyle w:val="VerbatimChar"/>
+        </w:rPr>
+        <w:t xml:space="preserve">AzFileDiagnostics.ps1                 # guided checks incl. mount attempt</w:t>
+      </w:r>
+      <w:r>
+        <w:br/>
+      </w:r>
+      <w:r>
+        <w:rPr>
+          <w:rStyle w:val="VerbatimChar"/>
+        </w:rPr>
+        <w:t xml:space="preserve">netsh trace start capture=yes tracefile=c:\trace.etl  →  repro  →  netsh trace stop   # AD DS only; + etl2pcapng</w:t>
+      </w:r>
+      <w:r>
+        <w:br/>
+      </w:r>
+      <w:r>
+        <w:rPr>
+          <w:rStyle w:val="VerbatimChar"/>
+        </w:rPr>
+        <w:t xml:space="preserve">Fiddler + Kerberos.NET extension      # Entra Kerberos (KDC Proxy over HTTPS)</w:t>
+      </w:r>
+    </w:p>
+    <w:p>
+      <w:pPr>
+        <w:pStyle w:val="FirstParagraph"/>
+      </w:pPr>
+      <w:r>
+        <w:t xml:space="preserve">Event logs worth showing once: Microsoft-Windows-SMBClient/Operational &amp;</w:t>
+      </w:r>
+      <w:r>
+        <w:t xml:space="preserve"> </w:t>
+      </w:r>
+      <w:r>
+        <w:t xml:space="preserve">Connectivity, Microsoft-Windows-Kerberos/Operational.</w:t>
+      </w:r>
+    </w:p>
+    <w:p>
+      <w:pPr>
+        <w:pStyle w:val="Heading1"/>
+      </w:pPr>
+      <w:bookmarkStart w:id="36" w:name="references"/>
+      <w:r>
+        <w:t xml:space="preserve">References</w:t>
+      </w:r>
       <w:bookmarkEnd w:id="36"/>
-    </w:p>
-    <w:p>
-      <w:pPr>
-        <w:pStyle w:val="SourceCode"/>
-      </w:pPr>
-      <w:r>
-        <w:rPr>
-          <w:rStyle w:val="VerbatimChar"/>
-        </w:rPr>
-        <w:t xml:space="preserve">C:\LabTools\Get-KerberosEvidence.ps1 -StorageAccount &lt;sa&gt;   # one-shot evidence capture</w:t>
-      </w:r>
-      <w:r>
-        <w:br/>
-      </w:r>
-      <w:r>
-        <w:rPr>
-          <w:rStyle w:val="VerbatimChar"/>
-        </w:rPr>
-        <w:t xml:space="preserve">Get-WinEvent -FilterHashtable @{LogName='Security'; Id=4769} -MaxEvents 5   # KDC record (DC)</w:t>
-      </w:r>
-      <w:r>
-        <w:br/>
-      </w:r>
-      <w:r>
-        <w:rPr>
-          <w:rStyle w:val="VerbatimChar"/>
-        </w:rPr>
-        <w:t xml:space="preserve">setspn -X                             # duplicate SPNs (DC)</w:t>
-      </w:r>
-      <w:r>
-        <w:br/>
-      </w:r>
-      <w:r>
-        <w:rPr>
-          <w:rStyle w:val="VerbatimChar"/>
-        </w:rPr>
-        <w:t xml:space="preserve">w32tm /stripchart /computer:&lt;dc&gt;      # clock skew</w:t>
-      </w:r>
-      <w:r>
-        <w:br/>
-      </w:r>
-      <w:r>
-        <w:rPr>
-          <w:rStyle w:val="VerbatimChar"/>
-        </w:rPr>
-        <w:t xml:space="preserve">Wireshark filter:  kerberos || smb2</w:t>
-      </w:r>
-      <w:r>
-        <w:br/>
-      </w:r>
-      <w:r>
-        <w:rPr>
-          <w:rStyle w:val="VerbatimChar"/>
-        </w:rPr>
-        <w:t xml:space="preserve">klist / klist purge / klist get cifs/&lt;sa&gt;.file.core.windows.net</w:t>
-      </w:r>
-      <w:r>
-        <w:br/>
-      </w:r>
-      <w:r>
-        <w:rPr>
-          <w:rStyle w:val="VerbatimChar"/>
-        </w:rPr>
-        <w:t xml:space="preserve">klist -li 0x3e7                       # the SYSTEM session's tickets</w:t>
-      </w:r>
-      <w:r>
-        <w:br/>
-      </w:r>
-      <w:r>
-        <w:rPr>
-          <w:rStyle w:val="VerbatimChar"/>
-        </w:rPr>
-        <w:t xml:space="preserve">klist cloud_debug                     # Entra Kerberos: cloud TGT state</w:t>
-      </w:r>
-      <w:r>
-        <w:br/>
-      </w:r>
-      <w:r>
-        <w:rPr>
-          <w:rStyle w:val="VerbatimChar"/>
-        </w:rPr>
-        <w:t xml:space="preserve">Get-AzStorageKerberosTicketStatus     # ticket etype + "Azure Files Health Status"</w:t>
-      </w:r>
-      <w:r>
-        <w:br/>
-      </w:r>
-      <w:r>
-        <w:rPr>
-          <w:rStyle w:val="VerbatimChar"/>
-        </w:rPr>
-        <w:t xml:space="preserve">dsregcmd /status ; dsregcmd /refreshprt</w:t>
-      </w:r>
-      <w:r>
-        <w:br/>
-      </w:r>
-      <w:r>
-        <w:rPr>
-          <w:rStyle w:val="VerbatimChar"/>
-        </w:rPr>
-        <w:t xml:space="preserve">Test-NetConnection &lt;sa&gt;.file.core.windows.net -Port 445</w:t>
-      </w:r>
-      <w:r>
-        <w:br/>
-      </w:r>
-      <w:r>
-        <w:rPr>
-          <w:rStyle w:val="VerbatimChar"/>
-        </w:rPr>
-        <w:t xml:space="preserve">Get-SmbClientConfiguration | select EncryptionCiphers   # SMB cipher order</w:t>
-      </w:r>
-      <w:r>
-        <w:br/>
-      </w:r>
-      <w:r>
-        <w:rPr>
-          <w:rStyle w:val="VerbatimChar"/>
-        </w:rPr>
-        <w:t xml:space="preserve">Test-AzStorageAccountADObjectPasswordIsKerbKey ...       # is the AD pw = a kerb key?</w:t>
-      </w:r>
-      <w:r>
-        <w:br/>
-      </w:r>
-      <w:r>
-        <w:rPr>
-          <w:rStyle w:val="VerbatimChar"/>
-        </w:rPr>
-        <w:t xml:space="preserve">Debug-AzStorageAccountAuth -StorageAccountName &lt;sa&gt; -ResourceGroupName &lt;rg&gt; -Verbose   # AzFilesHybrid</w:t>
-      </w:r>
-      <w:r>
-        <w:br/>
-      </w:r>
-      <w:r>
-        <w:rPr>
-          <w:rStyle w:val="VerbatimChar"/>
-        </w:rPr>
-        <w:t xml:space="preserve">  # sub-checks: -Filter CheckSidHasAadUser,CheckUserRbacAssignment  (or CheckUserFileAccess -FilePath X:\f)</w:t>
-      </w:r>
-      <w:r>
-        <w:br/>
-      </w:r>
-      <w:r>
-        <w:rPr>
-          <w:rStyle w:val="VerbatimChar"/>
-        </w:rPr>
-        <w:t xml:space="preserve">AzFileDiagnostics.ps1                 # guided checks incl. mount attempt</w:t>
-      </w:r>
-      <w:r>
-        <w:br/>
-      </w:r>
-      <w:r>
-        <w:rPr>
-          <w:rStyle w:val="VerbatimChar"/>
-        </w:rPr>
-        <w:t xml:space="preserve">netsh trace start capture=yes tracefile=c:\trace.etl  →  repro  →  netsh trace stop   # AD DS only; + etl2pcapng</w:t>
-      </w:r>
-      <w:r>
-        <w:br/>
-      </w:r>
-      <w:r>
-        <w:rPr>
-          <w:rStyle w:val="VerbatimChar"/>
-        </w:rPr>
-        <w:t xml:space="preserve">Fiddler + Kerberos.NET extension      # Entra Kerberos (KDC Proxy over HTTPS)</w:t>
-      </w:r>
-    </w:p>
-    <w:p>
-      <w:pPr>
-        <w:pStyle w:val="FirstParagraph"/>
-      </w:pPr>
-      <w:r>
-        <w:t xml:space="preserve">Event logs worth showing once: Microsoft-Windows-SMBClient/Operational &amp;</w:t>
-      </w:r>
-      <w:r>
-        <w:t xml:space="preserve"> </w:t>
-      </w:r>
-      <w:r>
-        <w:t xml:space="preserve">Connectivity, Microsoft-Windows-Kerberos/Operational.</w:t>
-      </w:r>
-    </w:p>
-    <w:p>
-      <w:pPr>
-        <w:pStyle w:val="Heading1"/>
-      </w:pPr>
-      <w:bookmarkStart w:id="37" w:name="references"/>
-      <w:r>
-        <w:t xml:space="preserve">References</w:t>
-      </w:r>
-      <w:bookmarkEnd w:id="37"/>
     </w:p>
     <w:p>
       <w:pPr>
@@ -4255,7 +4824,7 @@
       </w:pPr>
     </w:lvl>
   </w:abstractNum>
-  <w:abstractNum w:abstractNumId="99211">
+  <w:abstractNum w:abstractNumId="99411">
     <w:nsid w:val="ea454b4c"/>
     <w:multiLevelType w:val="multilevel"/>
     <w:lvl w:ilvl="0">
@@ -4272,7 +4841,7 @@
     </w:lvl>
     <w:lvl w:ilvl="1">
       <w:start w:val="1"/>
-      <w:numFmt w:val="lowerLetter"/>
+      <w:numFmt w:val="decimal"/>
       <w:lvlText w:val="%2."/>
       <w:lvlJc w:val="left"/>
       <w:pPr>
@@ -4284,7 +4853,7 @@
     </w:lvl>
     <w:lvl w:ilvl="2">
       <w:start w:val="1"/>
-      <w:numFmt w:val="lowerRoman"/>
+      <w:numFmt w:val="decimal"/>
       <w:lvlText w:val="%3."/>
       <w:lvlJc w:val="left"/>
       <w:pPr>
@@ -4308,7 +4877,7 @@
     </w:lvl>
     <w:lvl w:ilvl="4">
       <w:start w:val="1"/>
-      <w:numFmt w:val="lowerLetter"/>
+      <w:numFmt w:val="decimal"/>
       <w:lvlText w:val="%5."/>
       <w:lvlJc w:val="left"/>
       <w:pPr>
@@ -4320,7 +4889,7 @@
     </w:lvl>
     <w:lvl w:ilvl="5">
       <w:start w:val="1"/>
-      <w:numFmt w:val="lowerRoman"/>
+      <w:numFmt w:val="decimal"/>
       <w:lvlText w:val="%6."/>
       <w:lvlJc w:val="left"/>
       <w:pPr>
@@ -4344,7 +4913,7 @@
     </w:lvl>
     <w:lvl w:ilvl="7">
       <w:start w:val="1"/>
-      <w:numFmt w:val="lowerLetter"/>
+      <w:numFmt w:val="decimal"/>
       <w:lvlText w:val="%8."/>
       <w:lvlJc w:val="left"/>
       <w:pPr>
@@ -4356,7 +4925,7 @@
     </w:lvl>
     <w:lvl w:ilvl="8">
       <w:start w:val="1"/>
-      <w:numFmt w:val="lowerRoman"/>
+      <w:numFmt w:val="decimal"/>
       <w:lvlText w:val="%9."/>
       <w:lvlJc w:val="left"/>
       <w:pPr>
@@ -4371,7 +4940,7 @@
     <w:abstractNumId w:val="990"/>
   </w:num>
   <w:num w:numId="1001">
-    <w:abstractNumId w:val="99211"/>
+    <w:abstractNumId w:val="99411"/>
     <w:lvlOverride w:ilvl="0">
       <w:startOverride w:val="1"/>
     </w:lvlOverride>
